--- a/labs/lab8/report/report.docx
+++ b/labs/lab8/report/report.docx
@@ -31,7 +31,7 @@
         <w:t xml:space="preserve"> </w:t>
       </w:r>
       <w:r>
-        <w:t xml:space="preserve">7</w:t>
+        <w:t xml:space="preserve">8</w:t>
       </w:r>
     </w:p>
     <w:p>
@@ -69,7 +69,7 @@
         <w:t xml:space="preserve"> </w:t>
       </w:r>
       <w:r>
-        <w:t xml:space="preserve">DHCP</w:t>
+        <w:t xml:space="preserve">маршрутизации</w:t>
       </w:r>
     </w:p>
     <w:p>
@@ -135,11 +135,11 @@
         <w:pStyle w:val="FirstParagraph"/>
       </w:pPr>
       <w:r>
-        <w:t xml:space="preserve">Получение навыков настройки службы DHCP на сетевом оборудовании для распределения адресов IPv4 и IPv6.</w:t>
+        <w:t xml:space="preserve">Изучение принципов маршрутизации в IPv4- и IPv6-сетях и принципов настройки сетевого оборудования.</w:t>
       </w:r>
     </w:p>
     <w:bookmarkEnd w:id="20"/>
-    <w:bookmarkStart w:id="104" w:name="выполнение-работы"/>
+    <w:bookmarkStart w:id="128" w:name="выполнение-работы"/>
     <w:p>
       <w:pPr>
         <w:pStyle w:val="Heading1"/>
@@ -157,7 +157,7 @@
         <w:t xml:space="preserve">Выполнение работы</w:t>
       </w:r>
     </w:p>
-    <w:bookmarkStart w:id="53" w:name="Xe0ffd1ffa66205383884f9ac5e87d0a657bff76"/>
+    <w:bookmarkStart w:id="25" w:name="X65895291781d11c77f6360cff3c361f85385e64"/>
     <w:p>
       <w:pPr>
         <w:pStyle w:val="Heading2"/>
@@ -172,7 +172,7 @@
         <w:tab/>
       </w:r>
       <w:r>
-        <w:t xml:space="preserve">Настройка DHCP-сервера на маршрутизаторе VyOS и анализ обмена DHCP-сообщениями</w:t>
+        <w:t xml:space="preserve">Моделирование сети с маршрутизаторами VyOS в GNS3</w:t>
       </w:r>
     </w:p>
     <w:p>
@@ -183,7 +183,7 @@
         </w:numPr>
       </w:pPr>
       <w:r>
-        <w:t xml:space="preserve">Запущены GNS3 VM и среда GNS3, создан новый проект для моделирования сети.</w:t>
+        <w:t xml:space="preserve">Создан новый проект в среде GNS3.</w:t>
       </w:r>
     </w:p>
     <w:p>
@@ -194,7 +194,7 @@
         </w:numPr>
       </w:pPr>
       <w:r>
-        <w:t xml:space="preserve">В рабочей области размещены и соединены устройства в соответствии с заданной топологией: коммутатор, маршрутизатор VyOS и оконечный узел VPCS. Топология включает соединение хоста PC1 с коммутатором chileshe-sw-01 и маршрутизатором chileshe-gw-01.</w:t>
+        <w:t xml:space="preserve">В рабочем пространстве размещены и соединены устройства согласно заданной топологии: три маршрутизатора VyOS, два коммутатора Ethernet и два оконечных узла VPCS.</w:t>
       </w:r>
     </w:p>
     <w:p>
@@ -209,9 +209,9 @@
       <w:r>
         <w:drawing>
           <wp:inline>
-            <wp:extent cx="3407343" cy="3099334"/>
+            <wp:extent cx="5334000" cy="3548713"/>
             <wp:effectExtent b="0" l="0" r="0" t="0"/>
-            <wp:docPr descr="Рис. 1: Топология сети с маршрутизатором VyOS и клиентом VPCS" title="" id="22" name="Picture"/>
+            <wp:docPr descr="Рис. 1: Топология сети с тремя маршрутизаторами" title="" id="22" name="Picture"/>
             <a:graphic>
               <a:graphicData uri="http://schemas.openxmlformats.org/drawingml/2006/picture">
                 <pic:pic>
@@ -230,7 +230,7 @@
                   <pic:spPr bwMode="auto">
                     <a:xfrm>
                       <a:off x="0" y="0"/>
-                      <a:ext cx="3407343" cy="3099334"/>
+                      <a:ext cx="5334000" cy="3548713"/>
                     </a:xfrm>
                     <a:prstGeom prst="rect">
                       <a:avLst/>
@@ -259,7 +259,7 @@
         <w:pStyle w:val="ImageCaption"/>
       </w:pPr>
       <w:r>
-        <w:t xml:space="preserve">Рис. 1: Топология сети с маршрутизатором VyOS и клиентом VPCS</w:t>
+        <w:t xml:space="preserve">Рис. 1: Топология сети с тремя маршрутизаторами</w:t>
       </w:r>
     </w:p>
     <w:p>
@@ -270,7 +270,49 @@
         </w:numPr>
       </w:pPr>
       <w:r>
-        <w:t xml:space="preserve">Выполнено переименование устройств согласно требованиям задания: оконечный узел — PC1-chileshe, коммутатор — chileshe-sw-01, маршрутизатор — chileshe-gw-01.</w:t>
+        <w:t xml:space="preserve">Выполнено переименование устройств в соответствии с требованиями:</w:t>
+      </w:r>
+    </w:p>
+    <w:p>
+      <w:pPr>
+        <w:numPr>
+          <w:ilvl w:val="1"/>
+          <w:numId w:val="1002"/>
+        </w:numPr>
+        <w:pStyle w:val="Compact"/>
+      </w:pPr>
+      <w:r>
+        <w:t xml:space="preserve">маршрутизаторы: msk-chileshe-gw-01, msk-chileshe-gw-02, msk-chileshe-gw-03;</w:t>
+      </w:r>
+      <w:r>
+        <w:br/>
+      </w:r>
+    </w:p>
+    <w:p>
+      <w:pPr>
+        <w:numPr>
+          <w:ilvl w:val="1"/>
+          <w:numId w:val="1002"/>
+        </w:numPr>
+        <w:pStyle w:val="Compact"/>
+      </w:pPr>
+      <w:r>
+        <w:t xml:space="preserve">коммутаторы: msk-chileshe-sw-01, msk-chileshe-sw-02;</w:t>
+      </w:r>
+      <w:r>
+        <w:br/>
+      </w:r>
+    </w:p>
+    <w:p>
+      <w:pPr>
+        <w:numPr>
+          <w:ilvl w:val="1"/>
+          <w:numId w:val="1002"/>
+        </w:numPr>
+        <w:pStyle w:val="Compact"/>
+      </w:pPr>
+      <w:r>
+        <w:t xml:space="preserve">оконечные устройства: PC1-chileshe, PC2-chileshe.</w:t>
       </w:r>
     </w:p>
     <w:p>
@@ -281,18 +323,37 @@
         </w:numPr>
       </w:pPr>
       <w:r>
-        <w:t xml:space="preserve">На соединении между коммутатором chileshe-sw-01 и маршрутизатором chileshe-gw-01 включён захват трафика для последующего анализа DHCP-сообщений.</w:t>
+        <w:t xml:space="preserve">На соединении между маршрутизаторами msk-chileshe-gw-01 и msk-chileshe-gw-03 подключён анализатор трафика для последующего контроля обмена данными.</w:t>
+      </w:r>
+    </w:p>
+    <w:bookmarkEnd w:id="25"/>
+    <w:bookmarkStart w:id="34" w:name="X6c1aea302a0210b9eab9793c2fb86e482a69dd9"/>
+    <w:p>
+      <w:pPr>
+        <w:pStyle w:val="Heading2"/>
+      </w:pPr>
+      <w:r>
+        <w:rPr>
+          <w:rStyle w:val="SectionNumber"/>
+        </w:rPr>
+        <w:t xml:space="preserve">2.2</w:t>
+      </w:r>
+      <w:r>
+        <w:tab/>
+      </w:r>
+      <w:r>
+        <w:t xml:space="preserve">Настройка IPv6-адресации на оконечных устройствах</w:t>
       </w:r>
     </w:p>
     <w:p>
       <w:pPr>
         <w:numPr>
           <w:ilvl w:val="0"/>
-          <w:numId w:val="1001"/>
+          <w:numId w:val="1003"/>
         </w:numPr>
       </w:pPr>
       <w:r>
-        <w:t xml:space="preserve">На маршрутизаторе VyOS выполнен вход в систему, осуществлён переход в режим конфигурирования. Изменено имя устройства и доменное имя, создан новый пользователь chileshe с паролем, после чего удалён пользователь vyos, заданный по умолчанию. Также отключено получение адреса по DHCP на интерфейсе eth0. Конфигурация применена и сохранена.</w:t>
+        <w:t xml:space="preserve">На узле PC1-chileshe в терминале VPCS выполнена настройка IPv6-адреса 1000::a/64. Конфигурация сохранена и проверена командой отображения параметров IPv6.</w:t>
       </w:r>
     </w:p>
     <w:p>
@@ -303,24 +364,24 @@
         </w:numPr>
         <w:pStyle w:val="CaptionedFigure"/>
       </w:pPr>
-      <w:bookmarkStart w:id="28" w:name="fig:002"/>
+      <w:bookmarkStart w:id="29" w:name="fig:002"/>
       <w:r>
         <w:drawing>
           <wp:inline>
-            <wp:extent cx="5334000" cy="3427276"/>
+            <wp:extent cx="5334000" cy="5352424"/>
             <wp:effectExtent b="0" l="0" r="0" t="0"/>
-            <wp:docPr descr="Рис. 2: Начальная настройка системы VyOS и создание пользователя" title="" id="26" name="Picture"/>
+            <wp:docPr descr="Рис. 2: Настройка IPv6 на PC1" title="" id="27" name="Picture"/>
             <a:graphic>
               <a:graphicData uri="http://schemas.openxmlformats.org/drawingml/2006/picture">
                 <pic:pic>
                   <pic:nvPicPr>
-                    <pic:cNvPr descr="02.png" id="27" name="Picture"/>
+                    <pic:cNvPr descr="02.png" id="28" name="Picture"/>
                     <pic:cNvPicPr>
                       <a:picLocks noChangeArrowheads="1" noChangeAspect="1"/>
                     </pic:cNvPicPr>
                   </pic:nvPicPr>
                   <pic:blipFill>
-                    <a:blip r:embed="rId25"/>
+                    <a:blip r:embed="rId26"/>
                     <a:stretch>
                       <a:fillRect/>
                     </a:stretch>
@@ -328,7 +389,7 @@
                   <pic:spPr bwMode="auto">
                     <a:xfrm>
                       <a:off x="0" y="0"/>
-                      <a:ext cx="5334000" cy="3427276"/>
+                      <a:ext cx="5334000" cy="5352424"/>
                     </a:xfrm>
                     <a:prstGeom prst="rect">
                       <a:avLst/>
@@ -346,7 +407,7 @@
           </wp:inline>
         </w:drawing>
       </w:r>
-      <w:bookmarkEnd w:id="28"/>
+      <w:bookmarkEnd w:id="29"/>
     </w:p>
     <w:p>
       <w:pPr>
@@ -357,18 +418,29 @@
         <w:pStyle w:val="ImageCaption"/>
       </w:pPr>
       <w:r>
-        <w:t xml:space="preserve">Рис. 2: Начальная настройка системы VyOS и создание пользователя</w:t>
+        <w:t xml:space="preserve">Рис. 2: Настройка IPv6 на PC1</w:t>
       </w:r>
     </w:p>
     <w:p>
       <w:pPr>
         <w:numPr>
           <w:ilvl w:val="0"/>
-          <w:numId w:val="1001"/>
+          <w:numId w:val="1000"/>
         </w:numPr>
       </w:pPr>
       <w:r>
-        <w:t xml:space="preserve">Для интерфейса ethernet eth0 маршрутизатора задан статический IPv4-адрес 10.0.0.1/24. Далее на маршрутизаторе настроен DHCP-сервер: создана разделяемая сеть chileshe, указаны доменное имя chileshe.net, DNS-сервер 10.0.0.1, шлюз по умолчанию 10.0.0.1 и диапазон выдаваемых адресов от 10.0.0.2 до 10.0.0.253. Конфигурация применена и сохранена.</w:t>
+        <w:t xml:space="preserve">В результате узлу назначен глобальный IPv6-адрес 1000::a/64, а параметры успешно сохранены в файл startup.vpc.</w:t>
+      </w:r>
+    </w:p>
+    <w:p>
+      <w:pPr>
+        <w:numPr>
+          <w:ilvl w:val="0"/>
+          <w:numId w:val="1003"/>
+        </w:numPr>
+      </w:pPr>
+      <w:r>
+        <w:t xml:space="preserve">Аналогичным образом выполнена настройка узла PC2-chileshe. Установлен IPv6-адрес 1002::a/64, после чего конфигурация сохранена и выполнена проверка отображения параметров.</w:t>
       </w:r>
     </w:p>
     <w:p>
@@ -379,24 +451,281 @@
         </w:numPr>
         <w:pStyle w:val="CaptionedFigure"/>
       </w:pPr>
-      <w:bookmarkStart w:id="32" w:name="fig:003"/>
+      <w:bookmarkStart w:id="33" w:name="fig:003"/>
       <w:r>
         <w:drawing>
           <wp:inline>
-            <wp:extent cx="5334000" cy="3394363"/>
+            <wp:extent cx="5334000" cy="3937664"/>
             <wp:effectExtent b="0" l="0" r="0" t="0"/>
-            <wp:docPr descr="Рис. 3: Настройка IP-адреса и DHCP-сервера на VyOS" title="" id="30" name="Picture"/>
+            <wp:docPr descr="Рис. 3: Настройка IPv6 на PC2" title="" id="31" name="Picture"/>
             <a:graphic>
               <a:graphicData uri="http://schemas.openxmlformats.org/drawingml/2006/picture">
                 <pic:pic>
                   <pic:nvPicPr>
-                    <pic:cNvPr descr="03.png" id="31" name="Picture"/>
+                    <pic:cNvPr descr="03.png" id="32" name="Picture"/>
                     <pic:cNvPicPr>
                       <a:picLocks noChangeArrowheads="1" noChangeAspect="1"/>
                     </pic:cNvPicPr>
                   </pic:nvPicPr>
                   <pic:blipFill>
-                    <a:blip r:embed="rId29"/>
+                    <a:blip r:embed="rId30"/>
+                    <a:stretch>
+                      <a:fillRect/>
+                    </a:stretch>
+                  </pic:blipFill>
+                  <pic:spPr bwMode="auto">
+                    <a:xfrm>
+                      <a:off x="0" y="0"/>
+                      <a:ext cx="5334000" cy="3937664"/>
+                    </a:xfrm>
+                    <a:prstGeom prst="rect">
+                      <a:avLst/>
+                    </a:prstGeom>
+                    <a:noFill/>
+                    <a:ln w="9525">
+                      <a:noFill/>
+                      <a:headEnd/>
+                      <a:tailEnd/>
+                    </a:ln>
+                  </pic:spPr>
+                </pic:pic>
+              </a:graphicData>
+            </a:graphic>
+          </wp:inline>
+        </w:drawing>
+      </w:r>
+      <w:bookmarkEnd w:id="33"/>
+    </w:p>
+    <w:p>
+      <w:pPr>
+        <w:numPr>
+          <w:ilvl w:val="0"/>
+          <w:numId w:val="1000"/>
+        </w:numPr>
+        <w:pStyle w:val="ImageCaption"/>
+      </w:pPr>
+      <w:r>
+        <w:t xml:space="preserve">Рис. 3: Настройка IPv6 на PC2</w:t>
+      </w:r>
+    </w:p>
+    <w:bookmarkEnd w:id="34"/>
+    <w:bookmarkStart w:id="39" w:name="X36934eee60029e7e7247afa8e80e0bb03d2c4fe"/>
+    <w:p>
+      <w:pPr>
+        <w:pStyle w:val="Heading2"/>
+      </w:pPr>
+      <w:r>
+        <w:rPr>
+          <w:rStyle w:val="SectionNumber"/>
+        </w:rPr>
+        <w:t xml:space="preserve">2.3</w:t>
+      </w:r>
+      <w:r>
+        <w:tab/>
+      </w:r>
+      <w:r>
+        <w:t xml:space="preserve">Установка и базовая настройка маршрутизаторов VyOS</w:t>
+      </w:r>
+    </w:p>
+    <w:p>
+      <w:pPr>
+        <w:numPr>
+          <w:ilvl w:val="0"/>
+          <w:numId w:val="1004"/>
+        </w:numPr>
+      </w:pPr>
+      <w:r>
+        <w:t xml:space="preserve">На каждом маршрутизаторе выполнена установка системы с последующей перезагрузкой устройства.</w:t>
+      </w:r>
+    </w:p>
+    <w:p>
+      <w:pPr>
+        <w:numPr>
+          <w:ilvl w:val="0"/>
+          <w:numId w:val="1004"/>
+        </w:numPr>
+      </w:pPr>
+      <w:r>
+        <w:t xml:space="preserve">На маршрутизаторе msk-chileshe-gw-01 выполнено изменение имени устройства в режиме конфигурирования. Конфигурация подтверждена и сохранена.</w:t>
+      </w:r>
+    </w:p>
+    <w:p>
+      <w:pPr>
+        <w:numPr>
+          <w:ilvl w:val="0"/>
+          <w:numId w:val="1000"/>
+        </w:numPr>
+        <w:pStyle w:val="CaptionedFigure"/>
+      </w:pPr>
+      <w:bookmarkStart w:id="38" w:name="fig:004"/>
+      <w:r>
+        <w:drawing>
+          <wp:inline>
+            <wp:extent cx="5334000" cy="3433660"/>
+            <wp:effectExtent b="0" l="0" r="0" t="0"/>
+            <wp:docPr descr="Рис. 4: Изменение имени маршрутизатора msk-chileshe-gw-01" title="" id="36" name="Picture"/>
+            <a:graphic>
+              <a:graphicData uri="http://schemas.openxmlformats.org/drawingml/2006/picture">
+                <pic:pic>
+                  <pic:nvPicPr>
+                    <pic:cNvPr descr="04.png" id="37" name="Picture"/>
+                    <pic:cNvPicPr>
+                      <a:picLocks noChangeArrowheads="1" noChangeAspect="1"/>
+                    </pic:cNvPicPr>
+                  </pic:nvPicPr>
+                  <pic:blipFill>
+                    <a:blip r:embed="rId35"/>
+                    <a:stretch>
+                      <a:fillRect/>
+                    </a:stretch>
+                  </pic:blipFill>
+                  <pic:spPr bwMode="auto">
+                    <a:xfrm>
+                      <a:off x="0" y="0"/>
+                      <a:ext cx="5334000" cy="3433660"/>
+                    </a:xfrm>
+                    <a:prstGeom prst="rect">
+                      <a:avLst/>
+                    </a:prstGeom>
+                    <a:noFill/>
+                    <a:ln w="9525">
+                      <a:noFill/>
+                      <a:headEnd/>
+                      <a:tailEnd/>
+                    </a:ln>
+                  </pic:spPr>
+                </pic:pic>
+              </a:graphicData>
+            </a:graphic>
+          </wp:inline>
+        </w:drawing>
+      </w:r>
+      <w:bookmarkEnd w:id="38"/>
+    </w:p>
+    <w:p>
+      <w:pPr>
+        <w:numPr>
+          <w:ilvl w:val="0"/>
+          <w:numId w:val="1000"/>
+        </w:numPr>
+        <w:pStyle w:val="ImageCaption"/>
+      </w:pPr>
+      <w:r>
+        <w:t xml:space="preserve">Рис. 4: Изменение имени маршрутизатора msk-chileshe-gw-01</w:t>
+      </w:r>
+    </w:p>
+    <w:bookmarkEnd w:id="39"/>
+    <w:bookmarkStart w:id="55" w:name="настройка-интерфейсов-маршрутизаторов"/>
+    <w:p>
+      <w:pPr>
+        <w:pStyle w:val="Heading2"/>
+      </w:pPr>
+      <w:r>
+        <w:rPr>
+          <w:rStyle w:val="SectionNumber"/>
+        </w:rPr>
+        <w:t xml:space="preserve">2.4</w:t>
+      </w:r>
+      <w:r>
+        <w:tab/>
+      </w:r>
+      <w:r>
+        <w:t xml:space="preserve">Настройка интерфейсов маршрутизаторов</w:t>
+      </w:r>
+    </w:p>
+    <w:bookmarkStart w:id="44" w:name="маршрутизатор-msk-chileshe-gw-01"/>
+    <w:p>
+      <w:pPr>
+        <w:pStyle w:val="Heading3"/>
+      </w:pPr>
+      <w:r>
+        <w:rPr>
+          <w:rStyle w:val="SectionNumber"/>
+        </w:rPr>
+        <w:t xml:space="preserve">2.4.1</w:t>
+      </w:r>
+      <w:r>
+        <w:tab/>
+      </w:r>
+      <w:r>
+        <w:t xml:space="preserve">Маршрутизатор msk-chileshe-gw-01</w:t>
+      </w:r>
+    </w:p>
+    <w:p>
+      <w:pPr>
+        <w:numPr>
+          <w:ilvl w:val="0"/>
+          <w:numId w:val="1005"/>
+        </w:numPr>
+      </w:pPr>
+      <w:r>
+        <w:t xml:space="preserve">Назначены адреса интерфейсам:</w:t>
+      </w:r>
+    </w:p>
+    <w:p>
+      <w:pPr>
+        <w:numPr>
+          <w:ilvl w:val="1"/>
+          <w:numId w:val="1006"/>
+        </w:numPr>
+        <w:pStyle w:val="Compact"/>
+      </w:pPr>
+      <w:r>
+        <w:t xml:space="preserve">eth0 — 1000::1/64;</w:t>
+      </w:r>
+      <w:r>
+        <w:br/>
+      </w:r>
+    </w:p>
+    <w:p>
+      <w:pPr>
+        <w:numPr>
+          <w:ilvl w:val="1"/>
+          <w:numId w:val="1006"/>
+        </w:numPr>
+        <w:pStyle w:val="Compact"/>
+      </w:pPr>
+      <w:r>
+        <w:t xml:space="preserve">eth1 — 10.0.0.1/8.</w:t>
+      </w:r>
+    </w:p>
+    <w:p>
+      <w:pPr>
+        <w:numPr>
+          <w:ilvl w:val="0"/>
+          <w:numId w:val="1000"/>
+        </w:numPr>
+      </w:pPr>
+      <w:r>
+        <w:t xml:space="preserve">Дополнительно активирована служба Router Advertisement для интерфейса eth0 с префиксом 1000::/64.</w:t>
+      </w:r>
+    </w:p>
+    <w:p>
+      <w:pPr>
+        <w:numPr>
+          <w:ilvl w:val="0"/>
+          <w:numId w:val="1000"/>
+        </w:numPr>
+        <w:pStyle w:val="CaptionedFigure"/>
+      </w:pPr>
+      <w:bookmarkStart w:id="43" w:name="fig:005"/>
+      <w:r>
+        <w:drawing>
+          <wp:inline>
+            <wp:extent cx="5334000" cy="3394363"/>
+            <wp:effectExtent b="0" l="0" r="0" t="0"/>
+            <wp:docPr descr="Рис. 5: Настройка интерфейсов msk-chileshe-gw-01" title="" id="41" name="Picture"/>
+            <a:graphic>
+              <a:graphicData uri="http://schemas.openxmlformats.org/drawingml/2006/picture">
+                <pic:pic>
+                  <pic:nvPicPr>
+                    <pic:cNvPr descr="05.png" id="42" name="Picture"/>
+                    <pic:cNvPicPr>
+                      <a:picLocks noChangeArrowheads="1" noChangeAspect="1"/>
+                    </pic:cNvPicPr>
+                  </pic:nvPicPr>
+                  <pic:blipFill>
+                    <a:blip r:embed="rId40"/>
                     <a:stretch>
                       <a:fillRect/>
                     </a:stretch>
@@ -422,7 +751,7 @@
           </wp:inline>
         </w:drawing>
       </w:r>
-      <w:bookmarkEnd w:id="32"/>
+      <w:bookmarkEnd w:id="43"/>
     </w:p>
     <w:p>
       <w:pPr>
@@ -433,58 +762,100 @@
         <w:pStyle w:val="ImageCaption"/>
       </w:pPr>
       <w:r>
-        <w:t xml:space="preserve">Рис. 3: Настройка IP-адреса и DHCP-сервера на VyOS</w:t>
+        <w:t xml:space="preserve">Рис. 5: Настройка интерфейсов msk-chileshe-gw-01</w:t>
+      </w:r>
+    </w:p>
+    <w:bookmarkEnd w:id="44"/>
+    <w:bookmarkStart w:id="49" w:name="маршрутизатор-msk-chileshe-gw-02"/>
+    <w:p>
+      <w:pPr>
+        <w:pStyle w:val="Heading3"/>
+      </w:pPr>
+      <w:r>
+        <w:rPr>
+          <w:rStyle w:val="SectionNumber"/>
+        </w:rPr>
+        <w:t xml:space="preserve">2.4.2</w:t>
+      </w:r>
+      <w:r>
+        <w:tab/>
+      </w:r>
+      <w:r>
+        <w:t xml:space="preserve">Маршрутизатор msk-chileshe-gw-02</w:t>
       </w:r>
     </w:p>
     <w:p>
       <w:pPr>
         <w:numPr>
           <w:ilvl w:val="0"/>
-          <w:numId w:val="1001"/>
+          <w:numId w:val="1007"/>
         </w:numPr>
-      </w:pPr>
-      <w:r>
-        <w:t xml:space="preserve">На оконечном узле PC1-chileshe выполнена настройка получения IP-адреса по DHCP с использованием опции</w:t>
-      </w:r>
-      <w:r>
-        <w:t xml:space="preserve"> </w:t>
-      </w:r>
-      <w:r>
-        <w:rPr>
-          <w:rStyle w:val="VerbatimChar"/>
-        </w:rPr>
-        <w:t xml:space="preserve">-d</w:t>
-      </w:r>
-      <w:r>
-        <w:t xml:space="preserve">, обеспечивающей вывод декодированной информации о DHCP-обмене. Узел успешно получил адрес 10.0.0.2/24, шлюз по умолчанию и параметры DNS. Конфигурация сохранена.</w:t>
+        <w:pStyle w:val="Compact"/>
+      </w:pPr>
+      <w:r>
+        <w:t xml:space="preserve">Выполнена настройка интерфейсов:</w:t>
+      </w:r>
+      <w:r>
+        <w:br/>
       </w:r>
     </w:p>
     <w:p>
       <w:pPr>
         <w:numPr>
           <w:ilvl w:val="0"/>
-          <w:numId w:val="1000"/>
+          <w:numId w:val="1008"/>
         </w:numPr>
+        <w:pStyle w:val="Compact"/>
+      </w:pPr>
+      <w:r>
+        <w:t xml:space="preserve">eth0 — 1002::1/64;</w:t>
+      </w:r>
+      <w:r>
+        <w:br/>
+      </w:r>
+    </w:p>
+    <w:p>
+      <w:pPr>
+        <w:numPr>
+          <w:ilvl w:val="0"/>
+          <w:numId w:val="1008"/>
+        </w:numPr>
+        <w:pStyle w:val="Compact"/>
+      </w:pPr>
+      <w:r>
+        <w:t xml:space="preserve">eth1 — 20.0.0.2/8.</w:t>
+      </w:r>
+    </w:p>
+    <w:p>
+      <w:pPr>
+        <w:pStyle w:val="FirstParagraph"/>
+      </w:pPr>
+      <w:r>
+        <w:t xml:space="preserve">Для интерфейса eth0 включена передача Router Advertisement с префиксом 1002::/64.</w:t>
+      </w:r>
+    </w:p>
+    <w:p>
+      <w:pPr>
         <w:pStyle w:val="CaptionedFigure"/>
       </w:pPr>
-      <w:bookmarkStart w:id="36" w:name="fig:004"/>
+      <w:bookmarkStart w:id="48" w:name="fig:006"/>
       <w:r>
         <w:drawing>
           <wp:inline>
-            <wp:extent cx="5334000" cy="3793901"/>
+            <wp:extent cx="5334000" cy="3360499"/>
             <wp:effectExtent b="0" l="0" r="0" t="0"/>
-            <wp:docPr descr="Рис. 4: Получение IP-адреса по DHCP на PC1 с декодированием" title="" id="34" name="Picture"/>
+            <wp:docPr descr="Рис. 6: Настройка интерфейсов msk-chileshe-gw-02" title="" id="46" name="Picture"/>
             <a:graphic>
               <a:graphicData uri="http://schemas.openxmlformats.org/drawingml/2006/picture">
                 <pic:pic>
                   <pic:nvPicPr>
-                    <pic:cNvPr descr="04.png" id="35" name="Picture"/>
+                    <pic:cNvPr descr="06.png" id="47" name="Picture"/>
                     <pic:cNvPicPr>
                       <a:picLocks noChangeArrowheads="1" noChangeAspect="1"/>
                     </pic:cNvPicPr>
                   </pic:nvPicPr>
                   <pic:blipFill>
-                    <a:blip r:embed="rId33"/>
+                    <a:blip r:embed="rId45"/>
                     <a:stretch>
                       <a:fillRect/>
                     </a:stretch>
@@ -492,7 +863,7 @@
                   <pic:spPr bwMode="auto">
                     <a:xfrm>
                       <a:off x="0" y="0"/>
-                      <a:ext cx="5334000" cy="3793901"/>
+                      <a:ext cx="5334000" cy="3360499"/>
                     </a:xfrm>
                     <a:prstGeom prst="rect">
                       <a:avLst/>
@@ -510,68 +881,107 @@
           </wp:inline>
         </w:drawing>
       </w:r>
-      <w:bookmarkEnd w:id="36"/>
+      <w:bookmarkEnd w:id="48"/>
+    </w:p>
+    <w:p>
+      <w:pPr>
+        <w:pStyle w:val="ImageCaption"/>
+      </w:pPr>
+      <w:r>
+        <w:t xml:space="preserve">Рис. 6: Настройка интерфейсов msk-chileshe-gw-02</w:t>
+      </w:r>
+    </w:p>
+    <w:bookmarkEnd w:id="49"/>
+    <w:bookmarkStart w:id="54" w:name="маршрутизатор-msk-chileshe-gw-03"/>
+    <w:p>
+      <w:pPr>
+        <w:pStyle w:val="Heading3"/>
+      </w:pPr>
+      <w:r>
+        <w:rPr>
+          <w:rStyle w:val="SectionNumber"/>
+        </w:rPr>
+        <w:t xml:space="preserve">2.4.3</w:t>
+      </w:r>
+      <w:r>
+        <w:tab/>
+      </w:r>
+      <w:r>
+        <w:t xml:space="preserve">Маршрутизатор msk-chileshe-gw-03</w:t>
+      </w:r>
     </w:p>
     <w:p>
       <w:pPr>
         <w:numPr>
           <w:ilvl w:val="0"/>
-          <w:numId w:val="1000"/>
+          <w:numId w:val="1009"/>
         </w:numPr>
-        <w:pStyle w:val="ImageCaption"/>
-      </w:pPr>
-      <w:r>
-        <w:t xml:space="preserve">Рис. 4: Получение IP-адреса по DHCP на PC1 с декодированием</w:t>
+        <w:pStyle w:val="Compact"/>
+      </w:pPr>
+      <w:r>
+        <w:t xml:space="preserve">Настроены транзитные интерфейсы:</w:t>
+      </w:r>
+      <w:r>
+        <w:br/>
       </w:r>
     </w:p>
     <w:p>
       <w:pPr>
         <w:numPr>
           <w:ilvl w:val="0"/>
-          <w:numId w:val="1000"/>
+          <w:numId w:val="1010"/>
         </w:numPr>
-      </w:pPr>
-      <w:r>
-        <w:t xml:space="preserve">В процессе DHCP-обмена клиент последовательно получил сообщения DHCPOFFER и DHCPACK от сервера 10.0.0.1, что подтверждает корректную работу DHCP-сервера.</w:t>
+        <w:pStyle w:val="Compact"/>
+      </w:pPr>
+      <w:r>
+        <w:t xml:space="preserve">eth0 — 10.0.0.2/8;</w:t>
+      </w:r>
+      <w:r>
+        <w:br/>
       </w:r>
     </w:p>
     <w:p>
       <w:pPr>
         <w:numPr>
           <w:ilvl w:val="0"/>
-          <w:numId w:val="1001"/>
+          <w:numId w:val="1010"/>
         </w:numPr>
-      </w:pPr>
-      <w:r>
-        <w:t xml:space="preserve">Проверена текущая конфигурация IPv4 на узле PC1-chileshe, после чего выполнена проверка связности с маршрутизатором с помощью команды ping. Получены ответы без потерь.</w:t>
-      </w:r>
-    </w:p>
-    <w:p>
-      <w:pPr>
-        <w:numPr>
-          <w:ilvl w:val="0"/>
-          <w:numId w:val="1000"/>
-        </w:numPr>
+        <w:pStyle w:val="Compact"/>
+      </w:pPr>
+      <w:r>
+        <w:t xml:space="preserve">eth1 — 20.0.0.1/8.</w:t>
+      </w:r>
+    </w:p>
+    <w:p>
+      <w:pPr>
+        <w:pStyle w:val="FirstParagraph"/>
+      </w:pPr>
+      <w:r>
+        <w:t xml:space="preserve">Конфигурация подтверждена и сохранена.</w:t>
+      </w:r>
+    </w:p>
+    <w:p>
+      <w:pPr>
         <w:pStyle w:val="CaptionedFigure"/>
       </w:pPr>
-      <w:bookmarkStart w:id="40" w:name="fig:005"/>
+      <w:bookmarkStart w:id="53" w:name="fig:007"/>
       <w:r>
         <w:drawing>
           <wp:inline>
-            <wp:extent cx="5334000" cy="3196715"/>
+            <wp:extent cx="5334000" cy="2687052"/>
             <wp:effectExtent b="0" l="0" r="0" t="0"/>
-            <wp:docPr descr="Рис. 5: Проверка IP-конфигурации и связности с маршрутизатором" title="" id="38" name="Picture"/>
+            <wp:docPr descr="Рис. 7: Настройка интерфейсов msk-chileshe-gw-03" title="" id="51" name="Picture"/>
             <a:graphic>
               <a:graphicData uri="http://schemas.openxmlformats.org/drawingml/2006/picture">
                 <pic:pic>
                   <pic:nvPicPr>
-                    <pic:cNvPr descr="05.png" id="39" name="Picture"/>
+                    <pic:cNvPr descr="07.png" id="52" name="Picture"/>
                     <pic:cNvPicPr>
                       <a:picLocks noChangeArrowheads="1" noChangeAspect="1"/>
                     </pic:cNvPicPr>
                   </pic:nvPicPr>
                   <pic:blipFill>
-                    <a:blip r:embed="rId37"/>
+                    <a:blip r:embed="rId50"/>
                     <a:stretch>
                       <a:fillRect/>
                     </a:stretch>
@@ -579,7 +989,7 @@
                   <pic:spPr bwMode="auto">
                     <a:xfrm>
                       <a:off x="0" y="0"/>
-                      <a:ext cx="5334000" cy="3196715"/>
+                      <a:ext cx="5334000" cy="2687052"/>
                     </a:xfrm>
                     <a:prstGeom prst="rect">
                       <a:avLst/>
@@ -597,57 +1007,70 @@
           </wp:inline>
         </w:drawing>
       </w:r>
-      <w:bookmarkEnd w:id="40"/>
+      <w:bookmarkEnd w:id="53"/>
+    </w:p>
+    <w:p>
+      <w:pPr>
+        <w:pStyle w:val="ImageCaption"/>
+      </w:pPr>
+      <w:r>
+        <w:t xml:space="preserve">Рис. 7: Настройка интерфейсов msk-chileshe-gw-03</w:t>
+      </w:r>
+    </w:p>
+    <w:bookmarkEnd w:id="54"/>
+    <w:bookmarkEnd w:id="55"/>
+    <w:bookmarkStart w:id="64" w:name="Xe99e7250a46a80f9c24d8f36ec02f5f7074711a"/>
+    <w:p>
+      <w:pPr>
+        <w:pStyle w:val="Heading2"/>
+      </w:pPr>
+      <w:r>
+        <w:rPr>
+          <w:rStyle w:val="SectionNumber"/>
+        </w:rPr>
+        <w:t xml:space="preserve">2.5</w:t>
+      </w:r>
+      <w:r>
+        <w:tab/>
+      </w:r>
+      <w:r>
+        <w:t xml:space="preserve">Проверка получения адресов маршрутизаторов</w:t>
+      </w:r>
     </w:p>
     <w:p>
       <w:pPr>
         <w:numPr>
           <w:ilvl w:val="0"/>
-          <w:numId w:val="1000"/>
+          <w:numId w:val="1011"/>
         </w:numPr>
-        <w:pStyle w:val="ImageCaption"/>
-      </w:pPr>
-      <w:r>
-        <w:t xml:space="preserve">Рис. 5: Проверка IP-конфигурации и связности с маршрутизатором</w:t>
-      </w:r>
-    </w:p>
-    <w:p>
-      <w:pPr>
-        <w:numPr>
-          <w:ilvl w:val="0"/>
-          <w:numId w:val="1001"/>
-        </w:numPr>
-      </w:pPr>
-      <w:r>
-        <w:t xml:space="preserve">На маршрутизаторе chileshe-gw-01 просмотрена статистика DHCP-сервера и список выданных адресов. В статистике отображается одна активная аренда, соответствующая узлу PC1-chileshe, с IP-адресом 10.0.0.2.</w:t>
-      </w:r>
-    </w:p>
-    <w:p>
-      <w:pPr>
-        <w:numPr>
-          <w:ilvl w:val="0"/>
-          <w:numId w:val="1000"/>
-        </w:numPr>
+        <w:pStyle w:val="Compact"/>
+      </w:pPr>
+      <w:r>
+        <w:t xml:space="preserve">На узле PC1-chileshe выполнена проверка параметров IPv6. В поле ROUTER LINK-LAYER отображается MAC-адрес ближайшего маршрутизатора, что подтверждает корректную работу механизма Router Advertisement.</w:t>
+      </w:r>
+    </w:p>
+    <w:p>
+      <w:pPr>
         <w:pStyle w:val="CaptionedFigure"/>
       </w:pPr>
-      <w:bookmarkStart w:id="44" w:name="fig:006"/>
+      <w:bookmarkStart w:id="59" w:name="fig:008"/>
       <w:r>
         <w:drawing>
           <wp:inline>
-            <wp:extent cx="5334000" cy="3387049"/>
+            <wp:extent cx="5334000" cy="2160722"/>
             <wp:effectExtent b="0" l="0" r="0" t="0"/>
-            <wp:docPr descr="Рис. 6: Статистика DHCP-сервера и список арендованных адресов" title="" id="42" name="Picture"/>
+            <wp:docPr descr="Рис. 8: Проверка IPv6 на PC1" title="" id="57" name="Picture"/>
             <a:graphic>
               <a:graphicData uri="http://schemas.openxmlformats.org/drawingml/2006/picture">
                 <pic:pic>
                   <pic:nvPicPr>
-                    <pic:cNvPr descr="06.png" id="43" name="Picture"/>
+                    <pic:cNvPr descr="08.png" id="58" name="Picture"/>
                     <pic:cNvPicPr>
                       <a:picLocks noChangeArrowheads="1" noChangeAspect="1"/>
                     </pic:cNvPicPr>
                   </pic:nvPicPr>
                   <pic:blipFill>
-                    <a:blip r:embed="rId41"/>
+                    <a:blip r:embed="rId56"/>
                     <a:stretch>
                       <a:fillRect/>
                     </a:stretch>
@@ -655,7 +1078,7 @@
                   <pic:spPr bwMode="auto">
                     <a:xfrm>
                       <a:off x="0" y="0"/>
-                      <a:ext cx="5334000" cy="3387049"/>
+                      <a:ext cx="5334000" cy="2160722"/>
                     </a:xfrm>
                     <a:prstGeom prst="rect">
                       <a:avLst/>
@@ -673,57 +1096,50 @@
           </wp:inline>
         </w:drawing>
       </w:r>
-      <w:bookmarkEnd w:id="44"/>
+      <w:bookmarkEnd w:id="59"/>
+    </w:p>
+    <w:p>
+      <w:pPr>
+        <w:pStyle w:val="ImageCaption"/>
+      </w:pPr>
+      <w:r>
+        <w:t xml:space="preserve">Рис. 8: Проверка IPv6 на PC1</w:t>
+      </w:r>
     </w:p>
     <w:p>
       <w:pPr>
         <w:numPr>
           <w:ilvl w:val="0"/>
-          <w:numId w:val="1000"/>
+          <w:numId w:val="1012"/>
         </w:numPr>
-        <w:pStyle w:val="ImageCaption"/>
-      </w:pPr>
-      <w:r>
-        <w:t xml:space="preserve">Рис. 6: Статистика DHCP-сервера и список арендованных адресов</w:t>
-      </w:r>
-    </w:p>
-    <w:p>
-      <w:pPr>
-        <w:numPr>
-          <w:ilvl w:val="0"/>
-          <w:numId w:val="1001"/>
-        </w:numPr>
-      </w:pPr>
-      <w:r>
-        <w:t xml:space="preserve">Проанализирован журнал работы DHCP-сервера на маршрутизаторе. В журнале зафиксированы этапы DHCP-обмена: получение DHCPDISCOVER, отправка DHCPOFFER, приём DHCPREQUEST и подтверждение выдачи адреса сообщением DHCPACK.</w:t>
-      </w:r>
-    </w:p>
-    <w:p>
-      <w:pPr>
-        <w:numPr>
-          <w:ilvl w:val="0"/>
-          <w:numId w:val="1000"/>
-        </w:numPr>
+        <w:pStyle w:val="Compact"/>
+      </w:pPr>
+      <w:r>
+        <w:t xml:space="preserve">Аналогичная проверка выполнена на узле PC2-chileshe. Устройство успешно получило информацию о маршрутизаторе своей сети.</w:t>
+      </w:r>
+    </w:p>
+    <w:p>
+      <w:pPr>
         <w:pStyle w:val="CaptionedFigure"/>
       </w:pPr>
-      <w:bookmarkStart w:id="48" w:name="fig:007"/>
+      <w:bookmarkStart w:id="63" w:name="fig:009"/>
       <w:r>
         <w:drawing>
           <wp:inline>
-            <wp:extent cx="5334000" cy="3435864"/>
+            <wp:extent cx="5130265" cy="3157086"/>
             <wp:effectExtent b="0" l="0" r="0" t="0"/>
-            <wp:docPr descr="Рис. 7: Журнал работы DHCP-сервера VyOS" title="" id="46" name="Picture"/>
+            <wp:docPr descr="Рис. 9: Проверка IPv6 на PC2" title="" id="61" name="Picture"/>
             <a:graphic>
               <a:graphicData uri="http://schemas.openxmlformats.org/drawingml/2006/picture">
                 <pic:pic>
                   <pic:nvPicPr>
-                    <pic:cNvPr descr="07.png" id="47" name="Picture"/>
+                    <pic:cNvPr descr="09.png" id="62" name="Picture"/>
                     <pic:cNvPicPr>
                       <a:picLocks noChangeArrowheads="1" noChangeAspect="1"/>
                     </pic:cNvPicPr>
                   </pic:nvPicPr>
                   <pic:blipFill>
-                    <a:blip r:embed="rId45"/>
+                    <a:blip r:embed="rId60"/>
                     <a:stretch>
                       <a:fillRect/>
                     </a:stretch>
@@ -731,7 +1147,7 @@
                   <pic:spPr bwMode="auto">
                     <a:xfrm>
                       <a:off x="0" y="0"/>
-                      <a:ext cx="5334000" cy="3435864"/>
+                      <a:ext cx="5130265" cy="3157086"/>
                     </a:xfrm>
                     <a:prstGeom prst="rect">
                       <a:avLst/>
@@ -749,57 +1165,69 @@
           </wp:inline>
         </w:drawing>
       </w:r>
-      <w:bookmarkEnd w:id="48"/>
+      <w:bookmarkEnd w:id="63"/>
+    </w:p>
+    <w:p>
+      <w:pPr>
+        <w:pStyle w:val="ImageCaption"/>
+      </w:pPr>
+      <w:r>
+        <w:t xml:space="preserve">Рис. 9: Проверка IPv6 на PC2</w:t>
+      </w:r>
+    </w:p>
+    <w:bookmarkEnd w:id="64"/>
+    <w:bookmarkStart w:id="73" w:name="Xdeb115f1662f473763021ecfbfa481239b059b5"/>
+    <w:p>
+      <w:pPr>
+        <w:pStyle w:val="Heading2"/>
+      </w:pPr>
+      <w:r>
+        <w:rPr>
+          <w:rStyle w:val="SectionNumber"/>
+        </w:rPr>
+        <w:t xml:space="preserve">2.6</w:t>
+      </w:r>
+      <w:r>
+        <w:tab/>
+      </w:r>
+      <w:r>
+        <w:t xml:space="preserve">Проверка маршрутов до настройки динамической маршрутизации</w:t>
+      </w:r>
     </w:p>
     <w:p>
       <w:pPr>
         <w:numPr>
           <w:ilvl w:val="0"/>
-          <w:numId w:val="1000"/>
+          <w:numId w:val="1013"/>
         </w:numPr>
-        <w:pStyle w:val="ImageCaption"/>
-      </w:pPr>
-      <w:r>
-        <w:t xml:space="preserve">Рис. 7: Журнал работы DHCP-сервера VyOS</w:t>
-      </w:r>
-    </w:p>
-    <w:p>
-      <w:pPr>
-        <w:numPr>
-          <w:ilvl w:val="0"/>
-          <w:numId w:val="1001"/>
-        </w:numPr>
-      </w:pPr>
-      <w:r>
-        <w:t xml:space="preserve">Выполнен анализ захваченного сетевого трафика с использованием анализатора пакетов. В захвате отчётливо видны сообщения DHCP Discover, Offer, Request и ACK, а также ARP-запросы клиента для проверки уникальности полученного IP-адреса. В деталях пакета DHCPACK подтверждены параметры аренды, маска подсети, шлюз и доменное имя.</w:t>
-      </w:r>
-    </w:p>
-    <w:p>
-      <w:pPr>
-        <w:numPr>
-          <w:ilvl w:val="0"/>
-          <w:numId w:val="1000"/>
-        </w:numPr>
+        <w:pStyle w:val="Compact"/>
+      </w:pPr>
+      <w:r>
+        <w:t xml:space="preserve">С маршрутизатора msk-chileshe-gw-01 выполнена проверка доступности соседних и удалённых узлов сети.</w:t>
+      </w:r>
+    </w:p>
+    <w:p>
+      <w:pPr>
         <w:pStyle w:val="CaptionedFigure"/>
       </w:pPr>
-      <w:bookmarkStart w:id="52" w:name="fig:008"/>
+      <w:bookmarkStart w:id="68" w:name="fig:010"/>
       <w:r>
         <w:drawing>
           <wp:inline>
-            <wp:extent cx="5334000" cy="3799305"/>
+            <wp:extent cx="5334000" cy="2177487"/>
             <wp:effectExtent b="0" l="0" r="0" t="0"/>
-            <wp:docPr descr="Рис. 8: Анализ DHCP-трафика в анализаторе пакетов" title="" id="50" name="Picture"/>
+            <wp:docPr descr="Рис. 10: Проверка связности до настройки RIP" title="" id="66" name="Picture"/>
             <a:graphic>
               <a:graphicData uri="http://schemas.openxmlformats.org/drawingml/2006/picture">
                 <pic:pic>
                   <pic:nvPicPr>
-                    <pic:cNvPr descr="08.png" id="51" name="Picture"/>
+                    <pic:cNvPr descr="10.png" id="67" name="Picture"/>
                     <pic:cNvPicPr>
                       <a:picLocks noChangeArrowheads="1" noChangeAspect="1"/>
                     </pic:cNvPicPr>
                   </pic:nvPicPr>
                   <pic:blipFill>
-                    <a:blip r:embed="rId49"/>
+                    <a:blip r:embed="rId65"/>
                     <a:stretch>
                       <a:fillRect/>
                     </a:stretch>
@@ -807,7 +1235,7 @@
                   <pic:spPr bwMode="auto">
                     <a:xfrm>
                       <a:off x="0" y="0"/>
-                      <a:ext cx="5334000" cy="3799305"/>
+                      <a:ext cx="5334000" cy="2177487"/>
                     </a:xfrm>
                     <a:prstGeom prst="rect">
                       <a:avLst/>
@@ -825,76 +1253,83 @@
           </wp:inline>
         </w:drawing>
       </w:r>
-      <w:bookmarkEnd w:id="52"/>
+      <w:bookmarkEnd w:id="68"/>
+    </w:p>
+    <w:p>
+      <w:pPr>
+        <w:pStyle w:val="ImageCaption"/>
+      </w:pPr>
+      <w:r>
+        <w:t xml:space="preserve">Рис. 10: Проверка связности до настройки RIP</w:t>
+      </w:r>
+    </w:p>
+    <w:p>
+      <w:pPr>
+        <w:pStyle w:val="BodyText"/>
+      </w:pPr>
+      <w:r>
+        <w:t xml:space="preserve">Результаты проверки показали:</w:t>
+      </w:r>
+      <w:r>
+        <w:br/>
+      </w:r>
+      <w:r>
+        <w:t xml:space="preserve">- узел 10.0.0.2 (интерфейс маршрутизатора msk-chileshe-gw-03) доступен, так как находится в непосредственно подключённой сети 10.0.0.0/8;</w:t>
+      </w:r>
+      <w:r>
+        <w:br/>
+      </w:r>
+      <w:r>
+        <w:t xml:space="preserve">- узлы 20.0.0.1 и 20.0.0.2 недоступны, отображается сообщение</w:t>
+      </w:r>
+      <w:r>
+        <w:t xml:space="preserve"> </w:t>
+      </w:r>
+      <w:r>
+        <w:rPr>
+          <w:iCs/>
+          <w:i/>
+        </w:rPr>
+        <w:t xml:space="preserve">Network is unreachable</w:t>
+      </w:r>
+      <w:r>
+        <w:t xml:space="preserve">, поскольку маршрут к сети 20.0.0.0/8 отсутствует в таблице маршрутизации.</w:t>
+      </w:r>
     </w:p>
     <w:p>
       <w:pPr>
         <w:numPr>
           <w:ilvl w:val="0"/>
-          <w:numId w:val="1000"/>
+          <w:numId w:val="1014"/>
         </w:numPr>
-        <w:pStyle w:val="ImageCaption"/>
-      </w:pPr>
-      <w:r>
-        <w:t xml:space="preserve">Рис. 8: Анализ DHCP-трафика в анализаторе пакетов</w:t>
-      </w:r>
-    </w:p>
-    <w:bookmarkEnd w:id="53"/>
-    <w:bookmarkStart w:id="82" w:name="X30436a2ee9928a35f61b1bd2f751ce45c14cf55"/>
-    <w:p>
-      <w:pPr>
-        <w:pStyle w:val="Heading2"/>
-      </w:pPr>
-      <w:r>
-        <w:rPr>
-          <w:rStyle w:val="SectionNumber"/>
-        </w:rPr>
-        <w:t xml:space="preserve">2.2</w:t>
-      </w:r>
-      <w:r>
-        <w:tab/>
-      </w:r>
-      <w:r>
-        <w:t xml:space="preserve">Настройка DHCPv6 (Stateless) на маршрутизаторе VyOS и анализ IPv6-обмена</w:t>
-      </w:r>
-    </w:p>
-    <w:p>
-      <w:pPr>
-        <w:numPr>
-          <w:ilvl w:val="0"/>
-          <w:numId w:val="1002"/>
-        </w:numPr>
-      </w:pPr>
-      <w:r>
-        <w:t xml:space="preserve">В ранее созданном проекте GNS3 выполнено расширение сети. В рабочем пространстве добавлены дополнительные устройства и соединения в соответствии с заданной топологией: маршрутизатор VyOS, три коммутатора и три оконечных узла, включая хост Kali Linux CLI, используемый в качестве клиента DHCPv6.</w:t>
-      </w:r>
-    </w:p>
-    <w:p>
-      <w:pPr>
-        <w:numPr>
-          <w:ilvl w:val="0"/>
-          <w:numId w:val="1000"/>
-        </w:numPr>
+        <w:pStyle w:val="Compact"/>
+      </w:pPr>
+      <w:r>
+        <w:t xml:space="preserve">Анализ захваченного трафика на соединении между msk-chileshe-gw-01 и msk-chileshe-gw-03 подтверждает обмен ICMP Echo Request и Echo Reply только в пределах сети 10.0.0.0/8.</w:t>
+      </w:r>
+    </w:p>
+    <w:p>
+      <w:pPr>
         <w:pStyle w:val="CaptionedFigure"/>
       </w:pPr>
-      <w:bookmarkStart w:id="57" w:name="fig:009"/>
+      <w:bookmarkStart w:id="72" w:name="fig:011"/>
       <w:r>
         <w:drawing>
           <wp:inline>
-            <wp:extent cx="5334000" cy="5568939"/>
+            <wp:extent cx="5334000" cy="3084657"/>
             <wp:effectExtent b="0" l="0" r="0" t="0"/>
-            <wp:docPr descr="Рис. 9: Расширенная топология сети с поддержкой IPv6" title="" id="55" name="Picture"/>
+            <wp:docPr descr="Рис. 11: Анализ ICMP-трафика до настройки RIP" title="" id="70" name="Picture"/>
             <a:graphic>
               <a:graphicData uri="http://schemas.openxmlformats.org/drawingml/2006/picture">
                 <pic:pic>
                   <pic:nvPicPr>
-                    <pic:cNvPr descr="09.png" id="56" name="Picture"/>
+                    <pic:cNvPr descr="11.png" id="71" name="Picture"/>
                     <pic:cNvPicPr>
                       <a:picLocks noChangeArrowheads="1" noChangeAspect="1"/>
                     </pic:cNvPicPr>
                   </pic:nvPicPr>
                   <pic:blipFill>
-                    <a:blip r:embed="rId54"/>
+                    <a:blip r:embed="rId69"/>
                     <a:stretch>
                       <a:fillRect/>
                     </a:stretch>
@@ -902,7 +1337,7 @@
                   <pic:spPr bwMode="auto">
                     <a:xfrm>
                       <a:off x="0" y="0"/>
-                      <a:ext cx="5334000" cy="5568939"/>
+                      <a:ext cx="5334000" cy="3084657"/>
                     </a:xfrm>
                     <a:prstGeom prst="rect">
                       <a:avLst/>
@@ -920,79 +1355,77 @@
           </wp:inline>
         </w:drawing>
       </w:r>
-      <w:bookmarkEnd w:id="57"/>
+      <w:bookmarkEnd w:id="72"/>
+    </w:p>
+    <w:p>
+      <w:pPr>
+        <w:pStyle w:val="ImageCaption"/>
+      </w:pPr>
+      <w:r>
+        <w:t xml:space="preserve">Рис. 11: Анализ ICMP-трафика до настройки RIP</w:t>
+      </w:r>
+    </w:p>
+    <w:p>
+      <w:pPr>
+        <w:pStyle w:val="BodyText"/>
+      </w:pPr>
+      <w:r>
+        <w:t xml:space="preserve">В кадрах Wireshark зафиксированы корректные ICMP-пакеты между 10.0.0.1 и 10.0.0.2. Передача пакетов в сторону сети 20.0.0.0/8 не осуществляется из-за отсутствия маршрута.</w:t>
+      </w:r>
+    </w:p>
+    <w:bookmarkEnd w:id="73"/>
+    <w:bookmarkStart w:id="86" w:name="Xbcf76cf0aca78a365473da6892734ea6429ee6e"/>
+    <w:p>
+      <w:pPr>
+        <w:pStyle w:val="Heading2"/>
+      </w:pPr>
+      <w:r>
+        <w:rPr>
+          <w:rStyle w:val="SectionNumber"/>
+        </w:rPr>
+        <w:t xml:space="preserve">2.7</w:t>
+      </w:r>
+      <w:r>
+        <w:tab/>
+      </w:r>
+      <w:r>
+        <w:t xml:space="preserve">Настройка динамической маршрутизации IPv4 (RIP)</w:t>
+      </w:r>
     </w:p>
     <w:p>
       <w:pPr>
         <w:numPr>
           <w:ilvl w:val="0"/>
-          <w:numId w:val="1000"/>
+          <w:numId w:val="1015"/>
         </w:numPr>
-        <w:pStyle w:val="ImageCaption"/>
-      </w:pPr>
-      <w:r>
-        <w:t xml:space="preserve">Рис. 9: Расширенная топология сети с поддержкой IPv6</w:t>
-      </w:r>
-    </w:p>
-    <w:p>
-      <w:pPr>
-        <w:numPr>
-          <w:ilvl w:val="0"/>
-          <w:numId w:val="1002"/>
-        </w:numPr>
-      </w:pPr>
-      <w:r>
-        <w:t xml:space="preserve">Выполнено переименование устройств согласно требованиям задания: коммутаторы получили имена chileshe-sw-01, chileshe-sw-02 и chileshe-sw-03, маршрутизатор — chileshe-gw-01, оконечные узлы — PC1-chileshe, PC2-chileshe и PC3-chileshe.</w:t>
-      </w:r>
-    </w:p>
-    <w:p>
-      <w:pPr>
-        <w:numPr>
-          <w:ilvl w:val="0"/>
-          <w:numId w:val="1002"/>
-        </w:numPr>
-      </w:pPr>
-      <w:r>
-        <w:t xml:space="preserve">На соединениях между маршрутизатором chileshe-gw-01 и коммутаторами chileshe-sw-02 и chileshe-sw-03 включён захват трафика для анализа DHCPv6 и сообщений IPv6.</w:t>
-      </w:r>
-    </w:p>
-    <w:p>
-      <w:pPr>
-        <w:numPr>
-          <w:ilvl w:val="0"/>
-          <w:numId w:val="1002"/>
-        </w:numPr>
-      </w:pPr>
-      <w:r>
-        <w:t xml:space="preserve">На маршрутизаторе выполнен переход в режим конфигурирования и настроена IPv6-адресация. Для интерфейса eth1 задан адрес 2000::1/64, для интерфейса eth2 — адрес 2001::1/64. После настройки выполнена проверка конфигурации интерфейсов, изменения применены и сохранены.</w:t>
-      </w:r>
-    </w:p>
-    <w:p>
-      <w:pPr>
-        <w:numPr>
-          <w:ilvl w:val="0"/>
-          <w:numId w:val="1000"/>
-        </w:numPr>
+        <w:pStyle w:val="Compact"/>
+      </w:pPr>
+      <w:r>
+        <w:t xml:space="preserve">На маршрутизаторе msk-chileshe-gw-01 включена маршрутизация RIP для сети 10.0.0.0/8.</w:t>
+      </w:r>
+    </w:p>
+    <w:p>
+      <w:pPr>
         <w:pStyle w:val="CaptionedFigure"/>
       </w:pPr>
-      <w:bookmarkStart w:id="61" w:name="fig:010"/>
+      <w:bookmarkStart w:id="77" w:name="fig:012"/>
       <w:r>
         <w:drawing>
           <wp:inline>
-            <wp:extent cx="5334000" cy="3373437"/>
+            <wp:extent cx="5334000" cy="1673573"/>
             <wp:effectExtent b="0" l="0" r="0" t="0"/>
-            <wp:docPr descr="Рис. 10: Настройка IPv6-адресов на интерфейсах маршрутизатора" title="" id="59" name="Picture"/>
+            <wp:docPr descr="Рис. 12: Настройка RIP на msk-chileshe-gw-01" title="" id="75" name="Picture"/>
             <a:graphic>
               <a:graphicData uri="http://schemas.openxmlformats.org/drawingml/2006/picture">
                 <pic:pic>
                   <pic:nvPicPr>
-                    <pic:cNvPr descr="10.png" id="60" name="Picture"/>
+                    <pic:cNvPr descr="12.png" id="76" name="Picture"/>
                     <pic:cNvPicPr>
                       <a:picLocks noChangeArrowheads="1" noChangeAspect="1"/>
                     </pic:cNvPicPr>
                   </pic:nvPicPr>
                   <pic:blipFill>
-                    <a:blip r:embed="rId58"/>
+                    <a:blip r:embed="rId74"/>
                     <a:stretch>
                       <a:fillRect/>
                     </a:stretch>
@@ -1000,7 +1433,7 @@
                   <pic:spPr bwMode="auto">
                     <a:xfrm>
                       <a:off x="0" y="0"/>
-                      <a:ext cx="5334000" cy="3373437"/>
+                      <a:ext cx="5334000" cy="1673573"/>
                     </a:xfrm>
                     <a:prstGeom prst="rect">
                       <a:avLst/>
@@ -1018,68 +1451,50 @@
           </wp:inline>
         </w:drawing>
       </w:r>
-      <w:bookmarkEnd w:id="61"/>
+      <w:bookmarkEnd w:id="77"/>
+    </w:p>
+    <w:p>
+      <w:pPr>
+        <w:pStyle w:val="ImageCaption"/>
+      </w:pPr>
+      <w:r>
+        <w:t xml:space="preserve">Рис. 12: Настройка RIP на msk-chileshe-gw-01</w:t>
+      </w:r>
     </w:p>
     <w:p>
       <w:pPr>
         <w:numPr>
           <w:ilvl w:val="0"/>
-          <w:numId w:val="1000"/>
+          <w:numId w:val="1016"/>
         </w:numPr>
-        <w:pStyle w:val="ImageCaption"/>
-      </w:pPr>
-      <w:r>
-        <w:t xml:space="preserve">Рис. 10: Настройка IPv6-адресов на интерфейсах маршрутизатора</w:t>
-      </w:r>
-    </w:p>
-    <w:p>
-      <w:pPr>
-        <w:numPr>
-          <w:ilvl w:val="0"/>
-          <w:numId w:val="1002"/>
-        </w:numPr>
-      </w:pPr>
-      <w:r>
-        <w:t xml:space="preserve">На маршрутизаторе выполнена настройка DHCPv6 без отслеживания состояния (Stateless). Для интерфейса eth1 включены объявления маршрутизатора (Router Advertisements) с указанием префикса 2000::/64 и установлен флаг other-config-flag, указывающий клиентам на необходимость получения дополнительных параметров по DHCPv6.</w:t>
-      </w:r>
-    </w:p>
-    <w:p>
-      <w:pPr>
-        <w:numPr>
-          <w:ilvl w:val="0"/>
-          <w:numId w:val="1002"/>
-        </w:numPr>
-      </w:pPr>
-      <w:r>
-        <w:t xml:space="preserve">Добавлена конфигурация DHCPv6-сервера: создана разделяемая сеть chileshe-stateless, заданы общие параметры, включая DNS-сервер 2000::1 и домен поиска chileshe.net. Конфигурация применена и сохранена.</w:t>
-      </w:r>
-    </w:p>
-    <w:p>
-      <w:pPr>
-        <w:numPr>
-          <w:ilvl w:val="0"/>
-          <w:numId w:val="1000"/>
-        </w:numPr>
+        <w:pStyle w:val="Compact"/>
+      </w:pPr>
+      <w:r>
+        <w:t xml:space="preserve">На маршрутизаторе msk-chileshe-gw-02 включена маршрутизация RIP для сети 20.0.0.0/8.</w:t>
+      </w:r>
+    </w:p>
+    <w:p>
+      <w:pPr>
         <w:pStyle w:val="CaptionedFigure"/>
       </w:pPr>
-      <w:bookmarkStart w:id="65" w:name="fig:011"/>
+      <w:bookmarkStart w:id="81" w:name="fig:013"/>
       <w:r>
         <w:drawing>
           <wp:inline>
-            <wp:extent cx="5334000" cy="3397955"/>
+            <wp:extent cx="5334000" cy="1629103"/>
             <wp:effectExtent b="0" l="0" r="0" t="0"/>
-            <wp:docPr descr="Рис. 11: Настройка DHCPv6 Stateless и Router Advertisements" title="" id="63" name="Picture"/>
+            <wp:docPr descr="Рис. 13: Настройка RIP на msk-chileshe-gw-02" title="" id="79" name="Picture"/>
             <a:graphic>
               <a:graphicData uri="http://schemas.openxmlformats.org/drawingml/2006/picture">
                 <pic:pic>
                   <pic:nvPicPr>
-                    <pic:cNvPr descr="11.png" id="64" name="Picture"/>
+                    <pic:cNvPr descr="13.png" id="80" name="Picture"/>
                     <pic:cNvPicPr>
                       <a:picLocks noChangeArrowheads="1" noChangeAspect="1"/>
                     </pic:cNvPicPr>
                   </pic:nvPicPr>
                   <pic:blipFill>
-                    <a:blip r:embed="rId62"/>
+                    <a:blip r:embed="rId78"/>
                     <a:stretch>
                       <a:fillRect/>
                     </a:stretch>
@@ -1087,7 +1502,7 @@
                   <pic:spPr bwMode="auto">
                     <a:xfrm>
                       <a:off x="0" y="0"/>
-                      <a:ext cx="5334000" cy="3397955"/>
+                      <a:ext cx="5334000" cy="1629103"/>
                     </a:xfrm>
                     <a:prstGeom prst="rect">
                       <a:avLst/>
@@ -1105,57 +1520,50 @@
           </wp:inline>
         </w:drawing>
       </w:r>
-      <w:bookmarkEnd w:id="65"/>
+      <w:bookmarkEnd w:id="81"/>
+    </w:p>
+    <w:p>
+      <w:pPr>
+        <w:pStyle w:val="ImageCaption"/>
+      </w:pPr>
+      <w:r>
+        <w:t xml:space="preserve">Рис. 13: Настройка RIP на msk-chileshe-gw-02</w:t>
+      </w:r>
     </w:p>
     <w:p>
       <w:pPr>
         <w:numPr>
           <w:ilvl w:val="0"/>
-          <w:numId w:val="1000"/>
+          <w:numId w:val="1017"/>
         </w:numPr>
-        <w:pStyle w:val="ImageCaption"/>
-      </w:pPr>
-      <w:r>
-        <w:t xml:space="preserve">Рис. 11: Настройка DHCPv6 Stateless и Router Advertisements</w:t>
-      </w:r>
-    </w:p>
-    <w:p>
-      <w:pPr>
-        <w:numPr>
-          <w:ilvl w:val="0"/>
-          <w:numId w:val="1002"/>
-        </w:numPr>
-      </w:pPr>
-      <w:r>
-        <w:t xml:space="preserve">Проверена итоговая конфигурация служб DHCPv6 и Router Advertisement на маршрутизаторе, что подтверждает корректность заданных параметров.</w:t>
-      </w:r>
-    </w:p>
-    <w:p>
-      <w:pPr>
-        <w:numPr>
-          <w:ilvl w:val="0"/>
-          <w:numId w:val="1000"/>
-        </w:numPr>
+        <w:pStyle w:val="Compact"/>
+      </w:pPr>
+      <w:r>
+        <w:t xml:space="preserve">На маршрутизаторе msk-chileshe-gw-03 активирована маршрутизация RIP для обеих транзитных сетей — 10.0.0.0/8 и 20.0.0.0/8.</w:t>
+      </w:r>
+    </w:p>
+    <w:p>
+      <w:pPr>
         <w:pStyle w:val="CaptionedFigure"/>
       </w:pPr>
-      <w:bookmarkStart w:id="69" w:name="fig:012"/>
+      <w:bookmarkStart w:id="85" w:name="fig:014"/>
       <w:r>
         <w:drawing>
           <wp:inline>
-            <wp:extent cx="5334000" cy="3745337"/>
+            <wp:extent cx="5334000" cy="2249391"/>
             <wp:effectExtent b="0" l="0" r="0" t="0"/>
-            <wp:docPr descr="Рис. 12: Просмотр конфигурации DHCPv6 и RA на VyOS" title="" id="67" name="Picture"/>
+            <wp:docPr descr="Рис. 14: Настройка RIP на msk-chileshe-gw-03" title="" id="83" name="Picture"/>
             <a:graphic>
               <a:graphicData uri="http://schemas.openxmlformats.org/drawingml/2006/picture">
                 <pic:pic>
                   <pic:nvPicPr>
-                    <pic:cNvPr descr="12.png" id="68" name="Picture"/>
+                    <pic:cNvPr descr="14.png" id="84" name="Picture"/>
                     <pic:cNvPicPr>
                       <a:picLocks noChangeArrowheads="1" noChangeAspect="1"/>
                     </pic:cNvPicPr>
                   </pic:nvPicPr>
                   <pic:blipFill>
-                    <a:blip r:embed="rId66"/>
+                    <a:blip r:embed="rId82"/>
                     <a:stretch>
                       <a:fillRect/>
                     </a:stretch>
@@ -1163,7 +1571,7 @@
                   <pic:spPr bwMode="auto">
                     <a:xfrm>
                       <a:off x="0" y="0"/>
-                      <a:ext cx="5334000" cy="3745337"/>
+                      <a:ext cx="5334000" cy="2249391"/>
                     </a:xfrm>
                     <a:prstGeom prst="rect">
                       <a:avLst/>
@@ -1181,57 +1589,77 @@
           </wp:inline>
         </w:drawing>
       </w:r>
-      <w:bookmarkEnd w:id="69"/>
+      <w:bookmarkEnd w:id="85"/>
+    </w:p>
+    <w:p>
+      <w:pPr>
+        <w:pStyle w:val="ImageCaption"/>
+      </w:pPr>
+      <w:r>
+        <w:t xml:space="preserve">Рис. 14: Настройка RIP на msk-chileshe-gw-03</w:t>
+      </w:r>
+    </w:p>
+    <w:p>
+      <w:pPr>
+        <w:pStyle w:val="BodyText"/>
+      </w:pPr>
+      <w:r>
+        <w:t xml:space="preserve">После выполнения команд конфигурация на каждом маршрутизаторе подтверждена и сохранена.</w:t>
+      </w:r>
+    </w:p>
+    <w:bookmarkEnd w:id="86"/>
+    <w:bookmarkStart w:id="95" w:name="проверка-маршрутов-после-настройки-rip"/>
+    <w:p>
+      <w:pPr>
+        <w:pStyle w:val="Heading2"/>
+      </w:pPr>
+      <w:r>
+        <w:rPr>
+          <w:rStyle w:val="SectionNumber"/>
+        </w:rPr>
+        <w:t xml:space="preserve">2.8</w:t>
+      </w:r>
+      <w:r>
+        <w:tab/>
+      </w:r>
+      <w:r>
+        <w:t xml:space="preserve">Проверка маршрутов после настройки RIP</w:t>
+      </w:r>
     </w:p>
     <w:p>
       <w:pPr>
         <w:numPr>
           <w:ilvl w:val="0"/>
-          <w:numId w:val="1000"/>
+          <w:numId w:val="1018"/>
         </w:numPr>
-        <w:pStyle w:val="ImageCaption"/>
-      </w:pPr>
-      <w:r>
-        <w:t xml:space="preserve">Рис. 12: Просмотр конфигурации DHCPv6 и RA на VyOS</w:t>
-      </w:r>
-    </w:p>
-    <w:p>
-      <w:pPr>
-        <w:numPr>
-          <w:ilvl w:val="0"/>
-          <w:numId w:val="1002"/>
-        </w:numPr>
-      </w:pPr>
-      <w:r>
-        <w:t xml:space="preserve">На узле PC2-chileshe (Kali Linux CLI) выполнена проверка сетевых настроек. Интерфейс eth0 получил IPv6-адрес из префикса 2000::/64 с использованием SLAAC, а также link-local адрес. В таблице маршрутизации присутствует маршрут по умолчанию через маршрутизатор.</w:t>
-      </w:r>
-    </w:p>
-    <w:p>
-      <w:pPr>
-        <w:numPr>
-          <w:ilvl w:val="0"/>
-          <w:numId w:val="1000"/>
-        </w:numPr>
+        <w:pStyle w:val="Compact"/>
+      </w:pPr>
+      <w:r>
+        <w:t xml:space="preserve">Повторно выполнена проверка связности с маршрутизатора msk-chileshe-gw-01.</w:t>
+      </w:r>
+    </w:p>
+    <w:p>
+      <w:pPr>
         <w:pStyle w:val="CaptionedFigure"/>
       </w:pPr>
-      <w:bookmarkStart w:id="73" w:name="fig:013"/>
+      <w:bookmarkStart w:id="90" w:name="fig:015"/>
       <w:r>
         <w:drawing>
           <wp:inline>
-            <wp:extent cx="5334000" cy="3335528"/>
+            <wp:extent cx="5334000" cy="4019938"/>
             <wp:effectExtent b="0" l="0" r="0" t="0"/>
-            <wp:docPr descr="Рис. 13: Проверка IPv6-адресации и маршрутов на PC2" title="" id="71" name="Picture"/>
+            <wp:docPr descr="Рис. 15: Проверка связности после настройки RIP" title="" id="88" name="Picture"/>
             <a:graphic>
               <a:graphicData uri="http://schemas.openxmlformats.org/drawingml/2006/picture">
                 <pic:pic>
                   <pic:nvPicPr>
-                    <pic:cNvPr descr="13.png" id="72" name="Picture"/>
+                    <pic:cNvPr descr="15.png" id="89" name="Picture"/>
                     <pic:cNvPicPr>
                       <a:picLocks noChangeArrowheads="1" noChangeAspect="1"/>
                     </pic:cNvPicPr>
                   </pic:nvPicPr>
                   <pic:blipFill>
-                    <a:blip r:embed="rId70"/>
+                    <a:blip r:embed="rId87"/>
                     <a:stretch>
                       <a:fillRect/>
                     </a:stretch>
@@ -1239,7 +1667,7 @@
                   <pic:spPr bwMode="auto">
                     <a:xfrm>
                       <a:off x="0" y="0"/>
-                      <a:ext cx="5334000" cy="3335528"/>
+                      <a:ext cx="5334000" cy="4019938"/>
                     </a:xfrm>
                     <a:prstGeom prst="rect">
                       <a:avLst/>
@@ -1257,75 +1685,84 @@
           </wp:inline>
         </w:drawing>
       </w:r>
-      <w:bookmarkEnd w:id="73"/>
+      <w:bookmarkEnd w:id="90"/>
+    </w:p>
+    <w:p>
+      <w:pPr>
+        <w:pStyle w:val="ImageCaption"/>
+      </w:pPr>
+      <w:r>
+        <w:t xml:space="preserve">Рис. 15: Проверка связности после настройки RIP</w:t>
+      </w:r>
+    </w:p>
+    <w:p>
+      <w:pPr>
+        <w:pStyle w:val="BodyText"/>
+      </w:pPr>
+      <w:r>
+        <w:t xml:space="preserve">Результаты показали успешную доставку пакетов ко всем узлам:</w:t>
+      </w:r>
+      <w:r>
+        <w:br/>
+      </w:r>
+      <w:r>
+        <w:t xml:space="preserve">- 10.0.0.2 — доступен напрямую;</w:t>
+      </w:r>
+      <w:r>
+        <w:br/>
+      </w:r>
+      <w:r>
+        <w:t xml:space="preserve">- 20.0.0.1 — доступен через маршрутизатор msk-chileshe-gw-03;</w:t>
+      </w:r>
+      <w:r>
+        <w:br/>
+      </w:r>
+      <w:r>
+        <w:t xml:space="preserve">- 20.0.0.2 — доступен через msk-chileshe-gw-03 и далее к msk-chileshe-gw-02.</w:t>
+      </w:r>
+    </w:p>
+    <w:p>
+      <w:pPr>
+        <w:pStyle w:val="BodyText"/>
+      </w:pPr>
+      <w:r>
+        <w:t xml:space="preserve">Потерь пакетов не зафиксировано.</w:t>
+      </w:r>
     </w:p>
     <w:p>
       <w:pPr>
         <w:numPr>
           <w:ilvl w:val="0"/>
-          <w:numId w:val="1000"/>
+          <w:numId w:val="1019"/>
         </w:numPr>
-        <w:pStyle w:val="ImageCaption"/>
-      </w:pPr>
-      <w:r>
-        <w:t xml:space="preserve">Рис. 13: Проверка IPv6-адресации и маршрутов на PC2</w:t>
-      </w:r>
-    </w:p>
-    <w:p>
-      <w:pPr>
-        <w:numPr>
-          <w:ilvl w:val="0"/>
-          <w:numId w:val="1002"/>
-        </w:numPr>
-      </w:pPr>
-      <w:r>
-        <w:t xml:space="preserve">С узла PC2-chileshe выполнена проверка связности с маршрутизатором с использованием команды ping по IPv6-адресу 2000::1. Получены ответы без потерь, что подтверждает корректную работу IPv6-маршрутизации.</w:t>
-      </w:r>
-    </w:p>
-    <w:p>
-      <w:pPr>
-        <w:numPr>
-          <w:ilvl w:val="0"/>
-          <w:numId w:val="1002"/>
-        </w:numPr>
-      </w:pPr>
-      <w:r>
-        <w:t xml:space="preserve">Проверен файл конфигурации DNS на узле PC2-chileshe. До получения параметров по DHCPv6 информация о DNS-сервере отсутствует.</w:t>
-      </w:r>
-    </w:p>
-    <w:p>
-      <w:pPr>
-        <w:numPr>
-          <w:ilvl w:val="0"/>
-          <w:numId w:val="1002"/>
-        </w:numPr>
-      </w:pPr>
-      <w:r>
-        <w:t xml:space="preserve">На узле PC2-chileshe выполнен запрос параметров DHCPv6 без получения адреса с использованием клиента DHCPv6. В результате узел получил параметры DNS и доменного поиска от DHCPv6-сервера.</w:t>
+        <w:pStyle w:val="Compact"/>
+      </w:pPr>
+      <w:r>
+        <w:t xml:space="preserve">В окне анализатора трафика зафиксированы пакеты RIP версии 2, передаваемые на мультикаст-адрес 224.0.0.9, а также ICMP-пакеты, проходящие через транзитный маршрутизатор.</w:t>
       </w:r>
     </w:p>
     <w:p>
       <w:pPr>
         <w:pStyle w:val="CaptionedFigure"/>
       </w:pPr>
-      <w:bookmarkStart w:id="77" w:name="fig:014"/>
+      <w:bookmarkStart w:id="94" w:name="fig:016"/>
       <w:r>
         <w:drawing>
           <wp:inline>
-            <wp:extent cx="5334000" cy="1301559"/>
+            <wp:extent cx="5334000" cy="2260913"/>
             <wp:effectExtent b="0" l="0" r="0" t="0"/>
-            <wp:docPr descr="Рис. 14: Получение параметров по DHCPv6 на PC2" title="" id="75" name="Picture"/>
+            <wp:docPr descr="Рис. 16: Анализ RIP и ICMP-трафика" title="" id="92" name="Picture"/>
             <a:graphic>
               <a:graphicData uri="http://schemas.openxmlformats.org/drawingml/2006/picture">
                 <pic:pic>
                   <pic:nvPicPr>
-                    <pic:cNvPr descr="14.png" id="76" name="Picture"/>
+                    <pic:cNvPr descr="16.png" id="93" name="Picture"/>
                     <pic:cNvPicPr>
                       <a:picLocks noChangeArrowheads="1" noChangeAspect="1"/>
                     </pic:cNvPicPr>
                   </pic:nvPicPr>
                   <pic:blipFill>
-                    <a:blip r:embed="rId74"/>
+                    <a:blip r:embed="rId91"/>
                     <a:stretch>
                       <a:fillRect/>
                     </a:stretch>
@@ -1333,7 +1770,7 @@
                   <pic:spPr bwMode="auto">
                     <a:xfrm>
                       <a:off x="0" y="0"/>
-                      <a:ext cx="5334000" cy="1301559"/>
+                      <a:ext cx="5334000" cy="2260913"/>
                     </a:xfrm>
                     <a:prstGeom prst="rect">
                       <a:avLst/>
@@ -1351,60 +1788,77 @@
           </wp:inline>
         </w:drawing>
       </w:r>
-      <w:bookmarkEnd w:id="77"/>
+      <w:bookmarkEnd w:id="94"/>
     </w:p>
     <w:p>
       <w:pPr>
         <w:pStyle w:val="ImageCaption"/>
       </w:pPr>
       <w:r>
-        <w:t xml:space="preserve">Рис. 14: Получение параметров по DHCPv6 на PC2</w:t>
+        <w:t xml:space="preserve">Рис. 16: Анализ RIP и ICMP-трафика</w:t>
+      </w:r>
+    </w:p>
+    <w:p>
+      <w:pPr>
+        <w:pStyle w:val="BodyText"/>
+      </w:pPr>
+      <w:r>
+        <w:t xml:space="preserve">Наличие RIP Response-сообщений подтверждает обмен маршрутной информацией между маршрутизаторами. После получения обновлений таблицы маршрутизации маршрутизатор msk-chileshe-gw-01 сформировал маршрут к сети 20.0.0.0/8 через 10.0.0.2, что обеспечило успешную передачу ICMP-пакетов.</w:t>
+      </w:r>
+    </w:p>
+    <w:bookmarkEnd w:id="95"/>
+    <w:bookmarkStart w:id="104" w:name="создание-туннеля-ipv6-через-сеть-ipv4"/>
+    <w:p>
+      <w:pPr>
+        <w:pStyle w:val="Heading2"/>
+      </w:pPr>
+      <w:r>
+        <w:rPr>
+          <w:rStyle w:val="SectionNumber"/>
+        </w:rPr>
+        <w:t xml:space="preserve">2.9</w:t>
+      </w:r>
+      <w:r>
+        <w:tab/>
+      </w:r>
+      <w:r>
+        <w:t xml:space="preserve">Создание туннеля IPv6 через сеть IPv4</w:t>
       </w:r>
     </w:p>
     <w:p>
       <w:pPr>
         <w:numPr>
           <w:ilvl w:val="0"/>
-          <w:numId w:val="1003"/>
+          <w:numId w:val="1020"/>
         </w:numPr>
-      </w:pPr>
-      <w:r>
-        <w:t xml:space="preserve">Повторно выполнена проверка связности с маршрутизатором и содержимого файла resolv.conf. DNS-сервер 2000::1 и домен chileshe.net успешно применены.</w:t>
-      </w:r>
-    </w:p>
-    <w:p>
-      <w:pPr>
-        <w:numPr>
-          <w:ilvl w:val="0"/>
-          <w:numId w:val="1003"/>
-        </w:numPr>
-      </w:pPr>
-      <w:r>
-        <w:t xml:space="preserve">На маршрутизаторе просмотрена информация о выданных DHCPv6-параметрах. В режиме Stateless аренда адресов отсутствует, так как IPv6-адреса назначаются с помощью SLAAC, а DHCPv6 используется только для передачи дополнительных параметров.</w:t>
+        <w:pStyle w:val="Compact"/>
+      </w:pPr>
+      <w:r>
+        <w:t xml:space="preserve">На маршрутизаторе msk-chileshe-gw-01 создан туннельный интерфейс tun0 с типом инкапсуляции SIT (IPv6 over IPv4). В качестве исходного IPv4-адреса указан 10.0.0.1, удалённого — 20.0.0.2. Интерфейсу назначен IPv6-адрес 1001::1/64. Конфигурация подтверждена и сохранена.</w:t>
       </w:r>
     </w:p>
     <w:p>
       <w:pPr>
         <w:pStyle w:val="CaptionedFigure"/>
       </w:pPr>
-      <w:bookmarkStart w:id="81" w:name="fig:015"/>
+      <w:bookmarkStart w:id="99" w:name="fig:017"/>
       <w:r>
         <w:drawing>
           <wp:inline>
-            <wp:extent cx="5334000" cy="2979520"/>
+            <wp:extent cx="5334000" cy="2898729"/>
             <wp:effectExtent b="0" l="0" r="0" t="0"/>
-            <wp:docPr descr="Рис. 15: Просмотр статистики DHCPv6-сервера" title="" id="79" name="Picture"/>
+            <wp:docPr descr="Рис. 17: Настройка туннеля на msk-chileshe-gw-01" title="" id="97" name="Picture"/>
             <a:graphic>
               <a:graphicData uri="http://schemas.openxmlformats.org/drawingml/2006/picture">
                 <pic:pic>
                   <pic:nvPicPr>
-                    <pic:cNvPr descr="15.png" id="80" name="Picture"/>
+                    <pic:cNvPr descr="17.png" id="98" name="Picture"/>
                     <pic:cNvPicPr>
                       <a:picLocks noChangeArrowheads="1" noChangeAspect="1"/>
                     </pic:cNvPicPr>
                   </pic:nvPicPr>
                   <pic:blipFill>
-                    <a:blip r:embed="rId78"/>
+                    <a:blip r:embed="rId96"/>
                     <a:stretch>
                       <a:fillRect/>
                     </a:stretch>
@@ -1412,7 +1866,7 @@
                   <pic:spPr bwMode="auto">
                     <a:xfrm>
                       <a:off x="0" y="0"/>
-                      <a:ext cx="5334000" cy="2979520"/>
+                      <a:ext cx="5334000" cy="2898729"/>
                     </a:xfrm>
                     <a:prstGeom prst="rect">
                       <a:avLst/>
@@ -1430,95 +1884,50 @@
           </wp:inline>
         </w:drawing>
       </w:r>
-      <w:bookmarkEnd w:id="81"/>
+      <w:bookmarkEnd w:id="99"/>
     </w:p>
     <w:p>
       <w:pPr>
         <w:pStyle w:val="ImageCaption"/>
       </w:pPr>
       <w:r>
-        <w:t xml:space="preserve">Рис. 15: Просмотр статистики DHCPv6-сервера</w:t>
+        <w:t xml:space="preserve">Рис. 17: Настройка туннеля на msk-chileshe-gw-01</w:t>
       </w:r>
     </w:p>
     <w:p>
       <w:pPr>
         <w:numPr>
           <w:ilvl w:val="0"/>
-          <w:numId w:val="1004"/>
+          <w:numId w:val="1021"/>
         </w:numPr>
         <w:pStyle w:val="Compact"/>
       </w:pPr>
       <w:r>
-        <w:t xml:space="preserve">Проанализирован захваченный сетевой трафик. В анализаторе пакетов зафиксированы сообщения Router Advertisement, DHCPv6 Solicit и Reply, а также ICMPv6-сообщения. В DHCPv6-пакетах подтверждена передача параметров DNS и доменного имени без назначения IPv6-адреса, что соответствует Stateless-конфигурации DHCPv6.</w:t>
-      </w:r>
-    </w:p>
-    <w:bookmarkEnd w:id="82"/>
-    <w:bookmarkStart w:id="103" w:name="X4ed2cdc17838753b71dbb26ad71a89aec26b59e"/>
-    <w:p>
-      <w:pPr>
-        <w:pStyle w:val="Heading2"/>
-      </w:pPr>
-      <w:r>
-        <w:rPr>
-          <w:rStyle w:val="SectionNumber"/>
-        </w:rPr>
-        <w:t xml:space="preserve">2.3</w:t>
-      </w:r>
-      <w:r>
-        <w:tab/>
-      </w:r>
-      <w:r>
-        <w:t xml:space="preserve">Настройка DHCPv6 с отслеживанием состояния (Stateful) и анализ IPv6-обмена</w:t>
-      </w:r>
-    </w:p>
-    <w:p>
-      <w:pPr>
-        <w:numPr>
-          <w:ilvl w:val="0"/>
-          <w:numId w:val="1005"/>
-        </w:numPr>
-      </w:pPr>
-      <w:r>
-        <w:t xml:space="preserve">На маршрутизаторе chileshe-gw-01 выполнена настройка DHCPv6 с отслеживанием состояния. Для интерфейса eth2 включены объявления маршрутизатора (Router Advertisements) с установленным флагом managed-flag, указывающим клиентам на необходимость получения IPv6-адресов с использованием DHCPv6 Stateful.</w:t>
-      </w:r>
-    </w:p>
-    <w:p>
-      <w:pPr>
-        <w:numPr>
-          <w:ilvl w:val="0"/>
-          <w:numId w:val="1005"/>
-        </w:numPr>
-      </w:pPr>
-      <w:r>
-        <w:t xml:space="preserve">На маршрутизаторе добавлена конфигурация DHCPv6-сервера с отслеживанием состояния. Создана разделяемая сеть chileshe-stateful, задана подсеть 2001::/64, настроены DNS-сервер 2001::1 и домен поиска chileshe.net, а также диапазон выдаваемых IPv6-адресов от 2001::100 до 2001::199. Конфигурация применена и сохранена.</w:t>
-      </w:r>
-    </w:p>
-    <w:p>
-      <w:pPr>
-        <w:numPr>
-          <w:ilvl w:val="0"/>
-          <w:numId w:val="1000"/>
-        </w:numPr>
+        <w:t xml:space="preserve">На маршрутизаторе msk-chileshe-gw-02 выполнена зеркальная настройка туннеля tun0: источник — 20.0.0.2, удалённый адрес — 10.0.0.1, IPv6-адрес интерфейса — 1001::2/64.</w:t>
+      </w:r>
+    </w:p>
+    <w:p>
+      <w:pPr>
         <w:pStyle w:val="CaptionedFigure"/>
       </w:pPr>
-      <w:bookmarkStart w:id="86" w:name="fig:016"/>
+      <w:bookmarkStart w:id="103" w:name="fig:018"/>
       <w:r>
         <w:drawing>
           <wp:inline>
-            <wp:extent cx="5334000" cy="3467100"/>
+            <wp:extent cx="5334000" cy="3374065"/>
             <wp:effectExtent b="0" l="0" r="0" t="0"/>
-            <wp:docPr descr="Рис. 16: Настройка DHCPv6 Stateful на маршрутизаторе VyOS" title="" id="84" name="Picture"/>
+            <wp:docPr descr="Рис. 18: Настройка туннеля на msk-chileshe-gw-02" title="" id="101" name="Picture"/>
             <a:graphic>
               <a:graphicData uri="http://schemas.openxmlformats.org/drawingml/2006/picture">
                 <pic:pic>
                   <pic:nvPicPr>
-                    <pic:cNvPr descr="16.png" id="85" name="Picture"/>
+                    <pic:cNvPr descr="18.png" id="102" name="Picture"/>
                     <pic:cNvPicPr>
                       <a:picLocks noChangeArrowheads="1" noChangeAspect="1"/>
                     </pic:cNvPicPr>
                   </pic:nvPicPr>
                   <pic:blipFill>
-                    <a:blip r:embed="rId83"/>
+                    <a:blip r:embed="rId100"/>
                     <a:stretch>
                       <a:fillRect/>
                     </a:stretch>
@@ -1526,7 +1935,7 @@
                   <pic:spPr bwMode="auto">
                     <a:xfrm>
                       <a:off x="0" y="0"/>
-                      <a:ext cx="5334000" cy="3467100"/>
+                      <a:ext cx="5334000" cy="3374065"/>
                     </a:xfrm>
                     <a:prstGeom prst="rect">
                       <a:avLst/>
@@ -1544,68 +1953,77 @@
           </wp:inline>
         </w:drawing>
       </w:r>
-      <w:bookmarkEnd w:id="86"/>
+      <w:bookmarkEnd w:id="103"/>
+    </w:p>
+    <w:p>
+      <w:pPr>
+        <w:pStyle w:val="ImageCaption"/>
+      </w:pPr>
+      <w:r>
+        <w:t xml:space="preserve">Рис. 18: Настройка туннеля на msk-chileshe-gw-02</w:t>
+      </w:r>
+    </w:p>
+    <w:p>
+      <w:pPr>
+        <w:pStyle w:val="BodyText"/>
+      </w:pPr>
+      <w:r>
+        <w:t xml:space="preserve">В результате между маршрутизаторами сформирован логический IPv6-канал поверх существующей IPv4-сети.</w:t>
+      </w:r>
+    </w:p>
+    <w:bookmarkEnd w:id="104"/>
+    <w:bookmarkStart w:id="113" w:name="настройка-статической-маршрутизации-ipv6"/>
+    <w:p>
+      <w:pPr>
+        <w:pStyle w:val="Heading2"/>
+      </w:pPr>
+      <w:r>
+        <w:rPr>
+          <w:rStyle w:val="SectionNumber"/>
+        </w:rPr>
+        <w:t xml:space="preserve">2.10</w:t>
+      </w:r>
+      <w:r>
+        <w:tab/>
+      </w:r>
+      <w:r>
+        <w:t xml:space="preserve">Настройка статической маршрутизации IPv6</w:t>
+      </w:r>
     </w:p>
     <w:p>
       <w:pPr>
         <w:numPr>
           <w:ilvl w:val="0"/>
-          <w:numId w:val="1000"/>
+          <w:numId w:val="1022"/>
         </w:numPr>
-        <w:pStyle w:val="ImageCaption"/>
-      </w:pPr>
-      <w:r>
-        <w:t xml:space="preserve">Рис. 16: Настройка DHCPv6 Stateful на маршрутизаторе VyOS</w:t>
-      </w:r>
-    </w:p>
-    <w:p>
-      <w:pPr>
-        <w:numPr>
-          <w:ilvl w:val="0"/>
-          <w:numId w:val="1005"/>
-        </w:numPr>
-      </w:pPr>
-      <w:r>
-        <w:t xml:space="preserve">На маршрутизаторе просмотрена информация о выданных DHCPv6-арендах. До подключения клиентов список аренд пуст, что подтверждает отсутствие активных клиентов в сети DHCPv6 Stateful.</w:t>
-      </w:r>
-    </w:p>
-    <w:p>
-      <w:pPr>
-        <w:numPr>
-          <w:ilvl w:val="0"/>
-          <w:numId w:val="1005"/>
-        </w:numPr>
-      </w:pPr>
-      <w:r>
-        <w:t xml:space="preserve">Выполнено подключение к узлу PC3-chileshe (Kali Linux CLI). Проверена начальная конфигурация сетевых интерфейсов и таблицы маршрутизации IPv6. На данном этапе глобальный IPv6-адрес отсутствует.</w:t>
-      </w:r>
-    </w:p>
-    <w:p>
-      <w:pPr>
-        <w:numPr>
-          <w:ilvl w:val="0"/>
-          <w:numId w:val="1000"/>
-        </w:numPr>
+        <w:pStyle w:val="Compact"/>
+      </w:pPr>
+      <w:r>
+        <w:t xml:space="preserve">На маршрутизаторе msk-chileshe-gw-01 добавлен статический маршрут к сети 1002::/64 через следующий переход 1001::2 (адрес удалённого конца туннеля).</w:t>
+      </w:r>
+    </w:p>
+    <w:p>
+      <w:pPr>
         <w:pStyle w:val="CaptionedFigure"/>
       </w:pPr>
-      <w:bookmarkStart w:id="90" w:name="fig:017"/>
+      <w:bookmarkStart w:id="108" w:name="fig:019"/>
       <w:r>
         <w:drawing>
           <wp:inline>
-            <wp:extent cx="5334000" cy="2879752"/>
+            <wp:extent cx="5334000" cy="2297598"/>
             <wp:effectExtent b="0" l="0" r="0" t="0"/>
-            <wp:docPr descr="Рис. 17: Проверка начальной IPv6-конфигурации на PC3" title="" id="88" name="Picture"/>
+            <wp:docPr descr="Рис. 19: Статический маршрут IPv6 на msk-chileshe-gw-01" title="" id="106" name="Picture"/>
             <a:graphic>
               <a:graphicData uri="http://schemas.openxmlformats.org/drawingml/2006/picture">
                 <pic:pic>
                   <pic:nvPicPr>
-                    <pic:cNvPr descr="17.png" id="89" name="Picture"/>
+                    <pic:cNvPr descr="19.png" id="107" name="Picture"/>
                     <pic:cNvPicPr>
                       <a:picLocks noChangeArrowheads="1" noChangeAspect="1"/>
                     </pic:cNvPicPr>
                   </pic:nvPicPr>
                   <pic:blipFill>
-                    <a:blip r:embed="rId87"/>
+                    <a:blip r:embed="rId105"/>
                     <a:stretch>
                       <a:fillRect/>
                     </a:stretch>
@@ -1613,7 +2031,7 @@
                   <pic:spPr bwMode="auto">
                     <a:xfrm>
                       <a:off x="0" y="0"/>
-                      <a:ext cx="5334000" cy="2879752"/>
+                      <a:ext cx="5334000" cy="2297598"/>
                     </a:xfrm>
                     <a:prstGeom prst="rect">
                       <a:avLst/>
@@ -1631,68 +2049,50 @@
           </wp:inline>
         </w:drawing>
       </w:r>
-      <w:bookmarkEnd w:id="90"/>
+      <w:bookmarkEnd w:id="108"/>
+    </w:p>
+    <w:p>
+      <w:pPr>
+        <w:pStyle w:val="ImageCaption"/>
+      </w:pPr>
+      <w:r>
+        <w:t xml:space="preserve">Рис. 19: Статический маршрут IPv6 на msk-chileshe-gw-01</w:t>
+      </w:r>
     </w:p>
     <w:p>
       <w:pPr>
         <w:numPr>
           <w:ilvl w:val="0"/>
-          <w:numId w:val="1000"/>
+          <w:numId w:val="1023"/>
         </w:numPr>
-        <w:pStyle w:val="ImageCaption"/>
-      </w:pPr>
-      <w:r>
-        <w:t xml:space="preserve">Рис. 17: Проверка начальной IPv6-конфигурации на PC3</w:t>
-      </w:r>
-    </w:p>
-    <w:p>
-      <w:pPr>
-        <w:numPr>
-          <w:ilvl w:val="0"/>
-          <w:numId w:val="1005"/>
-        </w:numPr>
-      </w:pPr>
-      <w:r>
-        <w:t xml:space="preserve">На узле PC3-chileshe проверены настройки DNS. До получения параметров по DHCPv6 файл resolv.conf не содержит информации о DNS-сервере.</w:t>
-      </w:r>
-    </w:p>
-    <w:p>
-      <w:pPr>
-        <w:numPr>
-          <w:ilvl w:val="0"/>
-          <w:numId w:val="1005"/>
-        </w:numPr>
-      </w:pPr>
-      <w:r>
-        <w:t xml:space="preserve">На узле PC3-chileshe выполнено получение IPv6-адреса с использованием DHCPv6 Stateful. Клиент успешно получил IPv6-адрес из диапазона 2001::100–2001::199 с заданным временем аренды.</w:t>
-      </w:r>
-    </w:p>
-    <w:p>
-      <w:pPr>
-        <w:numPr>
-          <w:ilvl w:val="0"/>
-          <w:numId w:val="1000"/>
-        </w:numPr>
+        <w:pStyle w:val="Compact"/>
+      </w:pPr>
+      <w:r>
+        <w:t xml:space="preserve">На маршрутизаторе msk-chileshe-gw-02 добавлен статический маршрут к сети 1000::/64 через следующий переход 1001::1.</w:t>
+      </w:r>
+    </w:p>
+    <w:p>
+      <w:pPr>
         <w:pStyle w:val="CaptionedFigure"/>
       </w:pPr>
-      <w:bookmarkStart w:id="94" w:name="fig:018"/>
+      <w:bookmarkStart w:id="112" w:name="fig:020"/>
       <w:r>
         <w:drawing>
           <wp:inline>
-            <wp:extent cx="5334000" cy="2905734"/>
+            <wp:extent cx="5334000" cy="2743893"/>
             <wp:effectExtent b="0" l="0" r="0" t="0"/>
-            <wp:docPr descr="Рис. 18: Получение IPv6-адреса по DHCPv6 Stateful на PC3" title="" id="92" name="Picture"/>
+            <wp:docPr descr="Рис. 20: Статический маршрут IPv6 на msk-chileshe-gw-02" title="" id="110" name="Picture"/>
             <a:graphic>
               <a:graphicData uri="http://schemas.openxmlformats.org/drawingml/2006/picture">
                 <pic:pic>
                   <pic:nvPicPr>
-                    <pic:cNvPr descr="18.png" id="93" name="Picture"/>
+                    <pic:cNvPr descr="20.png" id="111" name="Picture"/>
                     <pic:cNvPicPr>
                       <a:picLocks noChangeArrowheads="1" noChangeAspect="1"/>
                     </pic:cNvPicPr>
                   </pic:nvPicPr>
                   <pic:blipFill>
-                    <a:blip r:embed="rId91"/>
+                    <a:blip r:embed="rId109"/>
                     <a:stretch>
                       <a:fillRect/>
                     </a:stretch>
@@ -1700,7 +2100,7 @@
                   <pic:spPr bwMode="auto">
                     <a:xfrm>
                       <a:off x="0" y="0"/>
-                      <a:ext cx="5334000" cy="2905734"/>
+                      <a:ext cx="5334000" cy="2743893"/>
                     </a:xfrm>
                     <a:prstGeom prst="rect">
                       <a:avLst/>
@@ -1718,57 +2118,77 @@
           </wp:inline>
         </w:drawing>
       </w:r>
-      <w:bookmarkEnd w:id="94"/>
+      <w:bookmarkEnd w:id="112"/>
+    </w:p>
+    <w:p>
+      <w:pPr>
+        <w:pStyle w:val="ImageCaption"/>
+      </w:pPr>
+      <w:r>
+        <w:t xml:space="preserve">Рис. 20: Статический маршрут IPv6 на msk-chileshe-gw-02</w:t>
+      </w:r>
+    </w:p>
+    <w:p>
+      <w:pPr>
+        <w:pStyle w:val="BodyText"/>
+      </w:pPr>
+      <w:r>
+        <w:t xml:space="preserve">После применения настроек таблицы маршрутизации обоих маршрутизаторов содержат записи о достижимости удалённых IPv6-сетей через туннельный интерфейс.</w:t>
+      </w:r>
+    </w:p>
+    <w:bookmarkEnd w:id="113"/>
+    <w:bookmarkStart w:id="122" w:name="проверка-доступности-оконечных-устройств"/>
+    <w:p>
+      <w:pPr>
+        <w:pStyle w:val="Heading2"/>
+      </w:pPr>
+      <w:r>
+        <w:rPr>
+          <w:rStyle w:val="SectionNumber"/>
+        </w:rPr>
+        <w:t xml:space="preserve">2.11</w:t>
+      </w:r>
+      <w:r>
+        <w:tab/>
+      </w:r>
+      <w:r>
+        <w:t xml:space="preserve">Проверка доступности оконечных устройств</w:t>
+      </w:r>
     </w:p>
     <w:p>
       <w:pPr>
         <w:numPr>
           <w:ilvl w:val="0"/>
-          <w:numId w:val="1000"/>
+          <w:numId w:val="1024"/>
         </w:numPr>
-        <w:pStyle w:val="ImageCaption"/>
-      </w:pPr>
-      <w:r>
-        <w:t xml:space="preserve">Рис. 18: Получение IPv6-адреса по DHCPv6 Stateful на PC3</w:t>
-      </w:r>
-    </w:p>
-    <w:p>
-      <w:pPr>
-        <w:numPr>
-          <w:ilvl w:val="0"/>
-          <w:numId w:val="1005"/>
-        </w:numPr>
-      </w:pPr>
-      <w:r>
-        <w:t xml:space="preserve">После получения адреса повторно проверена конфигурация сетевых интерфейсов и таблицы маршрутизации IPv6. С узла PC3-chileshe выполнена проверка связности с маршрутизатором по адресу 2001::1, получены ответы без потерь. Также подтверждено применение параметров DNS и домена поиска.</w:t>
-      </w:r>
-    </w:p>
-    <w:p>
-      <w:pPr>
-        <w:numPr>
-          <w:ilvl w:val="0"/>
-          <w:numId w:val="1000"/>
-        </w:numPr>
+        <w:pStyle w:val="Compact"/>
+      </w:pPr>
+      <w:r>
+        <w:t xml:space="preserve">С узла PC1-chileshe выполнена проверка доступности узла PC2-chileshe по IPv6-адресу 1002::a.</w:t>
+      </w:r>
+    </w:p>
+    <w:p>
+      <w:pPr>
         <w:pStyle w:val="CaptionedFigure"/>
       </w:pPr>
-      <w:bookmarkStart w:id="98" w:name="fig:019"/>
+      <w:bookmarkStart w:id="117" w:name="fig:021"/>
       <w:r>
         <w:drawing>
           <wp:inline>
-            <wp:extent cx="5334000" cy="2344703"/>
+            <wp:extent cx="5334000" cy="2576285"/>
             <wp:effectExtent b="0" l="0" r="0" t="0"/>
-            <wp:docPr descr="Рис. 19: Проверка IPv6-связности и DNS на PC3" title="" id="96" name="Picture"/>
+            <wp:docPr descr="Рис. 21: Ping и trace с PC1" title="" id="115" name="Picture"/>
             <a:graphic>
               <a:graphicData uri="http://schemas.openxmlformats.org/drawingml/2006/picture">
                 <pic:pic>
                   <pic:nvPicPr>
-                    <pic:cNvPr descr="19.png" id="97" name="Picture"/>
+                    <pic:cNvPr descr="21.png" id="116" name="Picture"/>
                     <pic:cNvPicPr>
                       <a:picLocks noChangeArrowheads="1" noChangeAspect="1"/>
                     </pic:cNvPicPr>
                   </pic:nvPicPr>
                   <pic:blipFill>
-                    <a:blip r:embed="rId95"/>
+                    <a:blip r:embed="rId114"/>
                     <a:stretch>
                       <a:fillRect/>
                     </a:stretch>
@@ -1776,7 +2196,7 @@
                   <pic:spPr bwMode="auto">
                     <a:xfrm>
                       <a:off x="0" y="0"/>
-                      <a:ext cx="5334000" cy="2344703"/>
+                      <a:ext cx="5334000" cy="2576285"/>
                     </a:xfrm>
                     <a:prstGeom prst="rect">
                       <a:avLst/>
@@ -1794,57 +2214,76 @@
           </wp:inline>
         </w:drawing>
       </w:r>
-      <w:bookmarkEnd w:id="98"/>
+      <w:bookmarkEnd w:id="117"/>
+    </w:p>
+    <w:p>
+      <w:pPr>
+        <w:pStyle w:val="ImageCaption"/>
+      </w:pPr>
+      <w:r>
+        <w:t xml:space="preserve">Рис. 21: Ping и trace с PC1</w:t>
+      </w:r>
+    </w:p>
+    <w:p>
+      <w:pPr>
+        <w:pStyle w:val="BodyText"/>
+      </w:pPr>
+      <w:r>
+        <w:t xml:space="preserve">Результат проверки: ответы получены без потерь. Трассировка показывает прохождение пакета через:</w:t>
+      </w:r>
+      <w:r>
+        <w:br/>
+      </w:r>
+      <w:r>
+        <w:t xml:space="preserve">- 1000::1 — интерфейс маршрутизатора msk-chileshe-gw-01;</w:t>
+      </w:r>
+      <w:r>
+        <w:br/>
+      </w:r>
+      <w:r>
+        <w:t xml:space="preserve">- 1001::2 — удалённый конец туннеля на msk-chileshe-gw-02;</w:t>
+      </w:r>
+      <w:r>
+        <w:br/>
+      </w:r>
+      <w:r>
+        <w:t xml:space="preserve">- 1002::a — конечный узел.</w:t>
+      </w:r>
     </w:p>
     <w:p>
       <w:pPr>
         <w:numPr>
           <w:ilvl w:val="0"/>
-          <w:numId w:val="1000"/>
+          <w:numId w:val="1025"/>
         </w:numPr>
-        <w:pStyle w:val="ImageCaption"/>
-      </w:pPr>
-      <w:r>
-        <w:t xml:space="preserve">Рис. 19: Проверка IPv6-связности и DNS на PC3</w:t>
-      </w:r>
-    </w:p>
-    <w:p>
-      <w:pPr>
-        <w:numPr>
-          <w:ilvl w:val="0"/>
-          <w:numId w:val="1005"/>
-        </w:numPr>
-      </w:pPr>
-      <w:r>
-        <w:t xml:space="preserve">На маршрутизаторе chileshe-gw-01 повторно просмотрена статистика DHCPv6-сервера. В списке аренд отображается активная запись, соответствующая узлу PC3-chileshe, с выданным IPv6-адресом из сети chileshe-stateful.</w:t>
-      </w:r>
-    </w:p>
-    <w:p>
-      <w:pPr>
-        <w:numPr>
-          <w:ilvl w:val="0"/>
-          <w:numId w:val="1000"/>
-        </w:numPr>
+        <w:pStyle w:val="Compact"/>
+      </w:pPr>
+      <w:r>
+        <w:t xml:space="preserve">Аналогичная проверка выполнена с узла PC2-chileshe до адреса 1000::a.</w:t>
+      </w:r>
+    </w:p>
+    <w:p>
+      <w:pPr>
         <w:pStyle w:val="CaptionedFigure"/>
       </w:pPr>
-      <w:bookmarkStart w:id="102" w:name="fig:020"/>
+      <w:bookmarkStart w:id="121" w:name="fig:022"/>
       <w:r>
         <w:drawing>
           <wp:inline>
-            <wp:extent cx="5334000" cy="4027618"/>
+            <wp:extent cx="4494997" cy="2974206"/>
             <wp:effectExtent b="0" l="0" r="0" t="0"/>
-            <wp:docPr descr="Рис. 20: Список выданных DHCPv6 Stateful-адресов" title="" id="100" name="Picture"/>
+            <wp:docPr descr="Рис. 22: Ping и trace с PC2" title="" id="119" name="Picture"/>
             <a:graphic>
               <a:graphicData uri="http://schemas.openxmlformats.org/drawingml/2006/picture">
                 <pic:pic>
                   <pic:nvPicPr>
-                    <pic:cNvPr descr="20.png" id="101" name="Picture"/>
+                    <pic:cNvPr descr="22.png" id="120" name="Picture"/>
                     <pic:cNvPicPr>
                       <a:picLocks noChangeArrowheads="1" noChangeAspect="1"/>
                     </pic:cNvPicPr>
                   </pic:nvPicPr>
                   <pic:blipFill>
-                    <a:blip r:embed="rId99"/>
+                    <a:blip r:embed="rId118"/>
                     <a:stretch>
                       <a:fillRect/>
                     </a:stretch>
@@ -1852,7 +2291,7 @@
                   <pic:spPr bwMode="auto">
                     <a:xfrm>
                       <a:off x="0" y="0"/>
-                      <a:ext cx="5334000" cy="4027618"/>
+                      <a:ext cx="4494997" cy="2974206"/>
                     </a:xfrm>
                     <a:prstGeom prst="rect">
                       <a:avLst/>
@@ -1870,34 +2309,180 @@
           </wp:inline>
         </w:drawing>
       </w:r>
-      <w:bookmarkEnd w:id="102"/>
+      <w:bookmarkEnd w:id="121"/>
+    </w:p>
+    <w:p>
+      <w:pPr>
+        <w:pStyle w:val="ImageCaption"/>
+      </w:pPr>
+      <w:r>
+        <w:t xml:space="preserve">Рис. 22: Ping и trace с PC2</w:t>
+      </w:r>
+    </w:p>
+    <w:p>
+      <w:pPr>
+        <w:pStyle w:val="BodyText"/>
+      </w:pPr>
+      <w:r>
+        <w:t xml:space="preserve">Трассировка подтверждает симметричный маршрут через туннельный интерфейс.</w:t>
+      </w:r>
+    </w:p>
+    <w:bookmarkEnd w:id="122"/>
+    <w:bookmarkStart w:id="127" w:name="анализ-прохождения-пакетов-через-туннель"/>
+    <w:p>
+      <w:pPr>
+        <w:pStyle w:val="Heading2"/>
+      </w:pPr>
+      <w:r>
+        <w:rPr>
+          <w:rStyle w:val="SectionNumber"/>
+        </w:rPr>
+        <w:t xml:space="preserve">2.12</w:t>
+      </w:r>
+      <w:r>
+        <w:tab/>
+      </w:r>
+      <w:r>
+        <w:t xml:space="preserve">Анализ прохождения пакетов через туннель</w:t>
+      </w:r>
     </w:p>
     <w:p>
       <w:pPr>
         <w:numPr>
           <w:ilvl w:val="0"/>
-          <w:numId w:val="1000"/>
+          <w:numId w:val="1026"/>
         </w:numPr>
+        <w:pStyle w:val="Compact"/>
+      </w:pPr>
+      <w:r>
+        <w:t xml:space="preserve">В анализаторе трафика зафиксированы ICMPv6 Echo Request и Echo Reply, инкапсулированные в IPv4-пакеты.</w:t>
+      </w:r>
+    </w:p>
+    <w:p>
+      <w:pPr>
+        <w:pStyle w:val="CaptionedFigure"/>
+      </w:pPr>
+      <w:bookmarkStart w:id="126" w:name="fig:023"/>
+      <w:r>
+        <w:drawing>
+          <wp:inline>
+            <wp:extent cx="5334000" cy="3610265"/>
+            <wp:effectExtent b="0" l="0" r="0" t="0"/>
+            <wp:docPr descr="Рис. 23: Инкапсуляция IPv6 в IPv4 в Wireshark" title="" id="124" name="Picture"/>
+            <a:graphic>
+              <a:graphicData uri="http://schemas.openxmlformats.org/drawingml/2006/picture">
+                <pic:pic>
+                  <pic:nvPicPr>
+                    <pic:cNvPr descr="23.png" id="125" name="Picture"/>
+                    <pic:cNvPicPr>
+                      <a:picLocks noChangeArrowheads="1" noChangeAspect="1"/>
+                    </pic:cNvPicPr>
+                  </pic:nvPicPr>
+                  <pic:blipFill>
+                    <a:blip r:embed="rId123"/>
+                    <a:stretch>
+                      <a:fillRect/>
+                    </a:stretch>
+                  </pic:blipFill>
+                  <pic:spPr bwMode="auto">
+                    <a:xfrm>
+                      <a:off x="0" y="0"/>
+                      <a:ext cx="5334000" cy="3610265"/>
+                    </a:xfrm>
+                    <a:prstGeom prst="rect">
+                      <a:avLst/>
+                    </a:prstGeom>
+                    <a:noFill/>
+                    <a:ln w="9525">
+                      <a:noFill/>
+                      <a:headEnd/>
+                      <a:tailEnd/>
+                    </a:ln>
+                  </pic:spPr>
+                </pic:pic>
+              </a:graphicData>
+            </a:graphic>
+          </wp:inline>
+        </w:drawing>
+      </w:r>
+      <w:bookmarkEnd w:id="126"/>
+    </w:p>
+    <w:p>
+      <w:pPr>
         <w:pStyle w:val="ImageCaption"/>
       </w:pPr>
       <w:r>
-        <w:t xml:space="preserve">Рис. 20: Список выданных DHCPv6 Stateful-адресов</w:t>
+        <w:t xml:space="preserve">Рис. 23: Инкапсуляция IPv6 в IPv4 в Wireshark</w:t>
+      </w:r>
+    </w:p>
+    <w:p>
+      <w:pPr>
+        <w:pStyle w:val="BodyText"/>
+      </w:pPr>
+      <w:r>
+        <w:t xml:space="preserve">Анализ структуры кадра показывает:</w:t>
       </w:r>
     </w:p>
     <w:p>
       <w:pPr>
         <w:numPr>
           <w:ilvl w:val="0"/>
-          <w:numId w:val="1005"/>
+          <w:numId w:val="1027"/>
         </w:numPr>
-      </w:pPr>
-      <w:r>
-        <w:t xml:space="preserve">Проанализирован захваченный сетевой трафик. В анализаторе пакетов зафиксированы сообщения Router Advertisement с флагом managed, а также DHCPv6-пакеты Solicit, Advertise, Request и Reply. Анализ подтверждает, что в режиме Stateful IPv6-адрес назначается сервером DHCPv6, а не формируется клиентом автоматически с помощью SLAAC.</w:t>
-      </w:r>
-    </w:p>
-    <w:bookmarkEnd w:id="103"/>
-    <w:bookmarkEnd w:id="104"/>
-    <w:bookmarkStart w:id="105" w:name="вывод"/>
+        <w:pStyle w:val="Compact"/>
+      </w:pPr>
+      <w:r>
+        <w:t xml:space="preserve">внешний заголовок — IPv4 (Source: 20.0.0.2, Destination: 10.0.0.1);</w:t>
+      </w:r>
+      <w:r>
+        <w:br/>
+      </w:r>
+    </w:p>
+    <w:p>
+      <w:pPr>
+        <w:numPr>
+          <w:ilvl w:val="0"/>
+          <w:numId w:val="1027"/>
+        </w:numPr>
+        <w:pStyle w:val="Compact"/>
+      </w:pPr>
+      <w:r>
+        <w:t xml:space="preserve">поле Protocol во внешнем IPv4-заголовке содержит значение 41, что соответствует инкапсуляции IPv6;</w:t>
+      </w:r>
+      <w:r>
+        <w:br/>
+      </w:r>
+    </w:p>
+    <w:p>
+      <w:pPr>
+        <w:numPr>
+          <w:ilvl w:val="0"/>
+          <w:numId w:val="1027"/>
+        </w:numPr>
+        <w:pStyle w:val="Compact"/>
+      </w:pPr>
+      <w:r>
+        <w:t xml:space="preserve">внутри располагается полноценный IPv6-заголовок с адресами 1002::a и 1000::a;</w:t>
+      </w:r>
+      <w:r>
+        <w:br/>
+      </w:r>
+    </w:p>
+    <w:p>
+      <w:pPr>
+        <w:numPr>
+          <w:ilvl w:val="0"/>
+          <w:numId w:val="1027"/>
+        </w:numPr>
+        <w:pStyle w:val="Compact"/>
+      </w:pPr>
+      <w:r>
+        <w:t xml:space="preserve">далее следует ICMPv6 Echo-пакет.</w:t>
+      </w:r>
+    </w:p>
+    <w:bookmarkEnd w:id="127"/>
+    <w:bookmarkEnd w:id="128"/>
+    <w:bookmarkStart w:id="129" w:name="вывод"/>
     <w:p>
       <w:pPr>
         <w:pStyle w:val="Heading1"/>
@@ -1920,10 +2505,18 @@
         <w:pStyle w:val="FirstParagraph"/>
       </w:pPr>
       <w:r>
-        <w:t xml:space="preserve">В ходе работы была выполнена настройка адресации IPv4 и IPv6, а также реализованы режимы DHCP, DHCPv6 Stateless и DHCPv6 Stateful на маршрутизаторе VyOS. Подтверждена корректная работа DHCP-сервера при автоматической выдаче параметров сети и адресов оконечным узлам. Установлено, что в режиме DHCPv6 Stateless IPv6-адреса формируются с использованием SLAAC, а DHCPv6 применяется для передачи дополнительных параметров, тогда как в режиме DHCPv6 Stateful сервер полностью управляет назначением IPv6-адресов. Анализ захваченного сетевого трафика показал последовательный обмен служебными сообщениями DHCP и DHCPv6, соответствующий требованиям протоколов и подтверждающий корректность выполненной настройки.</w:t>
-      </w:r>
-    </w:p>
-    <w:bookmarkEnd w:id="105"/>
+        <w:t xml:space="preserve">В ходе работы создан туннель IPv6 поверх IPv4-сети с использованием технологии SIT. Настроена статическая маршрутизация IPv6 через туннельные интерфейсы.</w:t>
+      </w:r>
+    </w:p>
+    <w:p>
+      <w:pPr>
+        <w:pStyle w:val="BodyText"/>
+      </w:pPr>
+      <w:r>
+        <w:t xml:space="preserve">Проверка связности между узлами PC1-chileshe и PC2-chileshe подтвердила корректную передачу пакетов через туннель. Анализ трафика показал, что IPv6-пакеты передаются внутри IPv4-дейтаграмм, что подтверждается значением поля Protocol = 41 и наличием вложенного IPv6-заголовка в структуре захваченного кадра.</w:t>
+      </w:r>
+    </w:p>
+    <w:bookmarkEnd w:id="129"/>
     <w:sectPr/>
   </w:body>
 </w:document>
@@ -2115,6 +2708,507 @@
       </w:pPr>
     </w:lvl>
   </w:abstractNum>
+  <w:abstractNum w:abstractNumId="991">
+    <w:nsid w:val="A991"/>
+    <w:multiLevelType w:val="multilevel"/>
+    <w:lvl w:ilvl="0">
+      <w:numFmt w:val="bullet"/>
+      <w:lvlText w:val="•"/>
+      <w:lvlJc w:val="left"/>
+      <w:pPr>
+        <w:ind w:left="720" w:hanging="480"/>
+      </w:pPr>
+    </w:lvl>
+    <w:lvl w:ilvl="1">
+      <w:numFmt w:val="bullet"/>
+      <w:lvlText w:val="–"/>
+      <w:lvlJc w:val="left"/>
+      <w:pPr>
+        <w:ind w:left="1440" w:hanging="480"/>
+      </w:pPr>
+    </w:lvl>
+    <w:lvl w:ilvl="2">
+      <w:numFmt w:val="bullet"/>
+      <w:lvlText w:val="•"/>
+      <w:lvlJc w:val="left"/>
+      <w:pPr>
+        <w:ind w:left="2160" w:hanging="480"/>
+      </w:pPr>
+    </w:lvl>
+    <w:lvl w:ilvl="3">
+      <w:numFmt w:val="bullet"/>
+      <w:lvlText w:val="–"/>
+      <w:lvlJc w:val="left"/>
+      <w:pPr>
+        <w:ind w:left="2880" w:hanging="480"/>
+      </w:pPr>
+    </w:lvl>
+    <w:lvl w:ilvl="4">
+      <w:numFmt w:val="bullet"/>
+      <w:lvlText w:val="•"/>
+      <w:lvlJc w:val="left"/>
+      <w:pPr>
+        <w:ind w:left="3600" w:hanging="480"/>
+      </w:pPr>
+    </w:lvl>
+    <w:lvl w:ilvl="5">
+      <w:numFmt w:val="bullet"/>
+      <w:lvlText w:val="–"/>
+      <w:lvlJc w:val="left"/>
+      <w:pPr>
+        <w:ind w:left="4320" w:hanging="480"/>
+      </w:pPr>
+    </w:lvl>
+    <w:lvl w:ilvl="6">
+      <w:numFmt w:val="bullet"/>
+      <w:lvlText w:val="•"/>
+      <w:lvlJc w:val="left"/>
+      <w:pPr>
+        <w:ind w:left="5040" w:hanging="480"/>
+      </w:pPr>
+    </w:lvl>
+    <w:lvl w:ilvl="7">
+      <w:numFmt w:val="bullet"/>
+      <w:lvlText w:val="–"/>
+      <w:lvlJc w:val="left"/>
+      <w:pPr>
+        <w:ind w:left="5760" w:hanging="480"/>
+      </w:pPr>
+    </w:lvl>
+    <w:lvl w:ilvl="8">
+      <w:numFmt w:val="bullet"/>
+      <w:lvlText w:val="•"/>
+      <w:lvlJc w:val="left"/>
+      <w:pPr>
+        <w:ind w:left="6480" w:hanging="480"/>
+      </w:pPr>
+    </w:lvl>
+  </w:abstractNum>
+  <w:abstractNum w:abstractNumId="99415">
+    <w:nsid w:val="A99415"/>
+    <w:multiLevelType w:val="multilevel"/>
+    <w:lvl w:ilvl="0">
+      <w:start w:val="5"/>
+      <w:numFmt w:val="decimal"/>
+      <w:lvlText w:val="%1."/>
+      <w:lvlJc w:val="left"/>
+      <w:pPr>
+        <w:ind w:left="720" w:hanging="480"/>
+      </w:pPr>
+    </w:lvl>
+    <w:lvl w:ilvl="1">
+      <w:start w:val="5"/>
+      <w:numFmt w:val="decimal"/>
+      <w:lvlText w:val="%2."/>
+      <w:lvlJc w:val="left"/>
+      <w:pPr>
+        <w:ind w:left="1440" w:hanging="480"/>
+      </w:pPr>
+    </w:lvl>
+    <w:lvl w:ilvl="2">
+      <w:start w:val="5"/>
+      <w:numFmt w:val="decimal"/>
+      <w:lvlText w:val="%3."/>
+      <w:lvlJc w:val="left"/>
+      <w:pPr>
+        <w:ind w:left="2160" w:hanging="480"/>
+      </w:pPr>
+    </w:lvl>
+    <w:lvl w:ilvl="3">
+      <w:start w:val="5"/>
+      <w:numFmt w:val="decimal"/>
+      <w:lvlText w:val="%4."/>
+      <w:lvlJc w:val="left"/>
+      <w:pPr>
+        <w:ind w:left="2880" w:hanging="480"/>
+      </w:pPr>
+    </w:lvl>
+    <w:lvl w:ilvl="4">
+      <w:start w:val="5"/>
+      <w:numFmt w:val="decimal"/>
+      <w:lvlText w:val="%5."/>
+      <w:lvlJc w:val="left"/>
+      <w:pPr>
+        <w:ind w:left="3600" w:hanging="480"/>
+      </w:pPr>
+    </w:lvl>
+    <w:lvl w:ilvl="5">
+      <w:start w:val="5"/>
+      <w:numFmt w:val="decimal"/>
+      <w:lvlText w:val="%6."/>
+      <w:lvlJc w:val="left"/>
+      <w:pPr>
+        <w:ind w:left="4320" w:hanging="480"/>
+      </w:pPr>
+    </w:lvl>
+    <w:lvl w:ilvl="6">
+      <w:start w:val="5"/>
+      <w:numFmt w:val="decimal"/>
+      <w:lvlText w:val="%7."/>
+      <w:lvlJc w:val="left"/>
+      <w:pPr>
+        <w:ind w:left="5040" w:hanging="480"/>
+      </w:pPr>
+    </w:lvl>
+    <w:lvl w:ilvl="7">
+      <w:start w:val="5"/>
+      <w:numFmt w:val="decimal"/>
+      <w:lvlText w:val="%8."/>
+      <w:lvlJc w:val="left"/>
+      <w:pPr>
+        <w:ind w:left="5760" w:hanging="480"/>
+      </w:pPr>
+    </w:lvl>
+    <w:lvl w:ilvl="8">
+      <w:start w:val="5"/>
+      <w:numFmt w:val="decimal"/>
+      <w:lvlText w:val="%9."/>
+      <w:lvlJc w:val="left"/>
+      <w:pPr>
+        <w:ind w:left="6480" w:hanging="480"/>
+      </w:pPr>
+    </w:lvl>
+  </w:abstractNum>
+  <w:abstractNum w:abstractNumId="99417">
+    <w:nsid w:val="A99417"/>
+    <w:multiLevelType w:val="multilevel"/>
+    <w:lvl w:ilvl="0">
+      <w:start w:val="7"/>
+      <w:numFmt w:val="decimal"/>
+      <w:lvlText w:val="%1."/>
+      <w:lvlJc w:val="left"/>
+      <w:pPr>
+        <w:ind w:left="720" w:hanging="480"/>
+      </w:pPr>
+    </w:lvl>
+    <w:lvl w:ilvl="1">
+      <w:start w:val="7"/>
+      <w:numFmt w:val="decimal"/>
+      <w:lvlText w:val="%2."/>
+      <w:lvlJc w:val="left"/>
+      <w:pPr>
+        <w:ind w:left="1440" w:hanging="480"/>
+      </w:pPr>
+    </w:lvl>
+    <w:lvl w:ilvl="2">
+      <w:start w:val="7"/>
+      <w:numFmt w:val="decimal"/>
+      <w:lvlText w:val="%3."/>
+      <w:lvlJc w:val="left"/>
+      <w:pPr>
+        <w:ind w:left="2160" w:hanging="480"/>
+      </w:pPr>
+    </w:lvl>
+    <w:lvl w:ilvl="3">
+      <w:start w:val="7"/>
+      <w:numFmt w:val="decimal"/>
+      <w:lvlText w:val="%4."/>
+      <w:lvlJc w:val="left"/>
+      <w:pPr>
+        <w:ind w:left="2880" w:hanging="480"/>
+      </w:pPr>
+    </w:lvl>
+    <w:lvl w:ilvl="4">
+      <w:start w:val="7"/>
+      <w:numFmt w:val="decimal"/>
+      <w:lvlText w:val="%5."/>
+      <w:lvlJc w:val="left"/>
+      <w:pPr>
+        <w:ind w:left="3600" w:hanging="480"/>
+      </w:pPr>
+    </w:lvl>
+    <w:lvl w:ilvl="5">
+      <w:start w:val="7"/>
+      <w:numFmt w:val="decimal"/>
+      <w:lvlText w:val="%6."/>
+      <w:lvlJc w:val="left"/>
+      <w:pPr>
+        <w:ind w:left="4320" w:hanging="480"/>
+      </w:pPr>
+    </w:lvl>
+    <w:lvl w:ilvl="6">
+      <w:start w:val="7"/>
+      <w:numFmt w:val="decimal"/>
+      <w:lvlText w:val="%7."/>
+      <w:lvlJc w:val="left"/>
+      <w:pPr>
+        <w:ind w:left="5040" w:hanging="480"/>
+      </w:pPr>
+    </w:lvl>
+    <w:lvl w:ilvl="7">
+      <w:start w:val="7"/>
+      <w:numFmt w:val="decimal"/>
+      <w:lvlText w:val="%8."/>
+      <w:lvlJc w:val="left"/>
+      <w:pPr>
+        <w:ind w:left="5760" w:hanging="480"/>
+      </w:pPr>
+    </w:lvl>
+    <w:lvl w:ilvl="8">
+      <w:start w:val="7"/>
+      <w:numFmt w:val="decimal"/>
+      <w:lvlText w:val="%9."/>
+      <w:lvlJc w:val="left"/>
+      <w:pPr>
+        <w:ind w:left="6480" w:hanging="480"/>
+      </w:pPr>
+    </w:lvl>
+  </w:abstractNum>
+  <w:abstractNum w:abstractNumId="99419">
+    <w:nsid w:val="A99419"/>
+    <w:multiLevelType w:val="multilevel"/>
+    <w:lvl w:ilvl="0">
+      <w:start w:val="9"/>
+      <w:numFmt w:val="decimal"/>
+      <w:lvlText w:val="%1."/>
+      <w:lvlJc w:val="left"/>
+      <w:pPr>
+        <w:ind w:left="720" w:hanging="480"/>
+      </w:pPr>
+    </w:lvl>
+    <w:lvl w:ilvl="1">
+      <w:start w:val="9"/>
+      <w:numFmt w:val="decimal"/>
+      <w:lvlText w:val="%2."/>
+      <w:lvlJc w:val="left"/>
+      <w:pPr>
+        <w:ind w:left="1440" w:hanging="480"/>
+      </w:pPr>
+    </w:lvl>
+    <w:lvl w:ilvl="2">
+      <w:start w:val="9"/>
+      <w:numFmt w:val="decimal"/>
+      <w:lvlText w:val="%3."/>
+      <w:lvlJc w:val="left"/>
+      <w:pPr>
+        <w:ind w:left="2160" w:hanging="480"/>
+      </w:pPr>
+    </w:lvl>
+    <w:lvl w:ilvl="3">
+      <w:start w:val="9"/>
+      <w:numFmt w:val="decimal"/>
+      <w:lvlText w:val="%4."/>
+      <w:lvlJc w:val="left"/>
+      <w:pPr>
+        <w:ind w:left="2880" w:hanging="480"/>
+      </w:pPr>
+    </w:lvl>
+    <w:lvl w:ilvl="4">
+      <w:start w:val="9"/>
+      <w:numFmt w:val="decimal"/>
+      <w:lvlText w:val="%5."/>
+      <w:lvlJc w:val="left"/>
+      <w:pPr>
+        <w:ind w:left="3600" w:hanging="480"/>
+      </w:pPr>
+    </w:lvl>
+    <w:lvl w:ilvl="5">
+      <w:start w:val="9"/>
+      <w:numFmt w:val="decimal"/>
+      <w:lvlText w:val="%6."/>
+      <w:lvlJc w:val="left"/>
+      <w:pPr>
+        <w:ind w:left="4320" w:hanging="480"/>
+      </w:pPr>
+    </w:lvl>
+    <w:lvl w:ilvl="6">
+      <w:start w:val="9"/>
+      <w:numFmt w:val="decimal"/>
+      <w:lvlText w:val="%7."/>
+      <w:lvlJc w:val="left"/>
+      <w:pPr>
+        <w:ind w:left="5040" w:hanging="480"/>
+      </w:pPr>
+    </w:lvl>
+    <w:lvl w:ilvl="7">
+      <w:start w:val="9"/>
+      <w:numFmt w:val="decimal"/>
+      <w:lvlText w:val="%8."/>
+      <w:lvlJc w:val="left"/>
+      <w:pPr>
+        <w:ind w:left="5760" w:hanging="480"/>
+      </w:pPr>
+    </w:lvl>
+    <w:lvl w:ilvl="8">
+      <w:start w:val="9"/>
+      <w:numFmt w:val="decimal"/>
+      <w:lvlText w:val="%9."/>
+      <w:lvlJc w:val="left"/>
+      <w:pPr>
+        <w:ind w:left="6480" w:hanging="480"/>
+      </w:pPr>
+    </w:lvl>
+  </w:abstractNum>
+  <w:abstractNum w:abstractNumId="994110">
+    <w:nsid w:val="A994110"/>
+    <w:multiLevelType w:val="multilevel"/>
+    <w:lvl w:ilvl="0">
+      <w:start w:val="10"/>
+      <w:numFmt w:val="decimal"/>
+      <w:lvlText w:val="%1."/>
+      <w:lvlJc w:val="left"/>
+      <w:pPr>
+        <w:ind w:left="720" w:hanging="480"/>
+      </w:pPr>
+    </w:lvl>
+    <w:lvl w:ilvl="1">
+      <w:start w:val="10"/>
+      <w:numFmt w:val="decimal"/>
+      <w:lvlText w:val="%2."/>
+      <w:lvlJc w:val="left"/>
+      <w:pPr>
+        <w:ind w:left="1440" w:hanging="480"/>
+      </w:pPr>
+    </w:lvl>
+    <w:lvl w:ilvl="2">
+      <w:start w:val="10"/>
+      <w:numFmt w:val="decimal"/>
+      <w:lvlText w:val="%3."/>
+      <w:lvlJc w:val="left"/>
+      <w:pPr>
+        <w:ind w:left="2160" w:hanging="480"/>
+      </w:pPr>
+    </w:lvl>
+    <w:lvl w:ilvl="3">
+      <w:start w:val="10"/>
+      <w:numFmt w:val="decimal"/>
+      <w:lvlText w:val="%4."/>
+      <w:lvlJc w:val="left"/>
+      <w:pPr>
+        <w:ind w:left="2880" w:hanging="480"/>
+      </w:pPr>
+    </w:lvl>
+    <w:lvl w:ilvl="4">
+      <w:start w:val="10"/>
+      <w:numFmt w:val="decimal"/>
+      <w:lvlText w:val="%5."/>
+      <w:lvlJc w:val="left"/>
+      <w:pPr>
+        <w:ind w:left="3600" w:hanging="480"/>
+      </w:pPr>
+    </w:lvl>
+    <w:lvl w:ilvl="5">
+      <w:start w:val="10"/>
+      <w:numFmt w:val="decimal"/>
+      <w:lvlText w:val="%6."/>
+      <w:lvlJc w:val="left"/>
+      <w:pPr>
+        <w:ind w:left="4320" w:hanging="480"/>
+      </w:pPr>
+    </w:lvl>
+    <w:lvl w:ilvl="6">
+      <w:start w:val="10"/>
+      <w:numFmt w:val="decimal"/>
+      <w:lvlText w:val="%7."/>
+      <w:lvlJc w:val="left"/>
+      <w:pPr>
+        <w:ind w:left="5040" w:hanging="480"/>
+      </w:pPr>
+    </w:lvl>
+    <w:lvl w:ilvl="7">
+      <w:start w:val="10"/>
+      <w:numFmt w:val="decimal"/>
+      <w:lvlText w:val="%8."/>
+      <w:lvlJc w:val="left"/>
+      <w:pPr>
+        <w:ind w:left="5760" w:hanging="480"/>
+      </w:pPr>
+    </w:lvl>
+    <w:lvl w:ilvl="8">
+      <w:start w:val="10"/>
+      <w:numFmt w:val="decimal"/>
+      <w:lvlText w:val="%9."/>
+      <w:lvlJc w:val="left"/>
+      <w:pPr>
+        <w:ind w:left="6480" w:hanging="480"/>
+      </w:pPr>
+    </w:lvl>
+  </w:abstractNum>
+  <w:abstractNum w:abstractNumId="994111">
+    <w:nsid w:val="A994111"/>
+    <w:multiLevelType w:val="multilevel"/>
+    <w:lvl w:ilvl="0">
+      <w:start w:val="11"/>
+      <w:numFmt w:val="decimal"/>
+      <w:lvlText w:val="%1."/>
+      <w:lvlJc w:val="left"/>
+      <w:pPr>
+        <w:ind w:left="720" w:hanging="480"/>
+      </w:pPr>
+    </w:lvl>
+    <w:lvl w:ilvl="1">
+      <w:start w:val="11"/>
+      <w:numFmt w:val="decimal"/>
+      <w:lvlText w:val="%2."/>
+      <w:lvlJc w:val="left"/>
+      <w:pPr>
+        <w:ind w:left="1440" w:hanging="480"/>
+      </w:pPr>
+    </w:lvl>
+    <w:lvl w:ilvl="2">
+      <w:start w:val="11"/>
+      <w:numFmt w:val="decimal"/>
+      <w:lvlText w:val="%3."/>
+      <w:lvlJc w:val="left"/>
+      <w:pPr>
+        <w:ind w:left="2160" w:hanging="480"/>
+      </w:pPr>
+    </w:lvl>
+    <w:lvl w:ilvl="3">
+      <w:start w:val="11"/>
+      <w:numFmt w:val="decimal"/>
+      <w:lvlText w:val="%4."/>
+      <w:lvlJc w:val="left"/>
+      <w:pPr>
+        <w:ind w:left="2880" w:hanging="480"/>
+      </w:pPr>
+    </w:lvl>
+    <w:lvl w:ilvl="4">
+      <w:start w:val="11"/>
+      <w:numFmt w:val="decimal"/>
+      <w:lvlText w:val="%5."/>
+      <w:lvlJc w:val="left"/>
+      <w:pPr>
+        <w:ind w:left="3600" w:hanging="480"/>
+      </w:pPr>
+    </w:lvl>
+    <w:lvl w:ilvl="5">
+      <w:start w:val="11"/>
+      <w:numFmt w:val="decimal"/>
+      <w:lvlText w:val="%6."/>
+      <w:lvlJc w:val="left"/>
+      <w:pPr>
+        <w:ind w:left="4320" w:hanging="480"/>
+      </w:pPr>
+    </w:lvl>
+    <w:lvl w:ilvl="6">
+      <w:start w:val="11"/>
+      <w:numFmt w:val="decimal"/>
+      <w:lvlText w:val="%7."/>
+      <w:lvlJc w:val="left"/>
+      <w:pPr>
+        <w:ind w:left="5040" w:hanging="480"/>
+      </w:pPr>
+    </w:lvl>
+    <w:lvl w:ilvl="7">
+      <w:start w:val="11"/>
+      <w:numFmt w:val="decimal"/>
+      <w:lvlText w:val="%8."/>
+      <w:lvlJc w:val="left"/>
+      <w:pPr>
+        <w:ind w:left="5760" w:hanging="480"/>
+      </w:pPr>
+    </w:lvl>
+    <w:lvl w:ilvl="8">
+      <w:start w:val="11"/>
+      <w:numFmt w:val="decimal"/>
+      <w:lvlText w:val="%9."/>
+      <w:lvlJc w:val="left"/>
+      <w:pPr>
+        <w:ind w:left="6480" w:hanging="480"/>
+      </w:pPr>
+    </w:lvl>
+  </w:abstractNum>
   <w:abstractNum w:abstractNumId="994112">
     <w:nsid w:val="A994112"/>
     <w:multiLevelType w:val="multilevel"/>
@@ -2192,6 +3286,91 @@
     </w:lvl>
     <w:lvl w:ilvl="8">
       <w:start w:val="12"/>
+      <w:numFmt w:val="decimal"/>
+      <w:lvlText w:val="%9."/>
+      <w:lvlJc w:val="left"/>
+      <w:pPr>
+        <w:ind w:left="6480" w:hanging="480"/>
+      </w:pPr>
+    </w:lvl>
+  </w:abstractNum>
+  <w:abstractNum w:abstractNumId="994113">
+    <w:nsid w:val="A994113"/>
+    <w:multiLevelType w:val="multilevel"/>
+    <w:lvl w:ilvl="0">
+      <w:start w:val="13"/>
+      <w:numFmt w:val="decimal"/>
+      <w:lvlText w:val="%1."/>
+      <w:lvlJc w:val="left"/>
+      <w:pPr>
+        <w:ind w:left="720" w:hanging="480"/>
+      </w:pPr>
+    </w:lvl>
+    <w:lvl w:ilvl="1">
+      <w:start w:val="13"/>
+      <w:numFmt w:val="decimal"/>
+      <w:lvlText w:val="%2."/>
+      <w:lvlJc w:val="left"/>
+      <w:pPr>
+        <w:ind w:left="1440" w:hanging="480"/>
+      </w:pPr>
+    </w:lvl>
+    <w:lvl w:ilvl="2">
+      <w:start w:val="13"/>
+      <w:numFmt w:val="decimal"/>
+      <w:lvlText w:val="%3."/>
+      <w:lvlJc w:val="left"/>
+      <w:pPr>
+        <w:ind w:left="2160" w:hanging="480"/>
+      </w:pPr>
+    </w:lvl>
+    <w:lvl w:ilvl="3">
+      <w:start w:val="13"/>
+      <w:numFmt w:val="decimal"/>
+      <w:lvlText w:val="%4."/>
+      <w:lvlJc w:val="left"/>
+      <w:pPr>
+        <w:ind w:left="2880" w:hanging="480"/>
+      </w:pPr>
+    </w:lvl>
+    <w:lvl w:ilvl="4">
+      <w:start w:val="13"/>
+      <w:numFmt w:val="decimal"/>
+      <w:lvlText w:val="%5."/>
+      <w:lvlJc w:val="left"/>
+      <w:pPr>
+        <w:ind w:left="3600" w:hanging="480"/>
+      </w:pPr>
+    </w:lvl>
+    <w:lvl w:ilvl="5">
+      <w:start w:val="13"/>
+      <w:numFmt w:val="decimal"/>
+      <w:lvlText w:val="%6."/>
+      <w:lvlJc w:val="left"/>
+      <w:pPr>
+        <w:ind w:left="4320" w:hanging="480"/>
+      </w:pPr>
+    </w:lvl>
+    <w:lvl w:ilvl="6">
+      <w:start w:val="13"/>
+      <w:numFmt w:val="decimal"/>
+      <w:lvlText w:val="%7."/>
+      <w:lvlJc w:val="left"/>
+      <w:pPr>
+        <w:ind w:left="5040" w:hanging="480"/>
+      </w:pPr>
+    </w:lvl>
+    <w:lvl w:ilvl="7">
+      <w:start w:val="13"/>
+      <w:numFmt w:val="decimal"/>
+      <w:lvlText w:val="%8."/>
+      <w:lvlJc w:val="left"/>
+      <w:pPr>
+        <w:ind w:left="5760" w:hanging="480"/>
+      </w:pPr>
+    </w:lvl>
+    <w:lvl w:ilvl="8">
+      <w:start w:val="13"/>
       <w:numFmt w:val="decimal"/>
       <w:lvlText w:val="%9."/>
       <w:lvlJc w:val="left"/>
@@ -2277,6 +3456,1111 @@
     </w:lvl>
     <w:lvl w:ilvl="8">
       <w:start w:val="14"/>
+      <w:numFmt w:val="decimal"/>
+      <w:lvlText w:val="%9."/>
+      <w:lvlJc w:val="left"/>
+      <w:pPr>
+        <w:ind w:left="6480" w:hanging="480"/>
+      </w:pPr>
+    </w:lvl>
+  </w:abstractNum>
+  <w:abstractNum w:abstractNumId="994115">
+    <w:nsid w:val="A994115"/>
+    <w:multiLevelType w:val="multilevel"/>
+    <w:lvl w:ilvl="0">
+      <w:start w:val="15"/>
+      <w:numFmt w:val="decimal"/>
+      <w:lvlText w:val="%1."/>
+      <w:lvlJc w:val="left"/>
+      <w:pPr>
+        <w:ind w:left="720" w:hanging="480"/>
+      </w:pPr>
+    </w:lvl>
+    <w:lvl w:ilvl="1">
+      <w:start w:val="15"/>
+      <w:numFmt w:val="decimal"/>
+      <w:lvlText w:val="%2."/>
+      <w:lvlJc w:val="left"/>
+      <w:pPr>
+        <w:ind w:left="1440" w:hanging="480"/>
+      </w:pPr>
+    </w:lvl>
+    <w:lvl w:ilvl="2">
+      <w:start w:val="15"/>
+      <w:numFmt w:val="decimal"/>
+      <w:lvlText w:val="%3."/>
+      <w:lvlJc w:val="left"/>
+      <w:pPr>
+        <w:ind w:left="2160" w:hanging="480"/>
+      </w:pPr>
+    </w:lvl>
+    <w:lvl w:ilvl="3">
+      <w:start w:val="15"/>
+      <w:numFmt w:val="decimal"/>
+      <w:lvlText w:val="%4."/>
+      <w:lvlJc w:val="left"/>
+      <w:pPr>
+        <w:ind w:left="2880" w:hanging="480"/>
+      </w:pPr>
+    </w:lvl>
+    <w:lvl w:ilvl="4">
+      <w:start w:val="15"/>
+      <w:numFmt w:val="decimal"/>
+      <w:lvlText w:val="%5."/>
+      <w:lvlJc w:val="left"/>
+      <w:pPr>
+        <w:ind w:left="3600" w:hanging="480"/>
+      </w:pPr>
+    </w:lvl>
+    <w:lvl w:ilvl="5">
+      <w:start w:val="15"/>
+      <w:numFmt w:val="decimal"/>
+      <w:lvlText w:val="%6."/>
+      <w:lvlJc w:val="left"/>
+      <w:pPr>
+        <w:ind w:left="4320" w:hanging="480"/>
+      </w:pPr>
+    </w:lvl>
+    <w:lvl w:ilvl="6">
+      <w:start w:val="15"/>
+      <w:numFmt w:val="decimal"/>
+      <w:lvlText w:val="%7."/>
+      <w:lvlJc w:val="left"/>
+      <w:pPr>
+        <w:ind w:left="5040" w:hanging="480"/>
+      </w:pPr>
+    </w:lvl>
+    <w:lvl w:ilvl="7">
+      <w:start w:val="15"/>
+      <w:numFmt w:val="decimal"/>
+      <w:lvlText w:val="%8."/>
+      <w:lvlJc w:val="left"/>
+      <w:pPr>
+        <w:ind w:left="5760" w:hanging="480"/>
+      </w:pPr>
+    </w:lvl>
+    <w:lvl w:ilvl="8">
+      <w:start w:val="15"/>
+      <w:numFmt w:val="decimal"/>
+      <w:lvlText w:val="%9."/>
+      <w:lvlJc w:val="left"/>
+      <w:pPr>
+        <w:ind w:left="6480" w:hanging="480"/>
+      </w:pPr>
+    </w:lvl>
+  </w:abstractNum>
+  <w:abstractNum w:abstractNumId="994116">
+    <w:nsid w:val="A994116"/>
+    <w:multiLevelType w:val="multilevel"/>
+    <w:lvl w:ilvl="0">
+      <w:start w:val="16"/>
+      <w:numFmt w:val="decimal"/>
+      <w:lvlText w:val="%1."/>
+      <w:lvlJc w:val="left"/>
+      <w:pPr>
+        <w:ind w:left="720" w:hanging="480"/>
+      </w:pPr>
+    </w:lvl>
+    <w:lvl w:ilvl="1">
+      <w:start w:val="16"/>
+      <w:numFmt w:val="decimal"/>
+      <w:lvlText w:val="%2."/>
+      <w:lvlJc w:val="left"/>
+      <w:pPr>
+        <w:ind w:left="1440" w:hanging="480"/>
+      </w:pPr>
+    </w:lvl>
+    <w:lvl w:ilvl="2">
+      <w:start w:val="16"/>
+      <w:numFmt w:val="decimal"/>
+      <w:lvlText w:val="%3."/>
+      <w:lvlJc w:val="left"/>
+      <w:pPr>
+        <w:ind w:left="2160" w:hanging="480"/>
+      </w:pPr>
+    </w:lvl>
+    <w:lvl w:ilvl="3">
+      <w:start w:val="16"/>
+      <w:numFmt w:val="decimal"/>
+      <w:lvlText w:val="%4."/>
+      <w:lvlJc w:val="left"/>
+      <w:pPr>
+        <w:ind w:left="2880" w:hanging="480"/>
+      </w:pPr>
+    </w:lvl>
+    <w:lvl w:ilvl="4">
+      <w:start w:val="16"/>
+      <w:numFmt w:val="decimal"/>
+      <w:lvlText w:val="%5."/>
+      <w:lvlJc w:val="left"/>
+      <w:pPr>
+        <w:ind w:left="3600" w:hanging="480"/>
+      </w:pPr>
+    </w:lvl>
+    <w:lvl w:ilvl="5">
+      <w:start w:val="16"/>
+      <w:numFmt w:val="decimal"/>
+      <w:lvlText w:val="%6."/>
+      <w:lvlJc w:val="left"/>
+      <w:pPr>
+        <w:ind w:left="4320" w:hanging="480"/>
+      </w:pPr>
+    </w:lvl>
+    <w:lvl w:ilvl="6">
+      <w:start w:val="16"/>
+      <w:numFmt w:val="decimal"/>
+      <w:lvlText w:val="%7."/>
+      <w:lvlJc w:val="left"/>
+      <w:pPr>
+        <w:ind w:left="5040" w:hanging="480"/>
+      </w:pPr>
+    </w:lvl>
+    <w:lvl w:ilvl="7">
+      <w:start w:val="16"/>
+      <w:numFmt w:val="decimal"/>
+      <w:lvlText w:val="%8."/>
+      <w:lvlJc w:val="left"/>
+      <w:pPr>
+        <w:ind w:left="5760" w:hanging="480"/>
+      </w:pPr>
+    </w:lvl>
+    <w:lvl w:ilvl="8">
+      <w:start w:val="16"/>
+      <w:numFmt w:val="decimal"/>
+      <w:lvlText w:val="%9."/>
+      <w:lvlJc w:val="left"/>
+      <w:pPr>
+        <w:ind w:left="6480" w:hanging="480"/>
+      </w:pPr>
+    </w:lvl>
+  </w:abstractNum>
+  <w:abstractNum w:abstractNumId="994117">
+    <w:nsid w:val="A994117"/>
+    <w:multiLevelType w:val="multilevel"/>
+    <w:lvl w:ilvl="0">
+      <w:start w:val="17"/>
+      <w:numFmt w:val="decimal"/>
+      <w:lvlText w:val="%1."/>
+      <w:lvlJc w:val="left"/>
+      <w:pPr>
+        <w:ind w:left="720" w:hanging="480"/>
+      </w:pPr>
+    </w:lvl>
+    <w:lvl w:ilvl="1">
+      <w:start w:val="17"/>
+      <w:numFmt w:val="decimal"/>
+      <w:lvlText w:val="%2."/>
+      <w:lvlJc w:val="left"/>
+      <w:pPr>
+        <w:ind w:left="1440" w:hanging="480"/>
+      </w:pPr>
+    </w:lvl>
+    <w:lvl w:ilvl="2">
+      <w:start w:val="17"/>
+      <w:numFmt w:val="decimal"/>
+      <w:lvlText w:val="%3."/>
+      <w:lvlJc w:val="left"/>
+      <w:pPr>
+        <w:ind w:left="2160" w:hanging="480"/>
+      </w:pPr>
+    </w:lvl>
+    <w:lvl w:ilvl="3">
+      <w:start w:val="17"/>
+      <w:numFmt w:val="decimal"/>
+      <w:lvlText w:val="%4."/>
+      <w:lvlJc w:val="left"/>
+      <w:pPr>
+        <w:ind w:left="2880" w:hanging="480"/>
+      </w:pPr>
+    </w:lvl>
+    <w:lvl w:ilvl="4">
+      <w:start w:val="17"/>
+      <w:numFmt w:val="decimal"/>
+      <w:lvlText w:val="%5."/>
+      <w:lvlJc w:val="left"/>
+      <w:pPr>
+        <w:ind w:left="3600" w:hanging="480"/>
+      </w:pPr>
+    </w:lvl>
+    <w:lvl w:ilvl="5">
+      <w:start w:val="17"/>
+      <w:numFmt w:val="decimal"/>
+      <w:lvlText w:val="%6."/>
+      <w:lvlJc w:val="left"/>
+      <w:pPr>
+        <w:ind w:left="4320" w:hanging="480"/>
+      </w:pPr>
+    </w:lvl>
+    <w:lvl w:ilvl="6">
+      <w:start w:val="17"/>
+      <w:numFmt w:val="decimal"/>
+      <w:lvlText w:val="%7."/>
+      <w:lvlJc w:val="left"/>
+      <w:pPr>
+        <w:ind w:left="5040" w:hanging="480"/>
+      </w:pPr>
+    </w:lvl>
+    <w:lvl w:ilvl="7">
+      <w:start w:val="17"/>
+      <w:numFmt w:val="decimal"/>
+      <w:lvlText w:val="%8."/>
+      <w:lvlJc w:val="left"/>
+      <w:pPr>
+        <w:ind w:left="5760" w:hanging="480"/>
+      </w:pPr>
+    </w:lvl>
+    <w:lvl w:ilvl="8">
+      <w:start w:val="17"/>
+      <w:numFmt w:val="decimal"/>
+      <w:lvlText w:val="%9."/>
+      <w:lvlJc w:val="left"/>
+      <w:pPr>
+        <w:ind w:left="6480" w:hanging="480"/>
+      </w:pPr>
+    </w:lvl>
+  </w:abstractNum>
+  <w:abstractNum w:abstractNumId="994118">
+    <w:nsid w:val="A994118"/>
+    <w:multiLevelType w:val="multilevel"/>
+    <w:lvl w:ilvl="0">
+      <w:start w:val="18"/>
+      <w:numFmt w:val="decimal"/>
+      <w:lvlText w:val="%1."/>
+      <w:lvlJc w:val="left"/>
+      <w:pPr>
+        <w:ind w:left="720" w:hanging="480"/>
+      </w:pPr>
+    </w:lvl>
+    <w:lvl w:ilvl="1">
+      <w:start w:val="18"/>
+      <w:numFmt w:val="decimal"/>
+      <w:lvlText w:val="%2."/>
+      <w:lvlJc w:val="left"/>
+      <w:pPr>
+        <w:ind w:left="1440" w:hanging="480"/>
+      </w:pPr>
+    </w:lvl>
+    <w:lvl w:ilvl="2">
+      <w:start w:val="18"/>
+      <w:numFmt w:val="decimal"/>
+      <w:lvlText w:val="%3."/>
+      <w:lvlJc w:val="left"/>
+      <w:pPr>
+        <w:ind w:left="2160" w:hanging="480"/>
+      </w:pPr>
+    </w:lvl>
+    <w:lvl w:ilvl="3">
+      <w:start w:val="18"/>
+      <w:numFmt w:val="decimal"/>
+      <w:lvlText w:val="%4."/>
+      <w:lvlJc w:val="left"/>
+      <w:pPr>
+        <w:ind w:left="2880" w:hanging="480"/>
+      </w:pPr>
+    </w:lvl>
+    <w:lvl w:ilvl="4">
+      <w:start w:val="18"/>
+      <w:numFmt w:val="decimal"/>
+      <w:lvlText w:val="%5."/>
+      <w:lvlJc w:val="left"/>
+      <w:pPr>
+        <w:ind w:left="3600" w:hanging="480"/>
+      </w:pPr>
+    </w:lvl>
+    <w:lvl w:ilvl="5">
+      <w:start w:val="18"/>
+      <w:numFmt w:val="decimal"/>
+      <w:lvlText w:val="%6."/>
+      <w:lvlJc w:val="left"/>
+      <w:pPr>
+        <w:ind w:left="4320" w:hanging="480"/>
+      </w:pPr>
+    </w:lvl>
+    <w:lvl w:ilvl="6">
+      <w:start w:val="18"/>
+      <w:numFmt w:val="decimal"/>
+      <w:lvlText w:val="%7."/>
+      <w:lvlJc w:val="left"/>
+      <w:pPr>
+        <w:ind w:left="5040" w:hanging="480"/>
+      </w:pPr>
+    </w:lvl>
+    <w:lvl w:ilvl="7">
+      <w:start w:val="18"/>
+      <w:numFmt w:val="decimal"/>
+      <w:lvlText w:val="%8."/>
+      <w:lvlJc w:val="left"/>
+      <w:pPr>
+        <w:ind w:left="5760" w:hanging="480"/>
+      </w:pPr>
+    </w:lvl>
+    <w:lvl w:ilvl="8">
+      <w:start w:val="18"/>
+      <w:numFmt w:val="decimal"/>
+      <w:lvlText w:val="%9."/>
+      <w:lvlJc w:val="left"/>
+      <w:pPr>
+        <w:ind w:left="6480" w:hanging="480"/>
+      </w:pPr>
+    </w:lvl>
+  </w:abstractNum>
+  <w:abstractNum w:abstractNumId="994119">
+    <w:nsid w:val="A994119"/>
+    <w:multiLevelType w:val="multilevel"/>
+    <w:lvl w:ilvl="0">
+      <w:start w:val="19"/>
+      <w:numFmt w:val="decimal"/>
+      <w:lvlText w:val="%1."/>
+      <w:lvlJc w:val="left"/>
+      <w:pPr>
+        <w:ind w:left="720" w:hanging="480"/>
+      </w:pPr>
+    </w:lvl>
+    <w:lvl w:ilvl="1">
+      <w:start w:val="19"/>
+      <w:numFmt w:val="decimal"/>
+      <w:lvlText w:val="%2."/>
+      <w:lvlJc w:val="left"/>
+      <w:pPr>
+        <w:ind w:left="1440" w:hanging="480"/>
+      </w:pPr>
+    </w:lvl>
+    <w:lvl w:ilvl="2">
+      <w:start w:val="19"/>
+      <w:numFmt w:val="decimal"/>
+      <w:lvlText w:val="%3."/>
+      <w:lvlJc w:val="left"/>
+      <w:pPr>
+        <w:ind w:left="2160" w:hanging="480"/>
+      </w:pPr>
+    </w:lvl>
+    <w:lvl w:ilvl="3">
+      <w:start w:val="19"/>
+      <w:numFmt w:val="decimal"/>
+      <w:lvlText w:val="%4."/>
+      <w:lvlJc w:val="left"/>
+      <w:pPr>
+        <w:ind w:left="2880" w:hanging="480"/>
+      </w:pPr>
+    </w:lvl>
+    <w:lvl w:ilvl="4">
+      <w:start w:val="19"/>
+      <w:numFmt w:val="decimal"/>
+      <w:lvlText w:val="%5."/>
+      <w:lvlJc w:val="left"/>
+      <w:pPr>
+        <w:ind w:left="3600" w:hanging="480"/>
+      </w:pPr>
+    </w:lvl>
+    <w:lvl w:ilvl="5">
+      <w:start w:val="19"/>
+      <w:numFmt w:val="decimal"/>
+      <w:lvlText w:val="%6."/>
+      <w:lvlJc w:val="left"/>
+      <w:pPr>
+        <w:ind w:left="4320" w:hanging="480"/>
+      </w:pPr>
+    </w:lvl>
+    <w:lvl w:ilvl="6">
+      <w:start w:val="19"/>
+      <w:numFmt w:val="decimal"/>
+      <w:lvlText w:val="%7."/>
+      <w:lvlJc w:val="left"/>
+      <w:pPr>
+        <w:ind w:left="5040" w:hanging="480"/>
+      </w:pPr>
+    </w:lvl>
+    <w:lvl w:ilvl="7">
+      <w:start w:val="19"/>
+      <w:numFmt w:val="decimal"/>
+      <w:lvlText w:val="%8."/>
+      <w:lvlJc w:val="left"/>
+      <w:pPr>
+        <w:ind w:left="5760" w:hanging="480"/>
+      </w:pPr>
+    </w:lvl>
+    <w:lvl w:ilvl="8">
+      <w:start w:val="19"/>
+      <w:numFmt w:val="decimal"/>
+      <w:lvlText w:val="%9."/>
+      <w:lvlJc w:val="left"/>
+      <w:pPr>
+        <w:ind w:left="6480" w:hanging="480"/>
+      </w:pPr>
+    </w:lvl>
+  </w:abstractNum>
+  <w:abstractNum w:abstractNumId="994120">
+    <w:nsid w:val="A994120"/>
+    <w:multiLevelType w:val="multilevel"/>
+    <w:lvl w:ilvl="0">
+      <w:start w:val="20"/>
+      <w:numFmt w:val="decimal"/>
+      <w:lvlText w:val="%1."/>
+      <w:lvlJc w:val="left"/>
+      <w:pPr>
+        <w:ind w:left="720" w:hanging="480"/>
+      </w:pPr>
+    </w:lvl>
+    <w:lvl w:ilvl="1">
+      <w:start w:val="20"/>
+      <w:numFmt w:val="decimal"/>
+      <w:lvlText w:val="%2."/>
+      <w:lvlJc w:val="left"/>
+      <w:pPr>
+        <w:ind w:left="1440" w:hanging="480"/>
+      </w:pPr>
+    </w:lvl>
+    <w:lvl w:ilvl="2">
+      <w:start w:val="20"/>
+      <w:numFmt w:val="decimal"/>
+      <w:lvlText w:val="%3."/>
+      <w:lvlJc w:val="left"/>
+      <w:pPr>
+        <w:ind w:left="2160" w:hanging="480"/>
+      </w:pPr>
+    </w:lvl>
+    <w:lvl w:ilvl="3">
+      <w:start w:val="20"/>
+      <w:numFmt w:val="decimal"/>
+      <w:lvlText w:val="%4."/>
+      <w:lvlJc w:val="left"/>
+      <w:pPr>
+        <w:ind w:left="2880" w:hanging="480"/>
+      </w:pPr>
+    </w:lvl>
+    <w:lvl w:ilvl="4">
+      <w:start w:val="20"/>
+      <w:numFmt w:val="decimal"/>
+      <w:lvlText w:val="%5."/>
+      <w:lvlJc w:val="left"/>
+      <w:pPr>
+        <w:ind w:left="3600" w:hanging="480"/>
+      </w:pPr>
+    </w:lvl>
+    <w:lvl w:ilvl="5">
+      <w:start w:val="20"/>
+      <w:numFmt w:val="decimal"/>
+      <w:lvlText w:val="%6."/>
+      <w:lvlJc w:val="left"/>
+      <w:pPr>
+        <w:ind w:left="4320" w:hanging="480"/>
+      </w:pPr>
+    </w:lvl>
+    <w:lvl w:ilvl="6">
+      <w:start w:val="20"/>
+      <w:numFmt w:val="decimal"/>
+      <w:lvlText w:val="%7."/>
+      <w:lvlJc w:val="left"/>
+      <w:pPr>
+        <w:ind w:left="5040" w:hanging="480"/>
+      </w:pPr>
+    </w:lvl>
+    <w:lvl w:ilvl="7">
+      <w:start w:val="20"/>
+      <w:numFmt w:val="decimal"/>
+      <w:lvlText w:val="%8."/>
+      <w:lvlJc w:val="left"/>
+      <w:pPr>
+        <w:ind w:left="5760" w:hanging="480"/>
+      </w:pPr>
+    </w:lvl>
+    <w:lvl w:ilvl="8">
+      <w:start w:val="20"/>
+      <w:numFmt w:val="decimal"/>
+      <w:lvlText w:val="%9."/>
+      <w:lvlJc w:val="left"/>
+      <w:pPr>
+        <w:ind w:left="6480" w:hanging="480"/>
+      </w:pPr>
+    </w:lvl>
+  </w:abstractNum>
+  <w:abstractNum w:abstractNumId="994121">
+    <w:nsid w:val="A994121"/>
+    <w:multiLevelType w:val="multilevel"/>
+    <w:lvl w:ilvl="0">
+      <w:start w:val="21"/>
+      <w:numFmt w:val="decimal"/>
+      <w:lvlText w:val="%1."/>
+      <w:lvlJc w:val="left"/>
+      <w:pPr>
+        <w:ind w:left="720" w:hanging="480"/>
+      </w:pPr>
+    </w:lvl>
+    <w:lvl w:ilvl="1">
+      <w:start w:val="21"/>
+      <w:numFmt w:val="decimal"/>
+      <w:lvlText w:val="%2."/>
+      <w:lvlJc w:val="left"/>
+      <w:pPr>
+        <w:ind w:left="1440" w:hanging="480"/>
+      </w:pPr>
+    </w:lvl>
+    <w:lvl w:ilvl="2">
+      <w:start w:val="21"/>
+      <w:numFmt w:val="decimal"/>
+      <w:lvlText w:val="%3."/>
+      <w:lvlJc w:val="left"/>
+      <w:pPr>
+        <w:ind w:left="2160" w:hanging="480"/>
+      </w:pPr>
+    </w:lvl>
+    <w:lvl w:ilvl="3">
+      <w:start w:val="21"/>
+      <w:numFmt w:val="decimal"/>
+      <w:lvlText w:val="%4."/>
+      <w:lvlJc w:val="left"/>
+      <w:pPr>
+        <w:ind w:left="2880" w:hanging="480"/>
+      </w:pPr>
+    </w:lvl>
+    <w:lvl w:ilvl="4">
+      <w:start w:val="21"/>
+      <w:numFmt w:val="decimal"/>
+      <w:lvlText w:val="%5."/>
+      <w:lvlJc w:val="left"/>
+      <w:pPr>
+        <w:ind w:left="3600" w:hanging="480"/>
+      </w:pPr>
+    </w:lvl>
+    <w:lvl w:ilvl="5">
+      <w:start w:val="21"/>
+      <w:numFmt w:val="decimal"/>
+      <w:lvlText w:val="%6."/>
+      <w:lvlJc w:val="left"/>
+      <w:pPr>
+        <w:ind w:left="4320" w:hanging="480"/>
+      </w:pPr>
+    </w:lvl>
+    <w:lvl w:ilvl="6">
+      <w:start w:val="21"/>
+      <w:numFmt w:val="decimal"/>
+      <w:lvlText w:val="%7."/>
+      <w:lvlJc w:val="left"/>
+      <w:pPr>
+        <w:ind w:left="5040" w:hanging="480"/>
+      </w:pPr>
+    </w:lvl>
+    <w:lvl w:ilvl="7">
+      <w:start w:val="21"/>
+      <w:numFmt w:val="decimal"/>
+      <w:lvlText w:val="%8."/>
+      <w:lvlJc w:val="left"/>
+      <w:pPr>
+        <w:ind w:left="5760" w:hanging="480"/>
+      </w:pPr>
+    </w:lvl>
+    <w:lvl w:ilvl="8">
+      <w:start w:val="21"/>
+      <w:numFmt w:val="decimal"/>
+      <w:lvlText w:val="%9."/>
+      <w:lvlJc w:val="left"/>
+      <w:pPr>
+        <w:ind w:left="6480" w:hanging="480"/>
+      </w:pPr>
+    </w:lvl>
+  </w:abstractNum>
+  <w:abstractNum w:abstractNumId="994122">
+    <w:nsid w:val="A994122"/>
+    <w:multiLevelType w:val="multilevel"/>
+    <w:lvl w:ilvl="0">
+      <w:start w:val="22"/>
+      <w:numFmt w:val="decimal"/>
+      <w:lvlText w:val="%1."/>
+      <w:lvlJc w:val="left"/>
+      <w:pPr>
+        <w:ind w:left="720" w:hanging="480"/>
+      </w:pPr>
+    </w:lvl>
+    <w:lvl w:ilvl="1">
+      <w:start w:val="22"/>
+      <w:numFmt w:val="decimal"/>
+      <w:lvlText w:val="%2."/>
+      <w:lvlJc w:val="left"/>
+      <w:pPr>
+        <w:ind w:left="1440" w:hanging="480"/>
+      </w:pPr>
+    </w:lvl>
+    <w:lvl w:ilvl="2">
+      <w:start w:val="22"/>
+      <w:numFmt w:val="decimal"/>
+      <w:lvlText w:val="%3."/>
+      <w:lvlJc w:val="left"/>
+      <w:pPr>
+        <w:ind w:left="2160" w:hanging="480"/>
+      </w:pPr>
+    </w:lvl>
+    <w:lvl w:ilvl="3">
+      <w:start w:val="22"/>
+      <w:numFmt w:val="decimal"/>
+      <w:lvlText w:val="%4."/>
+      <w:lvlJc w:val="left"/>
+      <w:pPr>
+        <w:ind w:left="2880" w:hanging="480"/>
+      </w:pPr>
+    </w:lvl>
+    <w:lvl w:ilvl="4">
+      <w:start w:val="22"/>
+      <w:numFmt w:val="decimal"/>
+      <w:lvlText w:val="%5."/>
+      <w:lvlJc w:val="left"/>
+      <w:pPr>
+        <w:ind w:left="3600" w:hanging="480"/>
+      </w:pPr>
+    </w:lvl>
+    <w:lvl w:ilvl="5">
+      <w:start w:val="22"/>
+      <w:numFmt w:val="decimal"/>
+      <w:lvlText w:val="%6."/>
+      <w:lvlJc w:val="left"/>
+      <w:pPr>
+        <w:ind w:left="4320" w:hanging="480"/>
+      </w:pPr>
+    </w:lvl>
+    <w:lvl w:ilvl="6">
+      <w:start w:val="22"/>
+      <w:numFmt w:val="decimal"/>
+      <w:lvlText w:val="%7."/>
+      <w:lvlJc w:val="left"/>
+      <w:pPr>
+        <w:ind w:left="5040" w:hanging="480"/>
+      </w:pPr>
+    </w:lvl>
+    <w:lvl w:ilvl="7">
+      <w:start w:val="22"/>
+      <w:numFmt w:val="decimal"/>
+      <w:lvlText w:val="%8."/>
+      <w:lvlJc w:val="left"/>
+      <w:pPr>
+        <w:ind w:left="5760" w:hanging="480"/>
+      </w:pPr>
+    </w:lvl>
+    <w:lvl w:ilvl="8">
+      <w:start w:val="22"/>
+      <w:numFmt w:val="decimal"/>
+      <w:lvlText w:val="%9."/>
+      <w:lvlJc w:val="left"/>
+      <w:pPr>
+        <w:ind w:left="6480" w:hanging="480"/>
+      </w:pPr>
+    </w:lvl>
+  </w:abstractNum>
+  <w:abstractNum w:abstractNumId="994123">
+    <w:nsid w:val="A994123"/>
+    <w:multiLevelType w:val="multilevel"/>
+    <w:lvl w:ilvl="0">
+      <w:start w:val="23"/>
+      <w:numFmt w:val="decimal"/>
+      <w:lvlText w:val="%1."/>
+      <w:lvlJc w:val="left"/>
+      <w:pPr>
+        <w:ind w:left="720" w:hanging="480"/>
+      </w:pPr>
+    </w:lvl>
+    <w:lvl w:ilvl="1">
+      <w:start w:val="23"/>
+      <w:numFmt w:val="decimal"/>
+      <w:lvlText w:val="%2."/>
+      <w:lvlJc w:val="left"/>
+      <w:pPr>
+        <w:ind w:left="1440" w:hanging="480"/>
+      </w:pPr>
+    </w:lvl>
+    <w:lvl w:ilvl="2">
+      <w:start w:val="23"/>
+      <w:numFmt w:val="decimal"/>
+      <w:lvlText w:val="%3."/>
+      <w:lvlJc w:val="left"/>
+      <w:pPr>
+        <w:ind w:left="2160" w:hanging="480"/>
+      </w:pPr>
+    </w:lvl>
+    <w:lvl w:ilvl="3">
+      <w:start w:val="23"/>
+      <w:numFmt w:val="decimal"/>
+      <w:lvlText w:val="%4."/>
+      <w:lvlJc w:val="left"/>
+      <w:pPr>
+        <w:ind w:left="2880" w:hanging="480"/>
+      </w:pPr>
+    </w:lvl>
+    <w:lvl w:ilvl="4">
+      <w:start w:val="23"/>
+      <w:numFmt w:val="decimal"/>
+      <w:lvlText w:val="%5."/>
+      <w:lvlJc w:val="left"/>
+      <w:pPr>
+        <w:ind w:left="3600" w:hanging="480"/>
+      </w:pPr>
+    </w:lvl>
+    <w:lvl w:ilvl="5">
+      <w:start w:val="23"/>
+      <w:numFmt w:val="decimal"/>
+      <w:lvlText w:val="%6."/>
+      <w:lvlJc w:val="left"/>
+      <w:pPr>
+        <w:ind w:left="4320" w:hanging="480"/>
+      </w:pPr>
+    </w:lvl>
+    <w:lvl w:ilvl="6">
+      <w:start w:val="23"/>
+      <w:numFmt w:val="decimal"/>
+      <w:lvlText w:val="%7."/>
+      <w:lvlJc w:val="left"/>
+      <w:pPr>
+        <w:ind w:left="5040" w:hanging="480"/>
+      </w:pPr>
+    </w:lvl>
+    <w:lvl w:ilvl="7">
+      <w:start w:val="23"/>
+      <w:numFmt w:val="decimal"/>
+      <w:lvlText w:val="%8."/>
+      <w:lvlJc w:val="left"/>
+      <w:pPr>
+        <w:ind w:left="5760" w:hanging="480"/>
+      </w:pPr>
+    </w:lvl>
+    <w:lvl w:ilvl="8">
+      <w:start w:val="23"/>
+      <w:numFmt w:val="decimal"/>
+      <w:lvlText w:val="%9."/>
+      <w:lvlJc w:val="left"/>
+      <w:pPr>
+        <w:ind w:left="6480" w:hanging="480"/>
+      </w:pPr>
+    </w:lvl>
+  </w:abstractNum>
+  <w:abstractNum w:abstractNumId="994124">
+    <w:nsid w:val="A994124"/>
+    <w:multiLevelType w:val="multilevel"/>
+    <w:lvl w:ilvl="0">
+      <w:start w:val="24"/>
+      <w:numFmt w:val="decimal"/>
+      <w:lvlText w:val="%1."/>
+      <w:lvlJc w:val="left"/>
+      <w:pPr>
+        <w:ind w:left="720" w:hanging="480"/>
+      </w:pPr>
+    </w:lvl>
+    <w:lvl w:ilvl="1">
+      <w:start w:val="24"/>
+      <w:numFmt w:val="decimal"/>
+      <w:lvlText w:val="%2."/>
+      <w:lvlJc w:val="left"/>
+      <w:pPr>
+        <w:ind w:left="1440" w:hanging="480"/>
+      </w:pPr>
+    </w:lvl>
+    <w:lvl w:ilvl="2">
+      <w:start w:val="24"/>
+      <w:numFmt w:val="decimal"/>
+      <w:lvlText w:val="%3."/>
+      <w:lvlJc w:val="left"/>
+      <w:pPr>
+        <w:ind w:left="2160" w:hanging="480"/>
+      </w:pPr>
+    </w:lvl>
+    <w:lvl w:ilvl="3">
+      <w:start w:val="24"/>
+      <w:numFmt w:val="decimal"/>
+      <w:lvlText w:val="%4."/>
+      <w:lvlJc w:val="left"/>
+      <w:pPr>
+        <w:ind w:left="2880" w:hanging="480"/>
+      </w:pPr>
+    </w:lvl>
+    <w:lvl w:ilvl="4">
+      <w:start w:val="24"/>
+      <w:numFmt w:val="decimal"/>
+      <w:lvlText w:val="%5."/>
+      <w:lvlJc w:val="left"/>
+      <w:pPr>
+        <w:ind w:left="3600" w:hanging="480"/>
+      </w:pPr>
+    </w:lvl>
+    <w:lvl w:ilvl="5">
+      <w:start w:val="24"/>
+      <w:numFmt w:val="decimal"/>
+      <w:lvlText w:val="%6."/>
+      <w:lvlJc w:val="left"/>
+      <w:pPr>
+        <w:ind w:left="4320" w:hanging="480"/>
+      </w:pPr>
+    </w:lvl>
+    <w:lvl w:ilvl="6">
+      <w:start w:val="24"/>
+      <w:numFmt w:val="decimal"/>
+      <w:lvlText w:val="%7."/>
+      <w:lvlJc w:val="left"/>
+      <w:pPr>
+        <w:ind w:left="5040" w:hanging="480"/>
+      </w:pPr>
+    </w:lvl>
+    <w:lvl w:ilvl="7">
+      <w:start w:val="24"/>
+      <w:numFmt w:val="decimal"/>
+      <w:lvlText w:val="%8."/>
+      <w:lvlJc w:val="left"/>
+      <w:pPr>
+        <w:ind w:left="5760" w:hanging="480"/>
+      </w:pPr>
+    </w:lvl>
+    <w:lvl w:ilvl="8">
+      <w:start w:val="24"/>
+      <w:numFmt w:val="decimal"/>
+      <w:lvlText w:val="%9."/>
+      <w:lvlJc w:val="left"/>
+      <w:pPr>
+        <w:ind w:left="6480" w:hanging="480"/>
+      </w:pPr>
+    </w:lvl>
+  </w:abstractNum>
+  <w:abstractNum w:abstractNumId="994125">
+    <w:nsid w:val="A994125"/>
+    <w:multiLevelType w:val="multilevel"/>
+    <w:lvl w:ilvl="0">
+      <w:start w:val="25"/>
+      <w:numFmt w:val="decimal"/>
+      <w:lvlText w:val="%1."/>
+      <w:lvlJc w:val="left"/>
+      <w:pPr>
+        <w:ind w:left="720" w:hanging="480"/>
+      </w:pPr>
+    </w:lvl>
+    <w:lvl w:ilvl="1">
+      <w:start w:val="25"/>
+      <w:numFmt w:val="decimal"/>
+      <w:lvlText w:val="%2."/>
+      <w:lvlJc w:val="left"/>
+      <w:pPr>
+        <w:ind w:left="1440" w:hanging="480"/>
+      </w:pPr>
+    </w:lvl>
+    <w:lvl w:ilvl="2">
+      <w:start w:val="25"/>
+      <w:numFmt w:val="decimal"/>
+      <w:lvlText w:val="%3."/>
+      <w:lvlJc w:val="left"/>
+      <w:pPr>
+        <w:ind w:left="2160" w:hanging="480"/>
+      </w:pPr>
+    </w:lvl>
+    <w:lvl w:ilvl="3">
+      <w:start w:val="25"/>
+      <w:numFmt w:val="decimal"/>
+      <w:lvlText w:val="%4."/>
+      <w:lvlJc w:val="left"/>
+      <w:pPr>
+        <w:ind w:left="2880" w:hanging="480"/>
+      </w:pPr>
+    </w:lvl>
+    <w:lvl w:ilvl="4">
+      <w:start w:val="25"/>
+      <w:numFmt w:val="decimal"/>
+      <w:lvlText w:val="%5."/>
+      <w:lvlJc w:val="left"/>
+      <w:pPr>
+        <w:ind w:left="3600" w:hanging="480"/>
+      </w:pPr>
+    </w:lvl>
+    <w:lvl w:ilvl="5">
+      <w:start w:val="25"/>
+      <w:numFmt w:val="decimal"/>
+      <w:lvlText w:val="%6."/>
+      <w:lvlJc w:val="left"/>
+      <w:pPr>
+        <w:ind w:left="4320" w:hanging="480"/>
+      </w:pPr>
+    </w:lvl>
+    <w:lvl w:ilvl="6">
+      <w:start w:val="25"/>
+      <w:numFmt w:val="decimal"/>
+      <w:lvlText w:val="%7."/>
+      <w:lvlJc w:val="left"/>
+      <w:pPr>
+        <w:ind w:left="5040" w:hanging="480"/>
+      </w:pPr>
+    </w:lvl>
+    <w:lvl w:ilvl="7">
+      <w:start w:val="25"/>
+      <w:numFmt w:val="decimal"/>
+      <w:lvlText w:val="%8."/>
+      <w:lvlJc w:val="left"/>
+      <w:pPr>
+        <w:ind w:left="5760" w:hanging="480"/>
+      </w:pPr>
+    </w:lvl>
+    <w:lvl w:ilvl="8">
+      <w:start w:val="25"/>
+      <w:numFmt w:val="decimal"/>
+      <w:lvlText w:val="%9."/>
+      <w:lvlJc w:val="left"/>
+      <w:pPr>
+        <w:ind w:left="6480" w:hanging="480"/>
+      </w:pPr>
+    </w:lvl>
+  </w:abstractNum>
+  <w:abstractNum w:abstractNumId="994126">
+    <w:nsid w:val="A994126"/>
+    <w:multiLevelType w:val="multilevel"/>
+    <w:lvl w:ilvl="0">
+      <w:start w:val="26"/>
+      <w:numFmt w:val="decimal"/>
+      <w:lvlText w:val="%1."/>
+      <w:lvlJc w:val="left"/>
+      <w:pPr>
+        <w:ind w:left="720" w:hanging="480"/>
+      </w:pPr>
+    </w:lvl>
+    <w:lvl w:ilvl="1">
+      <w:start w:val="26"/>
+      <w:numFmt w:val="decimal"/>
+      <w:lvlText w:val="%2."/>
+      <w:lvlJc w:val="left"/>
+      <w:pPr>
+        <w:ind w:left="1440" w:hanging="480"/>
+      </w:pPr>
+    </w:lvl>
+    <w:lvl w:ilvl="2">
+      <w:start w:val="26"/>
+      <w:numFmt w:val="decimal"/>
+      <w:lvlText w:val="%3."/>
+      <w:lvlJc w:val="left"/>
+      <w:pPr>
+        <w:ind w:left="2160" w:hanging="480"/>
+      </w:pPr>
+    </w:lvl>
+    <w:lvl w:ilvl="3">
+      <w:start w:val="26"/>
+      <w:numFmt w:val="decimal"/>
+      <w:lvlText w:val="%4."/>
+      <w:lvlJc w:val="left"/>
+      <w:pPr>
+        <w:ind w:left="2880" w:hanging="480"/>
+      </w:pPr>
+    </w:lvl>
+    <w:lvl w:ilvl="4">
+      <w:start w:val="26"/>
+      <w:numFmt w:val="decimal"/>
+      <w:lvlText w:val="%5."/>
+      <w:lvlJc w:val="left"/>
+      <w:pPr>
+        <w:ind w:left="3600" w:hanging="480"/>
+      </w:pPr>
+    </w:lvl>
+    <w:lvl w:ilvl="5">
+      <w:start w:val="26"/>
+      <w:numFmt w:val="decimal"/>
+      <w:lvlText w:val="%6."/>
+      <w:lvlJc w:val="left"/>
+      <w:pPr>
+        <w:ind w:left="4320" w:hanging="480"/>
+      </w:pPr>
+    </w:lvl>
+    <w:lvl w:ilvl="6">
+      <w:start w:val="26"/>
+      <w:numFmt w:val="decimal"/>
+      <w:lvlText w:val="%7."/>
+      <w:lvlJc w:val="left"/>
+      <w:pPr>
+        <w:ind w:left="5040" w:hanging="480"/>
+      </w:pPr>
+    </w:lvl>
+    <w:lvl w:ilvl="7">
+      <w:start w:val="26"/>
+      <w:numFmt w:val="decimal"/>
+      <w:lvlText w:val="%8."/>
+      <w:lvlJc w:val="left"/>
+      <w:pPr>
+        <w:ind w:left="5760" w:hanging="480"/>
+      </w:pPr>
+    </w:lvl>
+    <w:lvl w:ilvl="8">
+      <w:start w:val="26"/>
+      <w:numFmt w:val="decimal"/>
+      <w:lvlText w:val="%9."/>
+      <w:lvlJc w:val="left"/>
+      <w:pPr>
+        <w:ind w:left="6480" w:hanging="480"/>
+      </w:pPr>
+    </w:lvl>
+  </w:abstractNum>
+  <w:abstractNum w:abstractNumId="994127">
+    <w:nsid w:val="A994127"/>
+    <w:multiLevelType w:val="multilevel"/>
+    <w:lvl w:ilvl="0">
+      <w:start w:val="27"/>
+      <w:numFmt w:val="decimal"/>
+      <w:lvlText w:val="%1."/>
+      <w:lvlJc w:val="left"/>
+      <w:pPr>
+        <w:ind w:left="720" w:hanging="480"/>
+      </w:pPr>
+    </w:lvl>
+    <w:lvl w:ilvl="1">
+      <w:start w:val="27"/>
+      <w:numFmt w:val="decimal"/>
+      <w:lvlText w:val="%2."/>
+      <w:lvlJc w:val="left"/>
+      <w:pPr>
+        <w:ind w:left="1440" w:hanging="480"/>
+      </w:pPr>
+    </w:lvl>
+    <w:lvl w:ilvl="2">
+      <w:start w:val="27"/>
+      <w:numFmt w:val="decimal"/>
+      <w:lvlText w:val="%3."/>
+      <w:lvlJc w:val="left"/>
+      <w:pPr>
+        <w:ind w:left="2160" w:hanging="480"/>
+      </w:pPr>
+    </w:lvl>
+    <w:lvl w:ilvl="3">
+      <w:start w:val="27"/>
+      <w:numFmt w:val="decimal"/>
+      <w:lvlText w:val="%4."/>
+      <w:lvlJc w:val="left"/>
+      <w:pPr>
+        <w:ind w:left="2880" w:hanging="480"/>
+      </w:pPr>
+    </w:lvl>
+    <w:lvl w:ilvl="4">
+      <w:start w:val="27"/>
+      <w:numFmt w:val="decimal"/>
+      <w:lvlText w:val="%5."/>
+      <w:lvlJc w:val="left"/>
+      <w:pPr>
+        <w:ind w:left="3600" w:hanging="480"/>
+      </w:pPr>
+    </w:lvl>
+    <w:lvl w:ilvl="5">
+      <w:start w:val="27"/>
+      <w:numFmt w:val="decimal"/>
+      <w:lvlText w:val="%6."/>
+      <w:lvlJc w:val="left"/>
+      <w:pPr>
+        <w:ind w:left="4320" w:hanging="480"/>
+      </w:pPr>
+    </w:lvl>
+    <w:lvl w:ilvl="6">
+      <w:start w:val="27"/>
+      <w:numFmt w:val="decimal"/>
+      <w:lvlText w:val="%7."/>
+      <w:lvlJc w:val="left"/>
+      <w:pPr>
+        <w:ind w:left="5040" w:hanging="480"/>
+      </w:pPr>
+    </w:lvl>
+    <w:lvl w:ilvl="7">
+      <w:start w:val="27"/>
+      <w:numFmt w:val="decimal"/>
+      <w:lvlText w:val="%8."/>
+      <w:lvlJc w:val="left"/>
+      <w:pPr>
+        <w:ind w:left="5760" w:hanging="480"/>
+      </w:pPr>
+    </w:lvl>
+    <w:lvl w:ilvl="8">
+      <w:start w:val="27"/>
       <w:numFmt w:val="decimal"/>
       <w:lvlText w:val="%9."/>
       <w:lvlJc w:val="left"/>
@@ -2319,36 +4603,168 @@
     </w:lvlOverride>
   </w:num>
   <w:num w:numId="1002">
-    <w:abstractNumId w:val="99411"/>
-    <w:lvlOverride w:ilvl="0">
-      <w:startOverride w:val="1"/>
-    </w:lvlOverride>
-    <w:lvlOverride w:ilvl="1">
-      <w:startOverride w:val="1"/>
-    </w:lvlOverride>
-    <w:lvlOverride w:ilvl="2">
-      <w:startOverride w:val="1"/>
-    </w:lvlOverride>
-    <w:lvlOverride w:ilvl="3">
-      <w:startOverride w:val="1"/>
-    </w:lvlOverride>
-    <w:lvlOverride w:ilvl="4">
-      <w:startOverride w:val="1"/>
-    </w:lvlOverride>
-    <w:lvlOverride w:ilvl="5">
-      <w:startOverride w:val="1"/>
-    </w:lvlOverride>
-    <w:lvlOverride w:ilvl="6">
-      <w:startOverride w:val="1"/>
-    </w:lvlOverride>
-    <w:lvlOverride w:ilvl="7">
-      <w:startOverride w:val="1"/>
-    </w:lvlOverride>
-    <w:lvlOverride w:ilvl="8">
-      <w:startOverride w:val="1"/>
-    </w:lvlOverride>
+    <w:abstractNumId w:val="991"/>
   </w:num>
   <w:num w:numId="1003">
+    <w:abstractNumId w:val="99415"/>
+    <w:lvlOverride w:ilvl="0">
+      <w:startOverride w:val="5"/>
+    </w:lvlOverride>
+    <w:lvlOverride w:ilvl="1">
+      <w:startOverride w:val="5"/>
+    </w:lvlOverride>
+    <w:lvlOverride w:ilvl="2">
+      <w:startOverride w:val="5"/>
+    </w:lvlOverride>
+    <w:lvlOverride w:ilvl="3">
+      <w:startOverride w:val="5"/>
+    </w:lvlOverride>
+    <w:lvlOverride w:ilvl="4">
+      <w:startOverride w:val="5"/>
+    </w:lvlOverride>
+    <w:lvlOverride w:ilvl="5">
+      <w:startOverride w:val="5"/>
+    </w:lvlOverride>
+    <w:lvlOverride w:ilvl="6">
+      <w:startOverride w:val="5"/>
+    </w:lvlOverride>
+    <w:lvlOverride w:ilvl="7">
+      <w:startOverride w:val="5"/>
+    </w:lvlOverride>
+    <w:lvlOverride w:ilvl="8">
+      <w:startOverride w:val="5"/>
+    </w:lvlOverride>
+  </w:num>
+  <w:num w:numId="1004">
+    <w:abstractNumId w:val="99417"/>
+    <w:lvlOverride w:ilvl="0">
+      <w:startOverride w:val="7"/>
+    </w:lvlOverride>
+    <w:lvlOverride w:ilvl="1">
+      <w:startOverride w:val="7"/>
+    </w:lvlOverride>
+    <w:lvlOverride w:ilvl="2">
+      <w:startOverride w:val="7"/>
+    </w:lvlOverride>
+    <w:lvlOverride w:ilvl="3">
+      <w:startOverride w:val="7"/>
+    </w:lvlOverride>
+    <w:lvlOverride w:ilvl="4">
+      <w:startOverride w:val="7"/>
+    </w:lvlOverride>
+    <w:lvlOverride w:ilvl="5">
+      <w:startOverride w:val="7"/>
+    </w:lvlOverride>
+    <w:lvlOverride w:ilvl="6">
+      <w:startOverride w:val="7"/>
+    </w:lvlOverride>
+    <w:lvlOverride w:ilvl="7">
+      <w:startOverride w:val="7"/>
+    </w:lvlOverride>
+    <w:lvlOverride w:ilvl="8">
+      <w:startOverride w:val="7"/>
+    </w:lvlOverride>
+  </w:num>
+  <w:num w:numId="1005">
+    <w:abstractNumId w:val="99419"/>
+    <w:lvlOverride w:ilvl="0">
+      <w:startOverride w:val="9"/>
+    </w:lvlOverride>
+    <w:lvlOverride w:ilvl="1">
+      <w:startOverride w:val="9"/>
+    </w:lvlOverride>
+    <w:lvlOverride w:ilvl="2">
+      <w:startOverride w:val="9"/>
+    </w:lvlOverride>
+    <w:lvlOverride w:ilvl="3">
+      <w:startOverride w:val="9"/>
+    </w:lvlOverride>
+    <w:lvlOverride w:ilvl="4">
+      <w:startOverride w:val="9"/>
+    </w:lvlOverride>
+    <w:lvlOverride w:ilvl="5">
+      <w:startOverride w:val="9"/>
+    </w:lvlOverride>
+    <w:lvlOverride w:ilvl="6">
+      <w:startOverride w:val="9"/>
+    </w:lvlOverride>
+    <w:lvlOverride w:ilvl="7">
+      <w:startOverride w:val="9"/>
+    </w:lvlOverride>
+    <w:lvlOverride w:ilvl="8">
+      <w:startOverride w:val="9"/>
+    </w:lvlOverride>
+  </w:num>
+  <w:num w:numId="1006">
+    <w:abstractNumId w:val="991"/>
+  </w:num>
+  <w:num w:numId="1007">
+    <w:abstractNumId w:val="994110"/>
+    <w:lvlOverride w:ilvl="0">
+      <w:startOverride w:val="10"/>
+    </w:lvlOverride>
+    <w:lvlOverride w:ilvl="1">
+      <w:startOverride w:val="10"/>
+    </w:lvlOverride>
+    <w:lvlOverride w:ilvl="2">
+      <w:startOverride w:val="10"/>
+    </w:lvlOverride>
+    <w:lvlOverride w:ilvl="3">
+      <w:startOverride w:val="10"/>
+    </w:lvlOverride>
+    <w:lvlOverride w:ilvl="4">
+      <w:startOverride w:val="10"/>
+    </w:lvlOverride>
+    <w:lvlOverride w:ilvl="5">
+      <w:startOverride w:val="10"/>
+    </w:lvlOverride>
+    <w:lvlOverride w:ilvl="6">
+      <w:startOverride w:val="10"/>
+    </w:lvlOverride>
+    <w:lvlOverride w:ilvl="7">
+      <w:startOverride w:val="10"/>
+    </w:lvlOverride>
+    <w:lvlOverride w:ilvl="8">
+      <w:startOverride w:val="10"/>
+    </w:lvlOverride>
+  </w:num>
+  <w:num w:numId="1008">
+    <w:abstractNumId w:val="991"/>
+  </w:num>
+  <w:num w:numId="1009">
+    <w:abstractNumId w:val="994111"/>
+    <w:lvlOverride w:ilvl="0">
+      <w:startOverride w:val="11"/>
+    </w:lvlOverride>
+    <w:lvlOverride w:ilvl="1">
+      <w:startOverride w:val="11"/>
+    </w:lvlOverride>
+    <w:lvlOverride w:ilvl="2">
+      <w:startOverride w:val="11"/>
+    </w:lvlOverride>
+    <w:lvlOverride w:ilvl="3">
+      <w:startOverride w:val="11"/>
+    </w:lvlOverride>
+    <w:lvlOverride w:ilvl="4">
+      <w:startOverride w:val="11"/>
+    </w:lvlOverride>
+    <w:lvlOverride w:ilvl="5">
+      <w:startOverride w:val="11"/>
+    </w:lvlOverride>
+    <w:lvlOverride w:ilvl="6">
+      <w:startOverride w:val="11"/>
+    </w:lvlOverride>
+    <w:lvlOverride w:ilvl="7">
+      <w:startOverride w:val="11"/>
+    </w:lvlOverride>
+    <w:lvlOverride w:ilvl="8">
+      <w:startOverride w:val="11"/>
+    </w:lvlOverride>
+  </w:num>
+  <w:num w:numId="1010">
+    <w:abstractNumId w:val="991"/>
+  </w:num>
+  <w:num w:numId="1011">
     <w:abstractNumId w:val="994112"/>
     <w:lvlOverride w:ilvl="0">
       <w:startOverride w:val="12"/>
@@ -2378,7 +4794,37 @@
       <w:startOverride w:val="12"/>
     </w:lvlOverride>
   </w:num>
-  <w:num w:numId="1004">
+  <w:num w:numId="1012">
+    <w:abstractNumId w:val="994113"/>
+    <w:lvlOverride w:ilvl="0">
+      <w:startOverride w:val="13"/>
+    </w:lvlOverride>
+    <w:lvlOverride w:ilvl="1">
+      <w:startOverride w:val="13"/>
+    </w:lvlOverride>
+    <w:lvlOverride w:ilvl="2">
+      <w:startOverride w:val="13"/>
+    </w:lvlOverride>
+    <w:lvlOverride w:ilvl="3">
+      <w:startOverride w:val="13"/>
+    </w:lvlOverride>
+    <w:lvlOverride w:ilvl="4">
+      <w:startOverride w:val="13"/>
+    </w:lvlOverride>
+    <w:lvlOverride w:ilvl="5">
+      <w:startOverride w:val="13"/>
+    </w:lvlOverride>
+    <w:lvlOverride w:ilvl="6">
+      <w:startOverride w:val="13"/>
+    </w:lvlOverride>
+    <w:lvlOverride w:ilvl="7">
+      <w:startOverride w:val="13"/>
+    </w:lvlOverride>
+    <w:lvlOverride w:ilvl="8">
+      <w:startOverride w:val="13"/>
+    </w:lvlOverride>
+  </w:num>
+  <w:num w:numId="1013">
     <w:abstractNumId w:val="994114"/>
     <w:lvlOverride w:ilvl="0">
       <w:startOverride w:val="14"/>
@@ -2408,35 +4854,398 @@
       <w:startOverride w:val="14"/>
     </w:lvlOverride>
   </w:num>
-  <w:num w:numId="1005">
-    <w:abstractNumId w:val="99411"/>
+  <w:num w:numId="1014">
+    <w:abstractNumId w:val="994115"/>
     <w:lvlOverride w:ilvl="0">
-      <w:startOverride w:val="1"/>
+      <w:startOverride w:val="15"/>
     </w:lvlOverride>
     <w:lvlOverride w:ilvl="1">
-      <w:startOverride w:val="1"/>
+      <w:startOverride w:val="15"/>
     </w:lvlOverride>
     <w:lvlOverride w:ilvl="2">
-      <w:startOverride w:val="1"/>
+      <w:startOverride w:val="15"/>
     </w:lvlOverride>
     <w:lvlOverride w:ilvl="3">
-      <w:startOverride w:val="1"/>
+      <w:startOverride w:val="15"/>
     </w:lvlOverride>
     <w:lvlOverride w:ilvl="4">
-      <w:startOverride w:val="1"/>
+      <w:startOverride w:val="15"/>
     </w:lvlOverride>
     <w:lvlOverride w:ilvl="5">
-      <w:startOverride w:val="1"/>
+      <w:startOverride w:val="15"/>
     </w:lvlOverride>
     <w:lvlOverride w:ilvl="6">
-      <w:startOverride w:val="1"/>
+      <w:startOverride w:val="15"/>
     </w:lvlOverride>
     <w:lvlOverride w:ilvl="7">
-      <w:startOverride w:val="1"/>
+      <w:startOverride w:val="15"/>
     </w:lvlOverride>
     <w:lvlOverride w:ilvl="8">
-      <w:startOverride w:val="1"/>
-    </w:lvlOverride>
+      <w:startOverride w:val="15"/>
+    </w:lvlOverride>
+  </w:num>
+  <w:num w:numId="1015">
+    <w:abstractNumId w:val="994116"/>
+    <w:lvlOverride w:ilvl="0">
+      <w:startOverride w:val="16"/>
+    </w:lvlOverride>
+    <w:lvlOverride w:ilvl="1">
+      <w:startOverride w:val="16"/>
+    </w:lvlOverride>
+    <w:lvlOverride w:ilvl="2">
+      <w:startOverride w:val="16"/>
+    </w:lvlOverride>
+    <w:lvlOverride w:ilvl="3">
+      <w:startOverride w:val="16"/>
+    </w:lvlOverride>
+    <w:lvlOverride w:ilvl="4">
+      <w:startOverride w:val="16"/>
+    </w:lvlOverride>
+    <w:lvlOverride w:ilvl="5">
+      <w:startOverride w:val="16"/>
+    </w:lvlOverride>
+    <w:lvlOverride w:ilvl="6">
+      <w:startOverride w:val="16"/>
+    </w:lvlOverride>
+    <w:lvlOverride w:ilvl="7">
+      <w:startOverride w:val="16"/>
+    </w:lvlOverride>
+    <w:lvlOverride w:ilvl="8">
+      <w:startOverride w:val="16"/>
+    </w:lvlOverride>
+  </w:num>
+  <w:num w:numId="1016">
+    <w:abstractNumId w:val="994117"/>
+    <w:lvlOverride w:ilvl="0">
+      <w:startOverride w:val="17"/>
+    </w:lvlOverride>
+    <w:lvlOverride w:ilvl="1">
+      <w:startOverride w:val="17"/>
+    </w:lvlOverride>
+    <w:lvlOverride w:ilvl="2">
+      <w:startOverride w:val="17"/>
+    </w:lvlOverride>
+    <w:lvlOverride w:ilvl="3">
+      <w:startOverride w:val="17"/>
+    </w:lvlOverride>
+    <w:lvlOverride w:ilvl="4">
+      <w:startOverride w:val="17"/>
+    </w:lvlOverride>
+    <w:lvlOverride w:ilvl="5">
+      <w:startOverride w:val="17"/>
+    </w:lvlOverride>
+    <w:lvlOverride w:ilvl="6">
+      <w:startOverride w:val="17"/>
+    </w:lvlOverride>
+    <w:lvlOverride w:ilvl="7">
+      <w:startOverride w:val="17"/>
+    </w:lvlOverride>
+    <w:lvlOverride w:ilvl="8">
+      <w:startOverride w:val="17"/>
+    </w:lvlOverride>
+  </w:num>
+  <w:num w:numId="1017">
+    <w:abstractNumId w:val="994118"/>
+    <w:lvlOverride w:ilvl="0">
+      <w:startOverride w:val="18"/>
+    </w:lvlOverride>
+    <w:lvlOverride w:ilvl="1">
+      <w:startOverride w:val="18"/>
+    </w:lvlOverride>
+    <w:lvlOverride w:ilvl="2">
+      <w:startOverride w:val="18"/>
+    </w:lvlOverride>
+    <w:lvlOverride w:ilvl="3">
+      <w:startOverride w:val="18"/>
+    </w:lvlOverride>
+    <w:lvlOverride w:ilvl="4">
+      <w:startOverride w:val="18"/>
+    </w:lvlOverride>
+    <w:lvlOverride w:ilvl="5">
+      <w:startOverride w:val="18"/>
+    </w:lvlOverride>
+    <w:lvlOverride w:ilvl="6">
+      <w:startOverride w:val="18"/>
+    </w:lvlOverride>
+    <w:lvlOverride w:ilvl="7">
+      <w:startOverride w:val="18"/>
+    </w:lvlOverride>
+    <w:lvlOverride w:ilvl="8">
+      <w:startOverride w:val="18"/>
+    </w:lvlOverride>
+  </w:num>
+  <w:num w:numId="1018">
+    <w:abstractNumId w:val="994119"/>
+    <w:lvlOverride w:ilvl="0">
+      <w:startOverride w:val="19"/>
+    </w:lvlOverride>
+    <w:lvlOverride w:ilvl="1">
+      <w:startOverride w:val="19"/>
+    </w:lvlOverride>
+    <w:lvlOverride w:ilvl="2">
+      <w:startOverride w:val="19"/>
+    </w:lvlOverride>
+    <w:lvlOverride w:ilvl="3">
+      <w:startOverride w:val="19"/>
+    </w:lvlOverride>
+    <w:lvlOverride w:ilvl="4">
+      <w:startOverride w:val="19"/>
+    </w:lvlOverride>
+    <w:lvlOverride w:ilvl="5">
+      <w:startOverride w:val="19"/>
+    </w:lvlOverride>
+    <w:lvlOverride w:ilvl="6">
+      <w:startOverride w:val="19"/>
+    </w:lvlOverride>
+    <w:lvlOverride w:ilvl="7">
+      <w:startOverride w:val="19"/>
+    </w:lvlOverride>
+    <w:lvlOverride w:ilvl="8">
+      <w:startOverride w:val="19"/>
+    </w:lvlOverride>
+  </w:num>
+  <w:num w:numId="1019">
+    <w:abstractNumId w:val="994120"/>
+    <w:lvlOverride w:ilvl="0">
+      <w:startOverride w:val="20"/>
+    </w:lvlOverride>
+    <w:lvlOverride w:ilvl="1">
+      <w:startOverride w:val="20"/>
+    </w:lvlOverride>
+    <w:lvlOverride w:ilvl="2">
+      <w:startOverride w:val="20"/>
+    </w:lvlOverride>
+    <w:lvlOverride w:ilvl="3">
+      <w:startOverride w:val="20"/>
+    </w:lvlOverride>
+    <w:lvlOverride w:ilvl="4">
+      <w:startOverride w:val="20"/>
+    </w:lvlOverride>
+    <w:lvlOverride w:ilvl="5">
+      <w:startOverride w:val="20"/>
+    </w:lvlOverride>
+    <w:lvlOverride w:ilvl="6">
+      <w:startOverride w:val="20"/>
+    </w:lvlOverride>
+    <w:lvlOverride w:ilvl="7">
+      <w:startOverride w:val="20"/>
+    </w:lvlOverride>
+    <w:lvlOverride w:ilvl="8">
+      <w:startOverride w:val="20"/>
+    </w:lvlOverride>
+  </w:num>
+  <w:num w:numId="1020">
+    <w:abstractNumId w:val="994121"/>
+    <w:lvlOverride w:ilvl="0">
+      <w:startOverride w:val="21"/>
+    </w:lvlOverride>
+    <w:lvlOverride w:ilvl="1">
+      <w:startOverride w:val="21"/>
+    </w:lvlOverride>
+    <w:lvlOverride w:ilvl="2">
+      <w:startOverride w:val="21"/>
+    </w:lvlOverride>
+    <w:lvlOverride w:ilvl="3">
+      <w:startOverride w:val="21"/>
+    </w:lvlOverride>
+    <w:lvlOverride w:ilvl="4">
+      <w:startOverride w:val="21"/>
+    </w:lvlOverride>
+    <w:lvlOverride w:ilvl="5">
+      <w:startOverride w:val="21"/>
+    </w:lvlOverride>
+    <w:lvlOverride w:ilvl="6">
+      <w:startOverride w:val="21"/>
+    </w:lvlOverride>
+    <w:lvlOverride w:ilvl="7">
+      <w:startOverride w:val="21"/>
+    </w:lvlOverride>
+    <w:lvlOverride w:ilvl="8">
+      <w:startOverride w:val="21"/>
+    </w:lvlOverride>
+  </w:num>
+  <w:num w:numId="1021">
+    <w:abstractNumId w:val="994122"/>
+    <w:lvlOverride w:ilvl="0">
+      <w:startOverride w:val="22"/>
+    </w:lvlOverride>
+    <w:lvlOverride w:ilvl="1">
+      <w:startOverride w:val="22"/>
+    </w:lvlOverride>
+    <w:lvlOverride w:ilvl="2">
+      <w:startOverride w:val="22"/>
+    </w:lvlOverride>
+    <w:lvlOverride w:ilvl="3">
+      <w:startOverride w:val="22"/>
+    </w:lvlOverride>
+    <w:lvlOverride w:ilvl="4">
+      <w:startOverride w:val="22"/>
+    </w:lvlOverride>
+    <w:lvlOverride w:ilvl="5">
+      <w:startOverride w:val="22"/>
+    </w:lvlOverride>
+    <w:lvlOverride w:ilvl="6">
+      <w:startOverride w:val="22"/>
+    </w:lvlOverride>
+    <w:lvlOverride w:ilvl="7">
+      <w:startOverride w:val="22"/>
+    </w:lvlOverride>
+    <w:lvlOverride w:ilvl="8">
+      <w:startOverride w:val="22"/>
+    </w:lvlOverride>
+  </w:num>
+  <w:num w:numId="1022">
+    <w:abstractNumId w:val="994123"/>
+    <w:lvlOverride w:ilvl="0">
+      <w:startOverride w:val="23"/>
+    </w:lvlOverride>
+    <w:lvlOverride w:ilvl="1">
+      <w:startOverride w:val="23"/>
+    </w:lvlOverride>
+    <w:lvlOverride w:ilvl="2">
+      <w:startOverride w:val="23"/>
+    </w:lvlOverride>
+    <w:lvlOverride w:ilvl="3">
+      <w:startOverride w:val="23"/>
+    </w:lvlOverride>
+    <w:lvlOverride w:ilvl="4">
+      <w:startOverride w:val="23"/>
+    </w:lvlOverride>
+    <w:lvlOverride w:ilvl="5">
+      <w:startOverride w:val="23"/>
+    </w:lvlOverride>
+    <w:lvlOverride w:ilvl="6">
+      <w:startOverride w:val="23"/>
+    </w:lvlOverride>
+    <w:lvlOverride w:ilvl="7">
+      <w:startOverride w:val="23"/>
+    </w:lvlOverride>
+    <w:lvlOverride w:ilvl="8">
+      <w:startOverride w:val="23"/>
+    </w:lvlOverride>
+  </w:num>
+  <w:num w:numId="1023">
+    <w:abstractNumId w:val="994124"/>
+    <w:lvlOverride w:ilvl="0">
+      <w:startOverride w:val="24"/>
+    </w:lvlOverride>
+    <w:lvlOverride w:ilvl="1">
+      <w:startOverride w:val="24"/>
+    </w:lvlOverride>
+    <w:lvlOverride w:ilvl="2">
+      <w:startOverride w:val="24"/>
+    </w:lvlOverride>
+    <w:lvlOverride w:ilvl="3">
+      <w:startOverride w:val="24"/>
+    </w:lvlOverride>
+    <w:lvlOverride w:ilvl="4">
+      <w:startOverride w:val="24"/>
+    </w:lvlOverride>
+    <w:lvlOverride w:ilvl="5">
+      <w:startOverride w:val="24"/>
+    </w:lvlOverride>
+    <w:lvlOverride w:ilvl="6">
+      <w:startOverride w:val="24"/>
+    </w:lvlOverride>
+    <w:lvlOverride w:ilvl="7">
+      <w:startOverride w:val="24"/>
+    </w:lvlOverride>
+    <w:lvlOverride w:ilvl="8">
+      <w:startOverride w:val="24"/>
+    </w:lvlOverride>
+  </w:num>
+  <w:num w:numId="1024">
+    <w:abstractNumId w:val="994125"/>
+    <w:lvlOverride w:ilvl="0">
+      <w:startOverride w:val="25"/>
+    </w:lvlOverride>
+    <w:lvlOverride w:ilvl="1">
+      <w:startOverride w:val="25"/>
+    </w:lvlOverride>
+    <w:lvlOverride w:ilvl="2">
+      <w:startOverride w:val="25"/>
+    </w:lvlOverride>
+    <w:lvlOverride w:ilvl="3">
+      <w:startOverride w:val="25"/>
+    </w:lvlOverride>
+    <w:lvlOverride w:ilvl="4">
+      <w:startOverride w:val="25"/>
+    </w:lvlOverride>
+    <w:lvlOverride w:ilvl="5">
+      <w:startOverride w:val="25"/>
+    </w:lvlOverride>
+    <w:lvlOverride w:ilvl="6">
+      <w:startOverride w:val="25"/>
+    </w:lvlOverride>
+    <w:lvlOverride w:ilvl="7">
+      <w:startOverride w:val="25"/>
+    </w:lvlOverride>
+    <w:lvlOverride w:ilvl="8">
+      <w:startOverride w:val="25"/>
+    </w:lvlOverride>
+  </w:num>
+  <w:num w:numId="1025">
+    <w:abstractNumId w:val="994126"/>
+    <w:lvlOverride w:ilvl="0">
+      <w:startOverride w:val="26"/>
+    </w:lvlOverride>
+    <w:lvlOverride w:ilvl="1">
+      <w:startOverride w:val="26"/>
+    </w:lvlOverride>
+    <w:lvlOverride w:ilvl="2">
+      <w:startOverride w:val="26"/>
+    </w:lvlOverride>
+    <w:lvlOverride w:ilvl="3">
+      <w:startOverride w:val="26"/>
+    </w:lvlOverride>
+    <w:lvlOverride w:ilvl="4">
+      <w:startOverride w:val="26"/>
+    </w:lvlOverride>
+    <w:lvlOverride w:ilvl="5">
+      <w:startOverride w:val="26"/>
+    </w:lvlOverride>
+    <w:lvlOverride w:ilvl="6">
+      <w:startOverride w:val="26"/>
+    </w:lvlOverride>
+    <w:lvlOverride w:ilvl="7">
+      <w:startOverride w:val="26"/>
+    </w:lvlOverride>
+    <w:lvlOverride w:ilvl="8">
+      <w:startOverride w:val="26"/>
+    </w:lvlOverride>
+  </w:num>
+  <w:num w:numId="1026">
+    <w:abstractNumId w:val="994127"/>
+    <w:lvlOverride w:ilvl="0">
+      <w:startOverride w:val="27"/>
+    </w:lvlOverride>
+    <w:lvlOverride w:ilvl="1">
+      <w:startOverride w:val="27"/>
+    </w:lvlOverride>
+    <w:lvlOverride w:ilvl="2">
+      <w:startOverride w:val="27"/>
+    </w:lvlOverride>
+    <w:lvlOverride w:ilvl="3">
+      <w:startOverride w:val="27"/>
+    </w:lvlOverride>
+    <w:lvlOverride w:ilvl="4">
+      <w:startOverride w:val="27"/>
+    </w:lvlOverride>
+    <w:lvlOverride w:ilvl="5">
+      <w:startOverride w:val="27"/>
+    </w:lvlOverride>
+    <w:lvlOverride w:ilvl="6">
+      <w:startOverride w:val="27"/>
+    </w:lvlOverride>
+    <w:lvlOverride w:ilvl="7">
+      <w:startOverride w:val="27"/>
+    </w:lvlOverride>
+    <w:lvlOverride w:ilvl="8">
+      <w:startOverride w:val="27"/>
+    </w:lvlOverride>
+  </w:num>
+  <w:num w:numId="1027">
+    <w:abstractNumId w:val="991"/>
   </w:num>
 </w:numbering>
 </file>
